--- a/docs/maintenance/AI开发项目_项目说明文档.docx
+++ b/docs/maintenance/AI开发项目_项目说明文档.docx
@@ -2336,6 +2336,119 @@
       </w:pPr>
       <w:r>
         <w:t>功能测试执行独立元素、同素材 iOS 回退、接听/拒接停止、关闭声音不创建音频、离线缓存和旧纯音禁止规则；隔离提交环境完整回归 128/128 个测试文件、282/282 项断言通过。实际听感仍需原问题手机验收。</w:t>
+      </w:r>
+    </w:p>
+    <w:p/>
+    <w:p>
+      <w:pPr>
+        <w:pStyle w:val="Heading1"/>
+      </w:pPr>
+      <w:r>
+        <w:t>v811 · AI 内置图片能力下线（2026-08-06）</w:t>
+      </w:r>
+    </w:p>
+    <w:p>
+      <w:pPr>
+        <w:pStyle w:val="Heading2"/>
+      </w:pPr>
+      <w:r>
+        <w:t>需求、根因与影响范围</w:t>
+      </w:r>
+    </w:p>
+    <w:p>
+      <w:pPr>
+        <w:pStyle w:val="ListBullet"/>
+      </w:pPr>
+      <w:r>
+        <w:t>需求：移除小手机 AI 账户中与内置图片有关的后台部署说明、图片套餐、启用开关、测试生成按钮和使用说明，不再向用户开放小手机自营图片生成能力。</w:t>
+      </w:r>
+    </w:p>
+    <w:p>
+      <w:pPr>
+        <w:pStyle w:val="ListBullet"/>
+      </w:pPr>
+      <w:r>
+        <w:t>根因：原功能同时存在于 AI 账户界面、浏览器持久状态和 phone-ai 后台计费动作中。只隐藏页面入口无法阻止已经缓存旧页面或保留旧开关状态的用户继续请求后台，因此必须同时关闭入口、状态读取和服务端计费端点。</w:t>
+      </w:r>
+    </w:p>
+    <w:p>
+      <w:pPr>
+        <w:pStyle w:val="ListBullet"/>
+      </w:pPr>
+      <w:r>
+        <w:t>影响文件集中在 ai-account.js、app.js、supabase/functions/phone-ai/index.ts、AI_BACKEND_SETUP.md、发布入口/缓存版本以及相应测试；没有重构聊天、电话、音乐、角色记忆等无关模块。</w:t>
+      </w:r>
+    </w:p>
+    <w:p>
+      <w:pPr>
+        <w:pStyle w:val="Heading2"/>
+      </w:pPr>
+      <w:r>
+        <w:t>修改方案与兼容边界</w:t>
+      </w:r>
+    </w:p>
+    <w:p>
+      <w:pPr>
+        <w:pStyle w:val="ListBullet"/>
+      </w:pPr>
+      <w:r>
+        <w:t>AI 账户删除“启用图片生成”、内置生图测试、图片套餐、购买与扣费说明及内置图片操作状态；历史本地 aiImage.enabled 不再作为可用路由。</w:t>
+      </w:r>
+    </w:p>
+    <w:p>
+      <w:pPr>
+        <w:pStyle w:val="ListBullet"/>
+      </w:pPr>
+      <w:r>
+        <w:t>前端图片生成只保留“设置 → AI真图”的外部平台线路，并明确费用由外部平台结算；角色识图/图片理解、付款凭证截图上传、普通聊天发图均继续保留。</w:t>
+      </w:r>
+    </w:p>
+    <w:p>
+      <w:pPr>
+        <w:pStyle w:val="ListBullet"/>
+      </w:pPr>
+      <w:r>
+        <w:t>phone-ai 后台移除图片模型、备用图片路由、图片能力声明和新图片扣费流程；旧客户端请求 action=image 时在任何账户扣费前直接返回 HTTP 410 / image-feature-retired。</w:t>
+      </w:r>
+    </w:p>
+    <w:p>
+      <w:pPr>
+        <w:pStyle w:val="ListBullet"/>
+      </w:pPr>
+      <w:r>
+        <w:t>历史账单中的“生图”项目继续可见，旧版本已经产生且未完成的图片挂单仍可由既有超时恢复逻辑退款；不删除财务历史，也不重新启用新图片订单。</w:t>
+      </w:r>
+    </w:p>
+    <w:p>
+      <w:pPr>
+        <w:pStyle w:val="ListBullet"/>
+      </w:pPr>
+      <w:r>
+        <w:t>发布版本提升为 v811，Service Worker 缓存提升为 north-shell-v811，避免旧缓存继续显示已下线入口。</w:t>
+      </w:r>
+    </w:p>
+    <w:p>
+      <w:pPr>
+        <w:pStyle w:val="Heading2"/>
+      </w:pPr>
+      <w:r>
+        <w:t>验证</w:t>
+      </w:r>
+    </w:p>
+    <w:p>
+      <w:pPr>
+        <w:pStyle w:val="ListBullet"/>
+      </w:pPr>
+      <w:r>
+        <w:t>专项测试覆盖：AI 账户无图片开关/套餐/说明/生成按钮，外部 AI真图仍可使用，付款截图仍可上传，后台 action=image 在扣费前返回 410，旧图片挂单退款逻辑仍保留。</w:t>
+      </w:r>
+    </w:p>
+    <w:p>
+      <w:pPr>
+        <w:pStyle w:val="ListBullet"/>
+      </w:pPr>
+      <w:r>
+        <w:t>app.js 与 ai-account.js 语法检查通过；隔离工作树完整回归 128/128 个测试文件、282/282 项断言通过。</w:t>
       </w:r>
     </w:p>
     <w:sectPr>

--- a/docs/maintenance/AI开发项目_项目说明文档.docx
+++ b/docs/maintenance/AI开发项目_项目说明文档.docx
@@ -2449,6 +2449,179 @@
       </w:pPr>
       <w:r>
         <w:t>app.js 与 ai-account.js 语法检查通过；隔离工作树完整回归 128/128 个测试文件、282/282 项断言通过。</w:t>
+      </w:r>
+    </w:p>
+    <w:p>
+      <w:r>
+        <w:br w:type="page"/>
+      </w:r>
+    </w:p>
+    <w:p>
+      <w:pPr>
+        <w:pStyle w:val="Heading1"/>
+      </w:pPr>
+      <w:r>
+        <w:t>v812 · 微信自主自然模式与电子宠物扩充（2026-08-06）</w:t>
+      </w:r>
+    </w:p>
+    <w:p>
+      <w:pPr>
+        <w:pStyle w:val="Heading2"/>
+      </w:pPr>
+      <w:r>
+        <w:t>历史版本对比与根因确认</w:t>
+      </w:r>
+    </w:p>
+    <w:p>
+      <w:pPr>
+        <w:pStyle w:val="ListBullet"/>
+      </w:pPr>
+      <w:r>
+        <w:t>对比 2026-07-07 04:34 的 c18e61a、2026-07-07 21:38 的 c76a5d8、2026-07-08 的 20ffa4a 与当前版本。7 月 7 日凌晨的线上微信 buildSystem 约 26232 字符、aiReply 约 15611 字符，尚无亲密度阶段、行为规划器、持续情绪状态、猜疑系统和关系强制策略。</w:t>
+      </w:r>
+    </w:p>
+    <w:p>
+      <w:pPr>
+        <w:pStyle w:val="ListBullet"/>
+      </w:pPr>
+      <w:r>
+        <w:t>c76a5d8 首次加入隐藏亲密度阶段；7 月 11 日以后又加入行为规划、持续情绪与强制改写；7 月 29 日加入猜疑和极端关系策略。当前稳定模式生成链规模约为旧版的 1.5 至 1.9 倍，多套系统同时规定情绪、亲密度、活动和电话后反应，是线上显得程序化而线下仍自然的主要原因。</w:t>
+      </w:r>
+    </w:p>
+    <w:p>
+      <w:pPr>
+        <w:pStyle w:val="ListBullet"/>
+      </w:pPr>
+      <w:r>
+        <w:t>本轮没有整版回退。整版回退会丢失后来增加的锁软件、主动来电、记忆、图片、电话和其他稳定功能；采用现有“微信自然模式（测试）”作为隔离边界，仅在该开关开启时恢复接近 7 月 8 日前的自主生成方式。</w:t>
+      </w:r>
+    </w:p>
+    <w:p>
+      <w:pPr>
+        <w:pStyle w:val="Heading2"/>
+      </w:pPr>
+      <w:r>
+        <w:t>微信自然模式（测试）修改方案与边界</w:t>
+      </w:r>
+    </w:p>
+    <w:p>
+      <w:pPr>
+        <w:pStyle w:val="ListBullet"/>
+      </w:pPr>
+      <w:r>
+        <w:t>测试模式不再向线上回复注入亲密度/好感阶段、心情值、当前心情、情绪余温、记仇本压力、猜疑与极端关系策略、行为/权力规划、系统安排的当前活动，也不再运行对应的回复后强制改写和状态增减。稳定模式保持原逻辑。</w:t>
+      </w:r>
+    </w:p>
+    <w:p>
+      <w:pPr>
+        <w:pStyle w:val="ListBullet"/>
+      </w:pPr>
+      <w:r>
+        <w:t>普通聊天只载入人设、真实历史、时间、必要记忆和基础微信格式；锁软件、任务、钱包、社交、资料、游戏、购物、放映室等能力规则仅在本轮明确聊到相关功能时恢复。兜底模型可以恢复能力说明，但绝不能恢复心情或关系控制器。</w:t>
+      </w:r>
+    </w:p>
+    <w:p>
+      <w:pPr>
+        <w:pStyle w:val="ListBullet"/>
+      </w:pPr>
+      <w:r>
+        <w:t>拒接、未接和挂断电话只把真实事件以 system 事实写入历史，不再规定角色必须委屈、质问、回拨或发消息。角色可自行发微信、主动回拨语音/视频，或只输出隐藏的 [保持安静]；角色主动来电概率与来电执行链保持不变。</w:t>
+      </w:r>
+    </w:p>
+    <w:p>
+      <w:pPr>
+        <w:pStyle w:val="ListBullet"/>
+      </w:pPr>
+      <w:r>
+        <w:t>英文名、外文名和昵称只要已由人设、资料、记忆或双方称呼建立，就允许自然出现；“忆北的小手机”仍按设备名处理，不能仅凭设备名称把忆北/North猜成玩家名。</w:t>
+      </w:r>
+    </w:p>
+    <w:p>
+      <w:pPr>
+        <w:pStyle w:val="ListBullet"/>
+      </w:pPr>
+      <w:r>
+        <w:t>锁软件的 applyControlTags、extractControl、情侣授权、稳定 ID 与实际执行链均未改。测试模式只减少无关提示；当用户明确聊到锁定、解锁、限时或远控时，完整控制规则会恢复，因此不会导致软件锁失灵。</w:t>
+      </w:r>
+    </w:p>
+    <w:p>
+      <w:pPr>
+        <w:pStyle w:val="ListBullet"/>
+      </w:pPr>
+      <w:r>
+        <w:t>测试开关说明已改为清楚列出：精简无关功能提示，不使用心情值、亲密度和自动关系策略干预回复；电话事件只给事实，由角色自主决定。</w:t>
+      </w:r>
+    </w:p>
+    <w:p>
+      <w:pPr>
+        <w:pStyle w:val="Heading2"/>
+      </w:pPr>
+      <w:r>
+        <w:t>电子宠物模块与装扮扩充</w:t>
+      </w:r>
+    </w:p>
+    <w:p>
+      <w:pPr>
+        <w:pStyle w:val="ListBullet"/>
+      </w:pPr>
+      <w:r>
+        <w:t>游戏大厅新增独立电子宠物入口和全屏沉浸房间，宠物数据隔离保存在 S.me.ePet。支持猫/狗多品种、最多两只、独立拖动、五个可视成长阶段、喂食、洗澡、清理、玩球、睡眠、圆润度、照顾日记、配偶和邀请角色共同照顾。</w:t>
+      </w:r>
+    </w:p>
+    <w:p>
+      <w:pPr>
+        <w:pStyle w:val="ListBullet"/>
+      </w:pPr>
+      <w:r>
+        <w:t>房间中的窝、食盆和玩具篮均为真实交互区域；拖动只在精确落入道具目标时触发，避免移动范围稍大就误塞进窝。两只宠物分离保存位置并可分别互动。</w:t>
+      </w:r>
+    </w:p>
+    <w:p>
+      <w:pPr>
+        <w:pStyle w:val="ListBullet"/>
+      </w:pPr>
+      <w:r>
+        <w:t>衣帽间支持实时全身预览、毛色、装扮色、品种、画笔与保存新形象。项圈从 1 款扩充为 6 款：软绒、格纹铃铛、珍珠花边、野餐领巾、春日花环、月光吊坠；另新增雏菊花夹、贝雷帽、皇冠、雨后斗篷、背带裤和星夜披风。每件装饰均有独立 SVG 渲染，不是只有商品文字。</w:t>
+      </w:r>
+    </w:p>
+    <w:p>
+      <w:pPr>
+        <w:pStyle w:val="ListBullet"/>
+      </w:pPr>
+      <w:r>
+        <w:t>新增文件包括 pet-game.js、pet-game.css、pet-preview.html 与 assets/pet-room-v1.webp；主页面和 Service Worker 均已载入并缓存宠物资源。</w:t>
+      </w:r>
+    </w:p>
+    <w:p>
+      <w:pPr>
+        <w:pStyle w:val="Heading2"/>
+      </w:pPr>
+      <w:r>
+        <w:t>验证与发布</w:t>
+      </w:r>
+    </w:p>
+    <w:p>
+      <w:pPr>
+        <w:pStyle w:val="ListBullet"/>
+      </w:pPr>
+      <w:r>
+        <w:t>app.js 与 pet-game.js 语法检查通过；专项覆盖自然模式、电话拒接/挂断、主动来电、锁软件、任务情侣限制、心情条隔离和宠物装扮。</w:t>
+      </w:r>
+    </w:p>
+    <w:p>
+      <w:pPr>
+        <w:pStyle w:val="ListBullet"/>
+      </w:pPr>
+      <w:r>
+        <w:t>使用本地浏览器实际进入宠物衣帽间，确认 6 款项圈和新增头饰/衣服均可见，软绒项圈可佩戴，选中状态与全身 SVG 预览同步。</w:t>
+      </w:r>
+    </w:p>
+    <w:p>
+      <w:pPr>
+        <w:pStyle w:val="ListBullet"/>
+      </w:pPr>
+      <w:r>
+        <w:t>完整回归 129 个测试文件、296/296 项通过。页面、脚本、宠物资源和 Service Worker 缓存统一提升为 v812 / north-shell-v812。</w:t>
       </w:r>
     </w:p>
     <w:sectPr>

--- a/docs/maintenance/AI开发项目_项目说明文档.docx
+++ b/docs/maintenance/AI开发项目_项目说明文档.docx
@@ -2622,6 +2622,95 @@
       </w:pPr>
       <w:r>
         <w:t>完整回归 129 个测试文件、296/296 项通过。页面、脚本、宠物资源和 Service Worker 缓存统一提升为 v812 / north-shell-v812。</w:t>
+      </w:r>
+    </w:p>
+    <w:p>
+      <w:r>
+        <w:br w:type="page"/>
+      </w:r>
+    </w:p>
+    <w:p>
+      <w:pPr>
+        <w:pStyle w:val="Heading1"/>
+      </w:pPr>
+      <w:r>
+        <w:t>v812 追加审计：微信自然模式的自主边界（2026-08-06）</w:t>
+      </w:r>
+    </w:p>
+    <w:p>
+      <w:r>
+        <w:t>在对比 7 月 8 日前版本后继续做反向审计，确认线上僵硬不只来自主回复提示词，还来自久未回复、主动规划、通话静默、心情与关系状态等后台链路。自然模式现统一遵循“系统只提供真实事实与可用能力，不替角色决定动作、情绪或关系结论”。</w:t>
+      </w:r>
+    </w:p>
+    <w:p>
+      <w:r>
+        <w:t>本次仍是测试模式隔离：稳定模式保留旧行为；软件锁、禁言、限时等真实执行函数和主动来电标签能力保持可用。</w:t>
+      </w:r>
+    </w:p>
+    <w:p>
+      <w:pPr>
+        <w:pStyle w:val="ListBullet"/>
+      </w:pPr>
+      <w:r>
+        <w:t>消息间隔、在线状态、天气与节日只作为事实；不得自动解释成冷落、失联、撒谎、欠回复，也不要求角色必须提起或关心。</w:t>
+      </w:r>
+    </w:p>
+    <w:p>
+      <w:pPr>
+        <w:pStyle w:val="ListBullet"/>
+      </w:pPr>
+      <w:r>
+        <w:t>主动联系到点后不再由程序预选查岗、分享、照片、定位、当前活动或情绪；角色可自主发微信、主动来电或输出“保持安静”。</w:t>
+      </w:r>
+    </w:p>
+    <w:p>
+      <w:pPr>
+        <w:pStyle w:val="ListBullet"/>
+      </w:pPr>
+      <w:r>
+        <w:t>自然模式不读取数值性格强度、亲密度、心情值、疑虑状态和行为账本来决定回复；称呼、自称、口头禅等身份表达仍保留。</w:t>
+      </w:r>
+    </w:p>
+    <w:p>
+      <w:pPr>
+        <w:pStyle w:val="ListBullet"/>
+      </w:pPr>
+      <w:r>
+        <w:t>久未打开小手机、极端失联升级、23 点步数提醒和到点追事不会在自然模式下强制生成微信。</w:t>
+      </w:r>
+    </w:p>
+    <w:p>
+      <w:pPr>
+        <w:pStyle w:val="ListBullet"/>
+      </w:pPr>
+      <w:r>
+        <w:t>通话不再固定为黏人或禁止主动挂断；静默只提供时长事实，不自动委屈、催促、回拨。长时间通话仍保留技术性超时兜底。</w:t>
+      </w:r>
+    </w:p>
+    <w:p>
+      <w:pPr>
+        <w:pStyle w:val="ListBullet"/>
+      </w:pPr>
+      <w:r>
+        <w:t>锁软件执行链 applyControlTags / extractControl 未改；自然模式聊到相关功能时仍恢复对应能力说明。</w:t>
+      </w:r>
+    </w:p>
+    <w:p>
+      <w:pPr>
+        <w:pStyle w:val="Heading2"/>
+      </w:pPr>
+      <w:r>
+        <w:t>v812 自主边界追加核对：后台自动行为</w:t>
+      </w:r>
+    </w:p>
+    <w:p>
+      <w:r>
+        <w:t>微信自然模式继续保留角色主动消息、主动来电、软件锁与远控授权执行，但后台只提供事实和机会，不替角色决定情绪或动作。</w:t>
+      </w:r>
+    </w:p>
+    <w:p>
+      <w:r>
+        <w:t>新增停用项：节日自动祝福/红包、系统代填角色每日心情、微信与通话中的心情值/记仇状态回写。用户明确设置“由谁提醒”的日程提醒继续保留。</w:t>
       </w:r>
     </w:p>
     <w:sectPr>

--- a/docs/maintenance/AI开发项目_项目说明文档.docx
+++ b/docs/maintenance/AI开发项目_项目说明文档.docx
@@ -2805,6 +2805,34 @@
       <w:pPr/>
       <w:r>
         <w:t>本轮未修改 accountMessageKey 消息键格式、好友拉黑隔离、稳定软件锁、外置 App ID、内外绑定或伴生命令链路。版本壳、入口页和 Service Worker 统一为 v823；JavaScript 语法检查与完整 Node 回归 318/318 通过。</w:t>
+      </w:r>
+    </w:p>
+    <w:p>
+      <w:pPr>
+        <w:pStyle w:val="Heading1"/>
+      </w:pPr>
+      <w:r>
+        <w:t>v824 · 三款非音乐型来电短铃（2026-08-06）</w:t>
+      </w:r>
+    </w:p>
+    <w:p>
+      <w:r>
+        <w:t>设置 → 偏好设置 → 来电铃声仍保留三项选择和即时试听，但三段旧的长旋律/和弦素材已全部替换为短提示铃：叮咚轻铃、清脆双响、木质叮咚。三款分别使用高低双音、明亮同音双响和偏低木质双音，听感与波形均有明确区分。</w:t>
+      </w:r>
+    </w:p>
+    <w:p>
+      <w:r>
+        <w:t>真实来电继续通过独立 Audio 元素循环播放已保存的本地 WAV；没有改用消息提示音的实时合成器，也没有修改来电触发、接通、挂断、主动拨号、消息提示、角色决策或软件锁链路。</w:t>
+      </w:r>
+    </w:p>
+    <w:p>
+      <w:r>
+        <w:t>三段素材保持 8 秒、44.1 kHz、单声道 16-bit 和舒适峰值；短铃重复间隔小于一秒静默边界，文件首尾做短淡化，避免循环时爆音。Service Worker、入口壳和资源查询统一升级为 v824，确保手机不会继续命中旧铃声缓存。</w:t>
+      </w:r>
+    </w:p>
+    <w:p>
+      <w:r>
+        <w:t>验证：三款素材格式、响度、循环接缝、重复间隔和两两波形相关度测试通过；电话独立播放与回退、iOS 音频标点、缓存完整性、软件锁及完整 Node 回归 318/318 通过。</w:t>
       </w:r>
     </w:p>
     <w:sectPr>

--- a/docs/maintenance/AI开发项目_项目说明文档.docx
+++ b/docs/maintenance/AI开发项目_项目说明文档.docx
@@ -9604,6 +9604,34 @@
           <w:sz w:val="21"/>
         </w:rPr>
         <w:t>Windows 完整回归 865／865 通过，私人 PhoneWeb.bundle 已重建。仍待在 Mac 全新解压 SmallPhone_v1007_BackgroundInboxMomentsStabilityRepair，完成编译／签名，并在真实 iPhone 验证后台通知入聊、朋友圈上下文、内心不泄漏、发热和半屏卡顿。</w:t>
+      </w:r>
+    </w:p>
+    <w:p>
+      <w:pPr>
+        <w:pStyle w:val="Heading1"/>
+      </w:pPr>
+      <w:r>
+        <w:t>当前发布基线｜网页 v1011／私人 iOS 1.0.132 (132)／原生桥 25（2026-08-21）</w:t>
+      </w:r>
+    </w:p>
+    <w:p>
+      <w:r>
+        <w:t>本版对三条互相独立的故障链做最小修复。AI 账户迁往邀请码项目后，phone-ai 地址与公开项目 Key 必须成对选择；外置 Mossland／Fish 仍保留用户自己的 base、Key 和音色，只修正它们经过 phone-ai 中转时的 Supabase 网关鉴权。</w:t>
+      </w:r>
+    </w:p>
+    <w:p>
+      <w:r>
+        <w:t>朋友圈评论继续只接受真实模型输出，不生成固定或伪造回复。它现在与普通微信一样读取角色主／副模型选择，并把最近六轮已标明说话人的微信上下文、当前朋友圈与评论线程交给同一条真实线路；提示词规模恢复为有界范围。</w:t>
+      </w:r>
+    </w:p>
+    <w:p>
+      <w:r>
+        <w:t>后台立即测试与正式主动联系优先使用角色当前外置模型线路，并同步另一条已配置外置线路作为备用。显式测试每条线路只尝试一次，失败后结束并报告真实 provider／APNs 结果，不再隔一分钟重复占用普通微信。phone-role-push 已部署为独立云 ACTIVE v9。</w:t>
+      </w:r>
+    </w:p>
+    <w:p>
+      <w:r>
+        <w:t>Windows 专项和完整回归、PhoneWeb.bundle 重建、ZIP 结构与校验完成后才可交付。Mac 编译、Apple 签名以及真实 iPhone 上的朋友圈回复、后台通知到达与入聊、外置语音播放仍须真机验收，Windows 结果不能代替这些结论。</w:t>
       </w:r>
     </w:p>
     <w:sectPr>

--- a/docs/maintenance/AI开发项目_项目说明文档.docx
+++ b/docs/maintenance/AI开发项目_项目说明文档.docx
@@ -9632,6 +9632,39 @@
     <w:p>
       <w:r>
         <w:t>Windows 专项和完整回归、PhoneWeb.bundle 重建、ZIP 结构与校验完成后才可交付。Mac 编译、Apple 签名以及真实 iPhone 上的朋友圈回复、后台通知到达与入聊、外置语音播放仍须真机验收，Windows 结果不能代替这些结论。</w:t>
+      </w:r>
+    </w:p>
+    <w:p>
+      <w:pPr>
+        <w:pStyle w:val="Heading1"/>
+      </w:pPr>
+      <w:r>
+        <w:t>当前发布基线｜网页 v1012／私人 iOS 1.0.133 (133)／原生桥 25（2026-08-21）</w:t>
+      </w:r>
+    </w:p>
+    <w:p>
+      <w:r>
+        <w:t>v1011 已由用户真机确认朋友圈真实回复和后台通知恢复，本版必须保留这两条成功链路。v1012 只在显示、图片加载、共同相册、查他手机、语音身份迁移与伴生设备回执／定位层做有界修复，不改变朋友圈模型生成规则，不生成假回复。</w:t>
+      </w:r>
+    </w:p>
+    <w:p>
+      <w:r>
+        <w:t>朋友圈回复成功后只替换对应动态的社交区并保持滚动位置；图片查看器等待 idb／网络资源解析和预解码后再显示。共同相册以精确照片标识做单张删除，聊天来源照片仅从相册隐藏，原微信照片不删除；角色照片仅在角色判断重要或用户明确要求时收录。</w:t>
+      </w:r>
+    </w:p>
+    <w:p>
+      <w:r>
+        <w:t>伴生锁定／解锁命令在本地原生队列串行执行，只对超时、忙碌或屏蔽写入核验等短暂错误重试一次，授权或稳定 ID 错误立即失败。Swift 控制回执不再等待无关健康刷新；定位与其他读取并行，等待窗口从 8 秒增至 18 秒。</w:t>
+      </w:r>
+    </w:p>
+    <w:p>
+      <w:r>
+        <w:t>家庭位置由用户用十分钟内的真实坐标设定，半径按定位精度生成。只有位置点到家庭范围的最短可信距离明确大于半径时才判为外出；定位误差与范围重叠时统一显示为家。前台、角色读取、每日自动查看和服务器后台主动消息共用该规则。</w:t>
+      </w:r>
+    </w:p>
+    <w:p>
+      <w:r>
+        <w:t>Windows 全量 Node 回归 890／890、PhoneWeb.bundle 清单重建与差异检查通过。Mac 编译、签名和真实 iPhone 上的语音、朋友圈显示、相册删除、小事簿头像、自动控制、定位及家庭范围判断仍待验证。</w:t>
       </w:r>
     </w:p>
     <w:sectPr>

--- a/docs/maintenance/AI开发项目_项目说明文档.docx
+++ b/docs/maintenance/AI开发项目_项目说明文档.docx
@@ -9665,6 +9665,44 @@
     <w:p>
       <w:r>
         <w:t>Windows 全量 Node 回归 890／890、PhoneWeb.bundle 清单重建与差异检查通过。Mac 编译、签名和真实 iPhone 上的语音、朋友圈显示、相册删除、小事簿头像、自动控制、定位及家庭范围判断仍待验证。</w:t>
+      </w:r>
+    </w:p>
+    <w:p>
+      <w:pPr>
+        <w:pStyle w:val="Heading1"/>
+      </w:pPr>
+      <w:r>
+        <w:t>2026-08-21｜公开 North App Review 5.6 透明审核修复候选</w:t>
+      </w:r>
+    </w:p>
+    <w:p>
+      <w:r>
+        <w:t>本轮处理公开 North 1.0 因 Guideline 5.6 被拒的问题。Apple 的拒绝信息认为审核过程中可能存在被隐藏的功能，但源码核对未发现按 App Review、TestFlight、地区、日期、设备类型或模拟器隐藏功能的判断。真实风险是核心“角色远程管理”虽然在 App 内以“真实同步”出现，但审核员没有可用控制端、永久演示账号、预创建角色和完整测试步骤，因而无法独立完成配对与远程命令闭环。</w:t>
+      </w:r>
+    </w:p>
+    <w:p>
+      <w:r>
+        <w:t>已从被拒构建对应的完整 PhoneCompanionTest 源码建立隔离目录 native/public-north-review。公开工程继续只包含本机管理、Family Controls／Managed Settings／Device Activity、可选健康与位置、短时配对、角色命令和设备回执，不嵌入私人“小手机”网页。主 App 与四个扩展保持原 Bundle ID、App Group 和 entitlement 边界，所有 Target 的构建号明确提升为 5。</w:t>
+      </w:r>
+    </w:p>
+    <w:p>
+      <w:r>
+        <w:t>App 界面把“管理”明确改为“本机管理”，把“真实同步”明确改为“角色远程管理”。远程页公开说明：角色控制端可以发送查看、锁定、解锁和每日限额命令；只执行用户在 Apple 系统选择器中明确选择的 App；服务器排队不等于设备成功，必须等待设备回执。App 内提供公开角色控制台链接，并说明审核账号与测试角色由 Review Notes 提供。</w:t>
+      </w:r>
+    </w:p>
+    <w:p>
+      <w:r>
+        <w:t>新增公开角色控制台 north-role-controller.html／js 和迁移 202608210001_north_review_portal.sql。审核员使用永久 Email／Password 演示账号登录，测试角色和目标已由开发者预配置；无需注册或创建角色。每次配对仍生成十分钟有效的一次性 8 位码。审核 RPC 只允许 authenticated 用户访问 auth.uid() 绑定的目标；网页不返回位置和健康快照，也不接触 owner secret、device secret 或 service-role key。</w:t>
+      </w:r>
+    </w:p>
+    <w:p>
+      <w:r>
+        <w:t>为兼容曾注册旧小手机 Service Worker 的浏览器，正式审核 URL 使用从 v876 起已排除应用外壳缓存的 north-support.html?role-controller=1，再以 no-store 读取同源控制台。支持页、隐私页和当前 Service Worker 同时公开角色控制能力和数据边界；不存在暗门、固定万能码或审核设备识别。</w:t>
+      </w:r>
+    </w:p>
+    <w:p>
+      <w:r>
+        <w:t>验证：角色控制台 JavaScript 语法通过；审核页面／RPC／Swift 透明性专项 7／7 通过；桌面和 390×844 手机页面实测无控制台错误；旧 Service Worker 环境可由稳定支持页入口正确打开控制台。本工作区完整 Node 回归 910 项中 908 通过，2 个失败来自当前已有 v1018 聊天尾部持久化与 storage-overflow 工作，不属于本轮文件，未越权修改。Windows 无法执行 Xcode 编译、签名、Supabase 实际迁移、创建真实审核账号或 iPhone 真机回执，以上仍待 Mac／云端完成。</w:t>
       </w:r>
     </w:p>
     <w:sectPr>

--- a/docs/maintenance/AI开发项目_项目说明文档.docx
+++ b/docs/maintenance/AI开发项目_项目说明文档.docx
@@ -9703,6 +9703,34 @@
     <w:p>
       <w:r>
         <w:t>验证：角色控制台 JavaScript 语法通过；审核页面／RPC／Swift 透明性专项 7／7 通过；桌面和 390×844 手机页面实测无控制台错误；旧 Service Worker 环境可由稳定支持页入口正确打开控制台。本工作区完整 Node 回归 910 项中 908 通过，2 个失败来自当前已有 v1018 聊天尾部持久化与 storage-overflow 工作，不属于本轮文件，未越权修改。Windows 无法执行 Xcode 编译、签名、Supabase 实际迁移、创建真实审核账号或 iPhone 真机回执，以上仍待 Mac／云端完成。</w:t>
+      </w:r>
+    </w:p>
+    <w:p>
+      <w:pPr>
+        <w:pStyle w:val="Heading1"/>
+      </w:pPr>
+      <w:r>
+        <w:t>2026-08-21｜公开 North 审核云端已部署</w:t>
+      </w:r>
+    </w:p>
+    <w:p>
+      <w:r>
+        <w:t>公开 North 审核控制端已部署到旧业务项目 lkhlyfpssmrjkkzhuzag。选择依据不是项目名称，而是线上结构核验：该项目仍具备 phone_companion_links、phone_companion_commands、绑定与短时配对 RPC，且当前公开 North 构建和角色控制台均连接此项目；邀请码项目 lovbzibismsjqvjujilz 不具备伴生表和 RPC，未被混用；私人伴生云 qvuahlqimcfgeoetosnl 未被修改。</w:t>
+      </w:r>
+    </w:p>
+    <w:p>
+      <w:r>
+        <w:t>迁移 202608210001_north_review_portal.sql 已执行并登记到远端 migration history。远端核验发现 hosted Supabase 默认权限曾显式给 anon 角色新函数 EXECUTE，单独从 PUBLIC revoke 不足；迁移已修正为同时从 PUBLIC 与 anon 撤销三个审核 RPC 的执行权。复验结果为 anon 三项全部 false、authenticated 三项全部 true，审核映射表 RLS 已开启。</w:t>
+      </w:r>
+    </w:p>
+    <w:p>
+      <w:r>
+        <w:t>永久审核 Auth 用户、North Review Role 和随机 yb_ 测试目标已经建立。审核密码只保存在 Windows 凭据管理器 North App Review:lkhlyfpssmrjkkzhuzag，不写入 Git、网页、SQL、维护文档或聊天交接。账号登录及 phone_companion_review_session 已在线验证成功；当前 linked=false 是尚未与候选 iPhone 构建配对的正确状态。</w:t>
+      </w:r>
+    </w:p>
+    <w:p>
+      <w:r>
+        <w:t>GitHub Pages 的支持页兼容入口、直接控制台、控制台脚本和隐私页均在线返回 HTTP 200。仍未完成：Mac 五 Target 编译签名、干净 iPhone 授权与选 App、生成十分钟配对码、刷新／锁定／解锁／15 分钟限额设备回执、完整录屏和 App Store Connect Review Notes／重新提交。</w:t>
       </w:r>
     </w:p>
     <w:sectPr>

--- a/docs/maintenance/AI开发项目_项目说明文档.docx
+++ b/docs/maintenance/AI开发项目_项目说明文档.docx
@@ -9731,6 +9731,54 @@
     <w:p>
       <w:r>
         <w:t>GitHub Pages 的支持页兼容入口、直接控制台、控制台脚本和隐私页均在线返回 HTTP 200。仍未完成：Mac 五 Target 编译签名、干净 iPhone 授权与选 App、生成十分钟配对码、刷新／锁定／解锁／15 分钟限额设备回执、完整录屏和 App Store Connect Review Notes／重新提交。</w:t>
+      </w:r>
+    </w:p>
+    <w:p>
+      <w:r>
+        <w:br w:type="page"/>
+      </w:r>
+    </w:p>
+    <w:p>
+      <w:r>
+        <w:rPr>
+          <w:b/>
+        </w:rPr>
+        <w:t>v1029｜真实外卖与角色钱包（2026-08-21）</w:t>
+      </w:r>
+    </w:p>
+    <w:p>
+      <w:r>
+        <w:t>版本：共享网页 v1029；私人 iOS 1.0.150（150）；原生桥 25。网页和私人 App 继续共用同一份外卖实现与 PhoneWeb.bundle 清单。</w:t>
+      </w:r>
+    </w:p>
+    <w:p>
+      <w:r>
+        <w:t>外卖软件内新增轻量模式入口、两个总开关、每角色独立外卖钱包、真实订单页和前台状态同步。真实外卖默认关闭；关闭时保留原虚拟外卖。开启后，搜索、报价、优惠、订单、付款和配送状态只接受 HTTPS 连接器／平台回执，任何失败都不得回退为 AI 生成商家或虚拟成功。</w:t>
+      </w:r>
+    </w:p>
+    <w:p>
+      <w:r>
+        <w:t>角色可以按本人判断主动使用真实外卖，也可以响应用户口头说出的品牌、门店或餐品。模型第一轮只发隐藏的真实外卖搜索标签；系统把真实候选交给角色模型内部选择，再创建订单。可见结果和状态提醒仍由角色本人的聊天模型依据真实事实与完整人设生成，没有新增固定角色台词；模型失败时保留真实订单 UI，不伪造角色回复。</w:t>
+      </w:r>
+    </w:p>
+    <w:p>
+      <w:r>
+        <w:t>角色外卖钱包是用户授予的自动支付额度，不是微信或支付宝储值账户，也不复用角色虚构钱包或用户虚构余额。默认单笔上限 ¥100、每日总上限 ¥200，余额和两个上限均由用户自由调整；角色不能充值、改额度或操作开关。自动支付只在真实服务、自动付款开关、余额、单笔／每日额度、已确认地址、价格一致、无短时重复且平台无风控同时满足时尝试，付款优先微信、其次支付宝；只有 paid 回执后才扣角色额度。否则保留真实待付款订单和付款入口。</w:t>
+      </w:r>
+    </w:p>
+    <w:p>
+      <w:r>
+        <w:t>真实订单页支持待付款、已付款、商家接单、备餐、骑手接单、取餐、配送中、送达、取消、退款和失败。前台每 45 秒、App 回前台和网络恢复时同步；角色只在平台状态真实变化后获得事实提示并按人设决定是否提醒。完全退出 iOS 后的即时推送仍需连接器 Webhook 接入现有 APNs。</w:t>
+      </w:r>
+    </w:p>
+    <w:p>
+      <w:r>
+        <w:t>上线边界：仓库不保存平台密钥、Cookie、支付令牌、地址或银行卡资料。当前客户端与安全连接器契约已完成，但淘宝闪购／美团外卖的实际搜索下单、微信／支付宝代扣仍必须由合法主体取得平台和支付授权并部署连接器后才可真实使用；未配置时 UI 明确显示未连接。</w:t>
+      </w:r>
+    </w:p>
+    <w:p>
+      <w:r>
+        <w:t>验证：真实外卖静态契约测试、运行时状态机测试、手机尺寸浏览器交互和暗色弹窗视觉复核通过；全量 Node 自动复核 934/934 通过。Windows 不能替代 Mac 编译、签名、覆盖安装和真实 iPhone 平台联调。</w:t>
       </w:r>
     </w:p>
     <w:sectPr>

--- a/docs/maintenance/AI开发项目_项目说明文档.docx
+++ b/docs/maintenance/AI开发项目_项目说明文档.docx
@@ -9779,6 +9779,44 @@
     <w:p>
       <w:r>
         <w:t>验证：真实外卖静态契约测试、运行时状态机测试、手机尺寸浏览器交互和暗色弹窗视觉复核通过；全量 Node 自动复核 934/934 通过。Windows 不能替代 Mac 编译、签名、覆盖安装和真实 iPhone 平台联调。</w:t>
+      </w:r>
+    </w:p>
+    <w:p>
+      <w:r>
+        <w:br w:type="page"/>
+      </w:r>
+    </w:p>
+    <w:p>
+      <w:r>
+        <w:rPr>
+          <w:b/>
+        </w:rPr>
+        <w:t>v1029｜微信首页视觉热修（2026-08-21）</w:t>
+      </w:r>
+    </w:p>
+    <w:p>
+      <w:r>
+        <w:t>在不合入并行开发中的 v1030 外卖结算等工作前提下，基于线上 v1029 单独更新微信第一个页面。聊天、联系人、群聊、朋友圈、角色回复、真实好友数据和外置语音配置均沿用原数据与逻辑。</w:t>
+      </w:r>
+    </w:p>
+    <w:p>
+      <w:r>
+        <w:t>微信首页新增真实微信风格的夜间／白天双模式：标题固定并严格居中，无小耳朵；右侧加号缩为 29px；搜索框、Windows 微信已登录提示、聊天行灰阶和细分隔线按参考图调整。置顶聊天在夜间比普通行浅一档，白天用浅灰区分。</w:t>
+      </w:r>
+    </w:p>
+    <w:p>
+      <w:r>
+        <w:t>顶部与底部导航均使用半透明渐变、backdrop-filter 模糊和饱和度形成磨砂透视。列表从固定顶部导航后方滚动，标题不随内容移动。底栏四个入口未选中为线框，选中为微信绿实心；不模拟消息红点。</w:t>
+      </w:r>
+    </w:p>
+    <w:p>
+      <w:r>
+        <w:t>缓存热修标识为 v1029-wechat-home-1，Service Worker 使用独立 north-shell-v1029-wechat-home-1 缓存，避免线上继续返回旧首页。共享网页与私人 PhoneWeb.bundle 已同步。</w:t>
+      </w:r>
+    </w:p>
+    <w:p>
+      <w:r>
+        <w:t>验证：干净 origin/main 隔离工作树 Node 自动复核 934/934 通过；390×844 浏览器实测标题中心、29px 加号、无耳朵／红点、置顶与普通行色差、顶部 36px 和底部 34px 磨砂均符合预期。Mac 编译、签名和真实 iPhone 验证未在本次完成。</w:t>
       </w:r>
     </w:p>
     <w:sectPr>

--- a/docs/maintenance/AI开发项目_项目说明文档.docx
+++ b/docs/maintenance/AI开发项目_项目说明文档.docx
@@ -9817,6 +9817,39 @@
     <w:p>
       <w:r>
         <w:t>验证：干净 origin/main 隔离工作树 Node 自动复核 934/934 通过；390×844 浏览器实测标题中心、29px 加号、无耳朵／红点、置顶与普通行色差、顶部 36px 和底部 34px 磨砂均符合预期。Mac 编译、签名和真实 iPhone 验证未在本次完成。</w:t>
+      </w:r>
+    </w:p>
+    <w:p>
+      <w:r>
+        <w:br w:type="page"/>
+      </w:r>
+    </w:p>
+    <w:p>
+      <w:r>
+        <w:rPr>
+          <w:b/>
+        </w:rPr>
+        <w:t>v1031｜微信首页视觉升级（2026-08-21）</w:t>
+      </w:r>
+    </w:p>
+    <w:p>
+      <w:r>
+        <w:t>共享网页从 v1029 升级为 v1031，发布标题为“微信首页视觉升级”。v1029 仍代表“真实外卖与角色钱包”；本次只为已完成的微信首页视觉修改建立新的可见网页版本。</w:t>
+      </w:r>
+    </w:p>
+    <w:p>
+      <w:r>
+        <w:t>v1030 已被并行工作区的真实外卖支付回执闭环占用，本发布因此使用下一个未占用号 v1031，且不包含该并行功能。</w:t>
+      </w:r>
+    </w:p>
+    <w:p>
+      <w:r>
+        <w:t>缓存标识为 v1031-wechat-home-1，Service Worker shell cache 为 north-shell-v1031。入口页、修复页、网页 shell、共享资源查询参数和私人 PhoneWeb.bundle 内嵌网页标识均同步为 1031。</w:t>
+      </w:r>
+    </w:p>
+    <w:p>
+      <w:r>
+        <w:t>版本：网页 v1031；私人 iOS 仍为 1.0.150（150）；原生桥 25。Windows Node 自动复核 934/934 通过；Mac 编译、签名和真实 iPhone 验证未在本次完成。</w:t>
       </w:r>
     </w:p>
     <w:sectPr>

--- a/docs/maintenance/AI开发项目_项目说明文档.docx
+++ b/docs/maintenance/AI开发项目_项目说明文档.docx
@@ -9850,6 +9850,39 @@
     <w:p>
       <w:r>
         <w:t>版本：网页 v1031；私人 iOS 仍为 1.0.150（150）；原生桥 25。Windows Node 自动复核 934/934 通过；Mac 编译、签名和真实 iPhone 验证未在本次完成。</w:t>
+      </w:r>
+    </w:p>
+    <w:p>
+      <w:r>
+        <w:br w:type="page"/>
+      </w:r>
+    </w:p>
+    <w:p>
+      <w:r>
+        <w:rPr>
+          <w:b/>
+        </w:rPr>
+        <w:t>v1031｜私人 iOS 1.0.152 安装包（2026-08-21）</w:t>
+      </w:r>
+    </w:p>
+    <w:p>
+      <w:r>
+        <w:t>为使私人 App 包含已上线的 v1031 微信首页，私人 iOS 从 1.0.150（150）升为 1.0.152（152），原生桥保持 25。1.0.151 已由并行 v1030 支付回执工作占用，因此不重复使用。</w:t>
+      </w:r>
+    </w:p>
+    <w:p>
+      <w:r>
+        <w:t>私人 PhoneWeb.bundle 内嵌网页为 v1031，包含 v1029 真实外卖与角色钱包基线及微信首页视觉升级；不包含未合入的 v1030 支付回执闭环。</w:t>
+      </w:r>
+    </w:p>
+    <w:p>
+      <w:r>
+        <w:t>交付物仅一个 ZIP：SmallPhone_v1031_WeChatHome_iOS152_MacReady.zip。包内 176 个文件，只有一份 PhoneWeb.bundle/index.html，只保留 Mac 编译前说明和第一百五十二次安装说明，无嵌套 ZIP 或 Python 缓存。SHA-256：99030991a41c420b4f531c49c2492fdfd29365a05b2888051d2090c4ed314195。</w:t>
+      </w:r>
+    </w:p>
+    <w:p>
+      <w:r>
+        <w:t>Windows Node 自动复核 934/934 通过。Mac 编译、签名和真实 iPhone 覆盖安装仍未完成。</w:t>
       </w:r>
     </w:p>
     <w:sectPr>

--- a/docs/maintenance/AI开发项目_项目说明文档.docx
+++ b/docs/maintenance/AI开发项目_项目说明文档.docx
@@ -9779,6 +9779,54 @@
     <w:p>
       <w:r>
         <w:t>验证：真实外卖静态契约测试、运行时状态机测试、手机尺寸浏览器交互和暗色弹窗视觉复核通过；全量 Node 自动复核 934/934 通过。Windows 不能替代 Mac 编译、签名、覆盖安装和真实 iPhone 平台联调。</w:t>
+      </w:r>
+    </w:p>
+    <w:p>
+      <w:r>
+        <w:br w:type="page"/>
+      </w:r>
+    </w:p>
+    <w:p>
+      <w:r>
+        <w:rPr>
+          <w:b/>
+        </w:rPr>
+        <w:t>v1030｜真实外卖支付回执闭环（2026-08-21）</w:t>
+      </w:r>
+    </w:p>
+    <w:p>
+      <w:r>
+        <w:t>版本：共享网页 v1030；私人 iOS 1.0.151（151）；原生桥 25。网页与私人 App 的 delivery.js、缓存身份、资源清单和版本显示已经同步。</w:t>
+      </w:r>
+    </w:p>
+    <w:p>
+      <w:r>
+        <w:t>本版补齐自动付款的异步结算：付款接口先返回待确认时不扣角色额度；后续订单状态首次确认 paid 才按平台实付金额扣一次。平台首次确认 refunded 时返还一次已扣额度，同日退款同步修正当日已用额度；重复回执保持幂等。</w:t>
+      </w:r>
+    </w:p>
+    <w:p>
+      <w:r>
+        <w:t>创建订单与付款均携带稳定 clientRequestId。创建请求在网络中断后保留十分钟，同一角色、同一真实商品的重试复用原请求号；付款请求在发往连接器前先持久保存授权金额和请求号，降低平台已受理而客户端重复提交的风险。连接器仍必须以用户和请求号做服务端幂等。</w:t>
+      </w:r>
+    </w:p>
+    <w:p>
+      <w:r>
+        <w:t>自动付款前新增本人明确确认当前收货地址：客户端调用 confirm_address，由连接器从已登录平台账户返回不含完整地址的标签和稳定指纹。新地址指纹与本人确认值不一致时只创建待付款订单。</w:t>
+      </w:r>
+    </w:p>
+    <w:p>
+      <w:r>
+        <w:t>付款跳转只接受 HTTPS、weixin、alipays 或 alipay 协议；真实商品图片只接受 HTTPS。订单状态忽略未知状态和倒退回执。若平台报告实付金额高于自动付款授权金额，客户端仍按真实 paid 事实记账，同时关闭后续自动付款并要求人工核对。</w:t>
+      </w:r>
+    </w:p>
+    <w:p>
+      <w:r>
+        <w:t>全量 Node 自动复核 935/935 通过，新增真实外卖异步 paid、重复 paid、退款、重复退款、重试幂等号、危险付款链接和状态倒退测试。Windows 不能替代 Mac 编译、签名、覆盖安装、真实小额订单、支付、退款和 Webhook/APNs 联调。</w:t>
+      </w:r>
+    </w:p>
+    <w:p>
+      <w:r>
+        <w:t>现实边界未改变：仓库不包含淘宝闪购、美团外卖、微信支付或支付宝密钥、Cookie、支付令牌、完整地址或银行卡资料；实际使用必须由合法主体取得平台合作和支付授权并部署生产 HTTPS 连接器。</w:t>
       </w:r>
     </w:p>
     <w:sectPr>

--- a/docs/maintenance/AI开发项目_项目说明文档.docx
+++ b/docs/maintenance/AI开发项目_项目说明文档.docx
@@ -9883,6 +9883,51 @@
     <w:p>
       <w:r>
         <w:t>Windows Node 自动复核 934/934 通过。Mac 编译、签名和真实 iPhone 覆盖安装仍未完成。</w:t>
+      </w:r>
+    </w:p>
+    <w:p>
+      <w:r>
+        <w:br w:type="page"/>
+      </w:r>
+    </w:p>
+    <w:p>
+      <w:r>
+        <w:t>v1037｜微信个人页、好友交互、真实外卖订单与输入稳定性完善（2026-08-22）</w:t>
+      </w:r>
+    </w:p>
+    <w:p>
+      <w:r>
+        <w:t>版本：共享网页 v1037；私人 iOS 1.0.157（157）；原生桥 25。网页与私人 App 的 app.js、wechat-me.js、wechat-me.css、二维码库、缓存身份、资源清单和版本显示已经同步。</w:t>
+      </w:r>
+    </w:p>
+    <w:p>
+      <w:r>
+        <w:t>本版完成微信“我”页及独立子页面：个人资料与人设、真实可扫描的好友二维码与扫一扫、服务、模拟钱包/零钱/银行卡/亲属卡/账单、实用型小手机客服、收藏、朋友圈相册、表情开发占位、微信独立设置和多角色账号切换。未加入退出账号、微信豆、发票、经营账户、支付分、小程序和小店卡包。</w:t>
+      </w:r>
+    </w:p>
+    <w:p>
+      <w:r>
+        <w:t>收藏支持文字、语音、图片和翻译内容，支持重复播放与取消收藏；朋友圈相册删除图片时同步删除对应朋友圈。微信加号菜单恢复扫一扫；听一听与搜一搜返回时仍停留在微信发现页。火车票入口复用现有云程页面。</w:t>
+      </w:r>
+    </w:p>
+    <w:p>
+      <w:r>
+        <w:t>聊天顶部心情气泡与“让ta回”操作保持，原先夹在聊天区与输入区之间的整条分隔背景已移除。附近好友刷新可生成不同性格与风险倾向的人，所有匿名新好友统一使用灰色头像。小手机群聊与新建群聊改为跟随微信深浅主题，浅色采用有层次的灰白底，避免与微信背景融为一体。</w:t>
+      </w:r>
+    </w:p>
+    <w:p>
+      <w:r>
+        <w:t>共同生活输入框已撤销会替换 textarea 的光标修补，恢复原生 textarea 键盘链路，只保留非侵入式 caret-color。没有新增 focus、replaceWith、appearance 或固定高度等会遮挡键盘、阻断输入的处理。</w:t>
+      </w:r>
+    </w:p>
+    <w:p>
+      <w:r>
+        <w:t>全量 Node 自动复核 944/944 通过，并已把同一套资源重新打入 PhoneWeb.bundle。Windows 不能替代 Mac 编译、签名、覆盖安装和真实 iPhone 触摸、键盘、相机扫码、语音播放、滚动及性能验证。</w:t>
+      </w:r>
+    </w:p>
+    <w:p>
+      <w:r>
+        <w:t>角色可见回复继续来自真实模型与既有人设，不用固定角色台词；朋友圈模型回复、普通聊天回复、后台通知与外置语音配置边界保持不变。钱包、银行卡和亲属卡均为小手机内部模拟资产，不连接真实银行或真实微信支付。 真实外卖订单聊天卡片只展示连接器回执的商家、规格、金额、优惠、本人付款入口和配送状态，失败时不伪造订单。</w:t>
       </w:r>
     </w:p>
     <w:sectPr>

--- a/docs/maintenance/AI开发项目_项目说明文档.docx
+++ b/docs/maintenance/AI开发项目_项目说明文档.docx
@@ -9883,51 +9883,6 @@
     <w:p>
       <w:r>
         <w:t>Windows Node 自动复核 934/934 通过。Mac 编译、签名和真实 iPhone 覆盖安装仍未完成。</w:t>
-      </w:r>
-    </w:p>
-    <w:p>
-      <w:r>
-        <w:br w:type="page"/>
-      </w:r>
-    </w:p>
-    <w:p>
-      <w:r>
-        <w:t>v1037｜微信个人页、好友交互、真实外卖订单与输入稳定性完善（2026-08-22）</w:t>
-      </w:r>
-    </w:p>
-    <w:p>
-      <w:r>
-        <w:t>版本：共享网页 v1037；私人 iOS 1.0.157（157）；原生桥 25。网页与私人 App 的 app.js、wechat-me.js、wechat-me.css、二维码库、缓存身份、资源清单和版本显示已经同步。</w:t>
-      </w:r>
-    </w:p>
-    <w:p>
-      <w:r>
-        <w:t>本版完成微信“我”页及独立子页面：个人资料与人设、真实可扫描的好友二维码与扫一扫、服务、模拟钱包/零钱/银行卡/亲属卡/账单、实用型小手机客服、收藏、朋友圈相册、表情开发占位、微信独立设置和多角色账号切换。未加入退出账号、微信豆、发票、经营账户、支付分、小程序和小店卡包。</w:t>
-      </w:r>
-    </w:p>
-    <w:p>
-      <w:r>
-        <w:t>收藏支持文字、语音、图片和翻译内容，支持重复播放与取消收藏；朋友圈相册删除图片时同步删除对应朋友圈。微信加号菜单恢复扫一扫；听一听与搜一搜返回时仍停留在微信发现页。火车票入口复用现有云程页面。</w:t>
-      </w:r>
-    </w:p>
-    <w:p>
-      <w:r>
-        <w:t>聊天顶部心情气泡与“让ta回”操作保持，原先夹在聊天区与输入区之间的整条分隔背景已移除。附近好友刷新可生成不同性格与风险倾向的人，所有匿名新好友统一使用灰色头像。小手机群聊与新建群聊改为跟随微信深浅主题，浅色采用有层次的灰白底，避免与微信背景融为一体。</w:t>
-      </w:r>
-    </w:p>
-    <w:p>
-      <w:r>
-        <w:t>共同生活输入框已撤销会替换 textarea 的光标修补，恢复原生 textarea 键盘链路，只保留非侵入式 caret-color。没有新增 focus、replaceWith、appearance 或固定高度等会遮挡键盘、阻断输入的处理。</w:t>
-      </w:r>
-    </w:p>
-    <w:p>
-      <w:r>
-        <w:t>全量 Node 自动复核 944/944 通过，并已把同一套资源重新打入 PhoneWeb.bundle。Windows 不能替代 Mac 编译、签名、覆盖安装和真实 iPhone 触摸、键盘、相机扫码、语音播放、滚动及性能验证。</w:t>
-      </w:r>
-    </w:p>
-    <w:p>
-      <w:r>
-        <w:t>角色可见回复继续来自真实模型与既有人设，不用固定角色台词；朋友圈模型回复、普通聊天回复、后台通知与外置语音配置边界保持不变。钱包、银行卡和亲属卡均为小手机内部模拟资产，不连接真实银行或真实微信支付。 真实外卖订单聊天卡片只展示连接器回执的商家、规格、金额、优惠、本人付款入口和配送状态，失败时不伪造订单。</w:t>
       </w:r>
     </w:p>
     <w:sectPr>

--- a/docs/maintenance/AI开发项目_项目说明文档.docx
+++ b/docs/maintenance/AI开发项目_项目说明文档.docx
@@ -9883,6 +9883,32 @@
     <w:p>
       <w:r>
         <w:t>Windows Node 自动复核 934/934 通过。Mac 编译、签名和真实 iPhone 覆盖安装仍未完成。</w:t>
+      </w:r>
+    </w:p>
+    <w:p/>
+    <w:p>
+      <w:r>
+        <w:t>v1042｜跨场景记忆与真实外卖人工验证续跑（2026-08-22）</w:t>
+      </w:r>
+    </w:p>
+    <w:p>
+      <w:r>
+        <w:t>微信、一次性线下约会与共同生活继续保留各自可见记录，但在“约会中同步到线上”开启时，共用按真实时间合并的隐藏剧情时间线。当前场景只认本场待回复输入；旁白保持事件身份，不得冒充角色台词。三个场景均可读取当前微信账号下该角色本人最近真实发布的朋友圈，只有相关时才自然承接。</w:t>
+      </w:r>
+    </w:p>
+    <w:p>
+      <w:r>
+        <w:t>淘宝闪购真实外卖复用同一持久化浏览器与短时状态缓存，并按页面真实内容就绪提前继续。明确指定瑞幸、喜茶、霸王茶姬或奈雪时优先限定匹配品牌，不得换品牌兜底。</w:t>
+      </w:r>
+    </w:p>
+    <w:p>
+      <w:r>
+        <w:t>平台弹出滑块、图片选择或其他真人验证时，不绕过平台风控。浏览器保持在前台，允许用户在两分钟内手动完成；验证消失后从原搜索页继续。自动搜索净耗时上限为35秒，角色任务运行态上限为3分钟，失败或超时后只汇报一次，必须等用户新的明确消息才能再次开始。</w:t>
+      </w:r>
+    </w:p>
+    <w:p>
+      <w:r>
+        <w:t>普通微信正文、主模型失败后切换副模型、朋友圈评论和后台通知路线均未改动；真实外卖状态只约束外卖指令，禁止固定系统文字冒充角色回复。</w:t>
       </w:r>
     </w:p>
     <w:sectPr>

--- a/docs/maintenance/AI开发项目_项目说明文档.docx
+++ b/docs/maintenance/AI开发项目_项目说明文档.docx
@@ -9909,6 +9909,43 @@
     <w:p>
       <w:r>
         <w:t>普通微信正文、主模型失败后切换副模型、朋友圈评论和后台通知路线均未改动；真实外卖状态只约束外卖指令，禁止固定系统文字冒充角色回复。</w:t>
+      </w:r>
+    </w:p>
+    <w:p/>
+    <w:p>
+      <w:r>
+        <w:t>v1042 补充｜真实商品低验证直达路线（2026-08-22）</w:t>
+      </w:r>
+    </w:p>
+    <w:p>
+      <w:r>
+        <w:t>同一真实商品第一次成功定位并读取规格后，电脑端外卖服务只在受控浏览器 profile 内保存商家、商品和店铺入口。以后同款即使糖度、冰度偏好变化，也优先直达原真实店铺；每次仍重新读取页面当前商品名、价格、库存和规格，不使用缓存价格或缓存规格。入口失效或保存超过30天时删除记录并回到全平台搜索。</w:t>
+      </w:r>
+    </w:p>
+    <w:p>
+      <w:r>
+        <w:t>该路线只减少重复全平台搜索触发图片验证的机会，不识别、不点击、不规避验证码；平台强制登录、风控或支付验证时仍停止并交由本人处理。普通微信、主副模型切换、朋友圈和后台通知均未修改。</w:t>
+      </w:r>
+    </w:p>
+    <w:p/>
+    <w:p>
+      <w:r>
+        <w:t>v1043｜微信小号搜索与真实外卖低验证直达（2026-08-22）</w:t>
+      </w:r>
+    </w:p>
+    <w:p>
+      <w:r>
+        <w:t>共享网页升级为v1043，私人iOS升级为1.0.162（162），原生桥保持25。小号可在新的朋友页面按角色名字、微信号或手机号搜索并添加，手机号兼容空格、横杠和中英文括号；添加关系只写入当前小号。白色主题空结果加号使用白色微信表面和绿色符号；角色／对方自定义气泡不再强制增加高对比描边，用户侧气泡可读性描边保持不变。</w:t>
+      </w:r>
+    </w:p>
+    <w:p>
+      <w:r>
+        <w:t>真实外卖浏览器在第一次成功定位并读取真实商品规格后保存受控本机店铺／商品入口。同款即使糖度、冰度等偏好变化也优先直达，并重新读取当前价格、库存和规格；失效或超过30天才回到全平台搜索。平台强制登录、验证码、风控和支付验证仍须本人处理，不绕过平台。</w:t>
+      </w:r>
+    </w:p>
+    <w:p>
+      <w:r>
+        <w:t>普通微信回复、主模型失败后切换副模型、朋友圈、后台通知、外置语音配置和既有引用／视频／游戏修复均保持原路线。</w:t>
       </w:r>
     </w:p>
     <w:sectPr>

--- a/docs/maintenance/AI开发项目_项目说明文档.docx
+++ b/docs/maintenance/AI开发项目_项目说明文档.docx
@@ -9946,6 +9946,39 @@
     <w:p>
       <w:r>
         <w:t>普通微信回复、主模型失败后切换副模型、朋友圈、后台通知、外置语音配置和既有引用／视频／游戏修复均保持原路线。</w:t>
+      </w:r>
+    </w:p>
+    <w:p>
+      <w:r>
+        <w:br w:type="page"/>
+      </w:r>
+    </w:p>
+    <w:p>
+      <w:r>
+        <w:rPr>
+          <w:b/>
+        </w:rPr>
+        <w:t>v1045／私人 1.0.165（165）微信运动与外卖精准直达整合</w:t>
+      </w:r>
+    </w:p>
+    <w:p>
+      <w:r>
+        <w:t>版本基线：网页 v1045，私人 iOS 1.0.165（165），原生桥 25。基于 v1044 同时整合真实微信运动、约会与角色编辑布局、通话本地图片、亲属卡立体卡面，以及真实外卖多偏好与精准直达路线。</w:t>
+      </w:r>
+    </w:p>
+    <w:p>
+      <w:r>
+        <w:t>微信运动使用本机 DeviceMotion 记录真实步数，支持启用、停用、每日零点刷新与保存；不生成模拟步数。通话与回放会解析 idb 本地图片并恢复头像或背景，不改变真实通话和角色回复线路。</w:t>
+      </w:r>
+    </w:p>
+    <w:p>
+      <w:r>
+        <w:t>真实外卖保存奶茶、主食、咖啡、KFC 四类偏好。角色只使用本人先登记的同品牌同商品路线，最多核对三家；第一家打烊继续下一家，全部打烊时将真实营业事实交给角色自然说明。店内会再次搜索并精确匹配商品，普通拿铁不得替代生椰拿铁。</w:t>
+      </w:r>
+    </w:p>
+    <w:p>
+      <w:r>
+        <w:t>Windows 完整自动复核 983/983 通过，语法、差异格式和私人网页同步校验通过。Mac 编译、签名及真实 iPhone 验收尚未完成。</w:t>
       </w:r>
     </w:p>
     <w:sectPr>

--- a/docs/maintenance/AI开发项目_项目说明文档.docx
+++ b/docs/maintenance/AI开发项目_项目说明文档.docx
@@ -9979,6 +9979,49 @@
     <w:p>
       <w:r>
         <w:t>Windows 完整自动复核 983/983 通过，语法、差异格式和私人网页同步校验通过。Mac 编译、签名及真实 iPhone 验收尚未完成。</w:t>
+      </w:r>
+    </w:p>
+    <w:p>
+      <w:r>
+        <w:br w:type="page"/>
+      </w:r>
+    </w:p>
+    <w:p>
+      <w:r>
+        <w:rPr>
+          <w:b/>
+        </w:rPr>
+        <w:t>v1048｜私人主设备同步、真实外卖换店与微信头像整合（2026-08-23）</w:t>
+      </w:r>
+    </w:p>
+    <w:p>
+      <w:r>
+        <w:t>版本：共享网页 v1048；私人 iOS 1.0.166（166）；原生桥 25。以 origin/main 的 v1047 为基线，网页核心重新同步进唯一的私人 PhoneWeb.bundle。</w:t>
+      </w:r>
+    </w:p>
+    <w:p>
+      <w:r>
+        <w:t>云同步改为私人 App 主设备、网页版镜像：私人 App 保存并完成防抖备份后，以 source=private-ios、单调递增 revision、capturedAt、updatedAt 和 sourceBuild 写入同一个云ID记录；网页版启动、回前台或重新聚焦时只读取更高的私人修订。</w:t>
+      </w:r>
+    </w:p>
+    <w:p>
+      <w:r>
+        <w:t>网页不再把旧快照自动写回私人记录。首次绑定或网页存在本地改动时不静默覆盖：先提示冲突，默认按钮保留私人版本；应用私人镜像前把网页完整状态保存为可撤回快照。并发写采用 updated_at 条件更新，远端已变化时拒绝本次覆盖。旧云ID的手动备份与恢复入口仍兼容。</w:t>
+      </w:r>
+    </w:p>
+    <w:p>
+      <w:r>
+        <w:t>常规业务状态包括角色、聊天、记忆、朋友圈、钱包与设置。放映室原生大视频、系统相册原文件等大型媒体不属于网页镜像范围，界面已明确提示，不再宣称全部媒体都已同步。</w:t>
+      </w:r>
+    </w:p>
+    <w:p>
+      <w:r>
+        <w:t>真实外卖保持可见浏览器和人工支付边界：优先复用已验证路线，在店内精确搜索目标商品；第一家打烊时最多继续检查三家，并把打烊/未完成结果作为系统提示，不伪装成角色台词。平台人机验证不能绕过，出现时暂停同一任务等待本人完成后继续，超时进入冷却，避免无限循环。</w:t>
+      </w:r>
+    </w:p>
+    <w:p>
+      <w:r>
+        <w:t>微信聊天双方头像统一为 42px 正方形圆角并与气泡垂直居中。只调整头像尺寸和对齐，不改变普通角色回复、朋友圈回复、后台通知、远程控制或外置语音 base/key/voice/model 配置。</w:t>
       </w:r>
     </w:p>
     <w:sectPr>

--- a/docs/maintenance/AI开发项目_项目说明文档.docx
+++ b/docs/maintenance/AI开发项目_项目说明文档.docx
@@ -10022,6 +10022,44 @@
     <w:p>
       <w:r>
         <w:t>微信聊天双方头像统一为 42px 正方形圆角并与气泡垂直居中。只调整头像尺寸和对齐，不改变普通角色回复、朋友圈回复、后台通知、远程控制或外置语音 base/key/voice/model 配置。</w:t>
+      </w:r>
+    </w:p>
+    <w:p>
+      <w:r>
+        <w:br w:type="page"/>
+      </w:r>
+    </w:p>
+    <w:p>
+      <w:r>
+        <w:rPr>
+          <w:b/>
+        </w:rPr>
+        <w:t>v1049｜真实外卖自主选择与微信气泡尖角（2026-08-23）</w:t>
+      </w:r>
+    </w:p>
+    <w:p>
+      <w:r>
+        <w:t>版本：共享网页 v1049；私人 iOS 1.0.167（167）；原生桥 25。以已发布 v1048 为基线，同步进入网页与唯一私人 PhoneWeb.bundle。</w:t>
+      </w:r>
+    </w:p>
+    <w:p>
+      <w:r>
+        <w:t>真实外卖把角色生成的检索词和用户真实消息拆开保存。用户明确说“随便点、你选、都可以、都喜欢、按你想的”等授权时，角色可按本人性格、全部已保存偏好和平台真实候选自主决定商品及现有规格，不再把自己生成的搜索词反向升级为用户硬条件，也不再继续追问品牌、口味、糖度或温度。</w:t>
+      </w:r>
+    </w:p>
+    <w:p>
+      <w:r>
+        <w:t>用户亲口明确提出的品牌、商品、杯型、份量、糖度、冰度、温度、口味、辣度、搭配或加料仍是硬条件。平台缺少任一项时必须返回具体缺失项和现有最接近选项，不能用相似商品或规格替换。过敏与忌口始终优先。</w:t>
+      </w:r>
+    </w:p>
+    <w:p>
+      <w:r>
+        <w:t>微信聊天双方 42px 方形头像改为和一行、多行气泡顶部对齐。双方气泡新增继承本身底色的小尖角，尖角指向头像中部并保留少量缝隙；白天和夜间主题共用同一结构。</w:t>
+      </w:r>
+    </w:p>
+    <w:p>
+      <w:r>
+        <w:t>未修改普通角色回复、主副模型失败切换、朋友圈回复、后台主动通知、远程操控、外部语音 base/key/voice/model、支付验证或私人主设备云镜像。</w:t>
       </w:r>
     </w:p>
     <w:sectPr>

--- a/docs/maintenance/AI开发项目_项目说明文档.docx
+++ b/docs/maintenance/AI开发项目_项目说明文档.docx
@@ -10060,6 +10060,39 @@
     <w:p>
       <w:r>
         <w:t>未修改普通角色回复、主副模型失败切换、朋友圈回复、后台主动通知、远程操控、外部语音 base/key/voice/model、支付验证或私人主设备云镜像。</w:t>
+      </w:r>
+    </w:p>
+    <w:p>
+      <w:r>
+        <w:br w:type="page"/>
+      </w:r>
+    </w:p>
+    <w:p>
+      <w:r>
+        <w:rPr>
+          <w:b/>
+        </w:rPr>
+        <w:t>v1050 补充｜真实外卖规格澄清与套餐解析（2026-08-23）</w:t>
+      </w:r>
+    </w:p>
+    <w:p>
+      <w:r>
+        <w:t>真实外卖规格选择会先读取后台保存的奶茶、咖啡、主食和 KFC 偏好。用户本轮没有再说糖度、冰度或温度时，保存偏好作为默认选择；用户本轮明确要求仍优先作为硬条件。</w:t>
+      </w:r>
+    </w:p>
+    <w:p>
+      <w:r>
+        <w:t>当真实商品缺少用户明确要求的规格，或未获得自主选择授权时缺少后台默认／角色本轮真正想选的关键规格，流程在加购和下单前暂停。典型场景为角色想选热饮，但商品只有冰饮或冷饮：角色使用当前真实模型和完整人设自然询问是否换一种，不使用固定可见话术，也不会暗中改成冷饮。</w:t>
+      </w:r>
+    </w:p>
+    <w:p>
+      <w:r>
+        <w:t>用户回答当前真实可选规格后，流程沿用同一商品继续；用户说出另一种商品或品牌后，旧候选作废并重新搜索一次。普通聊天、主副模型失败切换和角色可见回复路由保持不变。</w:t>
+      </w:r>
+    </w:p>
+    <w:p>
+      <w:r>
+        <w:t>套餐规格解析会清除“已选”“价格计算中”“请选择 2 份”“选规格”等平台提示，只保留真实可选项；名称要求选择 N 份的组合必须准确提交 N 个不同的真实选项。无法可靠确认时安全停止，并把详细诊断保留在外卖设置，聊天区只显示简短系统提示。</w:t>
       </w:r>
     </w:p>
     <w:sectPr>

--- a/docs/maintenance/AI开发项目_项目说明文档.docx
+++ b/docs/maintenance/AI开发项目_项目说明文档.docx
@@ -10093,6 +10093,39 @@
     <w:p>
       <w:r>
         <w:t>套餐规格解析会清除“已选”“价格计算中”“请选择 2 份”“选规格”等平台提示，只保留真实可选项；名称要求选择 N 份的组合必须准确提交 N 个不同的真实选项。无法可靠确认时安全停止，并把详细诊断保留在外卖设置，聊天区只显示简短系统提示。</w:t>
+      </w:r>
+    </w:p>
+    <w:p>
+      <w:pPr>
+        <w:pStyle w:val="Heading1"/>
+      </w:pPr>
+      <w:r>
+        <w:t>v1051 候选：店内精确搜索、起送价续单与项圈配色（2026-08-23）</w:t>
+      </w:r>
+    </w:p>
+    <w:p>
+      <w:r>
+        <w:t>真实外卖的外层搜索现在只负责寻找候选门店。进入每一家候选门店后，系统都会使用清理过品牌与规格词的真实商品名执行一次店内搜索，再读取店内结果；店铺首页的模糊推荐不再阻止内部精确搜索。没有店内搜索入口时才保留原菜单读取结果，不循环搜索，也不扩大到用户没有要求的商品。</w:t>
+      </w:r>
+    </w:p>
+    <w:p>
+      <w:r>
+        <w:t>商品已经加入购物车但页面没有“去结算”时，系统会读取门店真实最低起送金额、当前商品金额与差额，并在能够计算时给出同款最低数量。失败加购仍按原清理路径撤回；长技术信息只留在外卖设置的系统提示，不进入角色聊天。</w:t>
+      </w:r>
+    </w:p>
+    <w:p>
+      <w:r>
+        <w:t>起送价不足会保存 30 分钟可恢复状态，并让角色用当前真实模型和完整人设自然询问：增加同款到真实最低数量，还是换店。用户同意后沿用同一商品和规格继续，不重新全局搜索；用户换品时放弃旧候选并重新搜索一次。任何阶段都不能提前声称已下单或付款。</w:t>
+      </w:r>
+    </w:p>
+    <w:p>
+      <w:r>
+        <w:t>微信“我 → 设置 → 界面与显示 → 显示归属头衔”新增项圈／归属印记的气泡颜色与字体颜色选择，支持开关显示、保存颜色和恢复默认。该设置只改变标题小气泡外观，不修改项圈文字、归属角色或角色挂上／摘下项圈的真实逻辑。网页与私人 PhoneWeb.bundle 保持一致。</w:t>
+      </w:r>
+    </w:p>
+    <w:p>
+      <w:r>
+        <w:t>验证：网页与私人脚本语法通过；微信项圈配色、气泡颜色、真实外卖规格与角色续接专项通过；外卖浏览器服务 31/31；项目完整自动测试 973/973。Mac 编译、签名与真机外卖结算仍需在正式发布时完成。</w:t>
       </w:r>
     </w:p>
     <w:sectPr>

--- a/docs/maintenance/AI开发项目_项目说明文档.docx
+++ b/docs/maintenance/AI开发项目_项目说明文档.docx
@@ -10126,6 +10126,54 @@
     <w:p>
       <w:r>
         <w:t>验证：网页与私人脚本语法通过；微信项圈配色、气泡颜色、真实外卖规格与角色续接专项通过；外卖浏览器服务 31/31；项目完整自动测试 973/973。Mac 编译、签名与真机外卖结算仍需在正式发布时完成。</w:t>
+      </w:r>
+    </w:p>
+    <w:p>
+      <w:r>
+        <w:br w:type="page"/>
+      </w:r>
+    </w:p>
+    <w:p>
+      <w:pPr>
+        <w:pStyle w:val="Heading1"/>
+      </w:pPr>
+      <w:r>
+        <w:t>v1054 真实外卖结构化授权与全流程稳定基线（2026-08-24）</w:t>
+      </w:r>
+    </w:p>
+    <w:p>
+      <w:r>
+        <w:t>网页核心升为 v1054，私人 iOS 升为 1.0.177（177），原生桥契约保持 25。网页与私人 PhoneWeb.bundle 的 delivery.js 必须逐字一致；私人包由当前网页源重新生成，保留私人主设备云备份、微信、朋友圈、普通角色回复、后台通知、远控字幕、外置语音设置及既有原生能力。</w:t>
+      </w:r>
+    </w:p>
+    <w:p>
+      <w:r>
+        <w:t>每一次角色点单均由当前真实模型回合输出结构化动作并生成唯一 taskId。任务记录授权来源（用户明确要求或角色当前回合自主决定）、角色、账号、会话、消息／回合标识、创建时间、原始意图摘要、状态、已完成商品、当前澄清和修订号。旧消息、页面重绘和后台恢复只能恢复未结束任务，普通聊天关键词不能创建任务；完成、取消、过期或失败任务不能恢复。</w:t>
+      </w:r>
+    </w:p>
+    <w:p>
+      <w:r>
+        <w:t>真实搜索遵循门店全局匹配→进入高吻合门店→单个商品店内搜索→单独选择杯型、冷热、糖度、加料等规格→加购→下一商品。规格不得拼进搜索词。搜索未命中可以由角色按自身口吻询问商品名，并用同一 taskId 的新 revision 续接原门店、原商品和原进度，不重新执行新任务授权。</w:t>
+      </w:r>
+    </w:p>
+    <w:p>
+      <w:r>
+        <w:t>结算有两道独立门槛：用户明确商品和规格清单全部完成，以及达到平台起送价。奶茶和主食不得复制主商品凑单；奶茶只能添加不重复的同店小料，主食只能添加不重复的同店小吃。提交前再次核对真实购物车和明确排除项，并检查可用优惠券；只有已应用优惠券或明确核验为无可用券，才进入支付宝待付款。</w:t>
+      </w:r>
+    </w:p>
+    <w:p>
+      <w:r>
+        <w:t>高成功率随机池如实限定为奶茶、咖啡、麦当劳、KFC、粥。水果、甜品及其他食物能力没有删除：用户明确要求时仍按真实页面尝试，角色当前回合有具体理由时也可自主选择，但不得声称与已训练类别同等稳定。麦当劳无要求套餐默认从首页选择“麦满分单人餐随心选”，在规格弹窗选择麦满分、小食和饮料；香芋派、菠萝派未指定份数时只选一份装。</w:t>
+      </w:r>
+    </w:p>
+    <w:p>
+      <w:r>
+        <w:t>Windows 自动化覆盖授权幂等、终态／过期恢复拦截、当前回合结构化自主动作、普通关键词不触发、同 taskId 澄清续接、门店相似度、逐项商品和规格、起送凑单、重复商品、麦当劳／KFC／奶茶／主食／水果边界、购物车终检、优惠券状态、支付宝待付款和网页／私人一致性。Mac 编译、Apple 签名与真实 iPhone 覆盖安装仍必须单独完成；最终付款始终由本人确认。</w:t>
+      </w:r>
+    </w:p>
+    <w:p>
+      <w:r>
+        <w:t>v1054 发布复核补充：私人 bundle 生成器只保留 WKWebView 必需的 viewport、状态栏和 Service Worker 地址差异，不得改写共享 app.js 的通话身份、普通回复或其他已确认布局；资源清单显式包含真实外卖黄色袋鼠兜底图。最终生成结果要求网页与私人 app.js、delivery.js 分别内容一致。</w:t>
       </w:r>
     </w:p>
     <w:sectPr>

--- a/docs/maintenance/AI开发项目_项目说明文档.docx
+++ b/docs/maintenance/AI开发项目_项目说明文档.docx
@@ -10174,6 +10174,39 @@
     <w:p>
       <w:r>
         <w:t>v1054 发布复核补充：私人 bundle 生成器只保留 WKWebView 必需的 viewport、状态栏和 Service Worker 地址差异，不得改写共享 app.js 的通话身份、普通回复或其他已确认布局；资源清单显式包含真实外卖黄色袋鼠兜底图。最终生成结果要求网页与私人 app.js、delivery.js 分别内容一致。</w:t>
+      </w:r>
+    </w:p>
+    <w:p>
+      <w:pPr>
+        <w:pStyle w:val="Heading1"/>
+      </w:pPr>
+      <w:r>
+        <w:t>v1057／1.0.180 共同生活、宠物、电量与微信转账整合（2026-08-24）</w:t>
+      </w:r>
+    </w:p>
+    <w:p>
+      <w:r>
+        <w:t>网页核心升级为 v1057，私人 iOS 升级为 1.0.180（180），原生桥继续为 25。共同生活入口和开关使用真实 button，并通过 cohabActionTap 消化同一次触摸产生的重复点击；cohabEnter 返回成功状态，仍进入原共同生活页面并保留原角色与生活记录。</w:t>
+      </w:r>
+    </w:p>
+    <w:p>
+      <w:r>
+        <w:t>电子宠物在拖拽期间和结束后的短窗口内阻止浏览器合成点击，避免从食盆拖出食物投喂后误弹购买页；真正点击食盆购买和程序化投喂保持原行为。</w:t>
+      </w:r>
+    </w:p>
+    <w:p>
+      <w:r>
+        <w:t>网页电量不再伪造 88%。支持 Battery API 的浏览器会绑定 BatteryManager，并在 pageshow、focus 和页面重新可见时刷新；iPhone Safari 不提供 Battery API，因此只能保留最近真实值或显示 --%，不能承诺读取系统真实电量。</w:t>
+      </w:r>
+    </w:p>
+    <w:p>
+      <w:r>
+        <w:t>微信转账新增待收、已收、已退的独立明细页，记录转账、收款和退款时间，收款与退还幂等执行；旧 tcollect／treject 回执继续隐藏，黑白主题和返回聊天位置保持一致。</w:t>
+      </w:r>
+    </w:p>
+    <w:p>
+      <w:r>
+        <w:t>根网页与私人 PhoneWeb.bundle 的 app.js、glass-theme.css、pet-game.js 和入口页面已按当前工作树同步。保留真实角色回复、朋友圈、后台通知、远控字幕、外置语音 Base URL／Key／模型／音色、私人云备份与真实外卖授权边界。Windows 完成语法与全量 1006/1006 自动测试；Mac 编译、签名和真实 iPhone 覆盖安装仍待执行。</w:t>
       </w:r>
     </w:p>
     <w:sectPr>

--- a/docs/maintenance/AI开发项目_项目说明文档.docx
+++ b/docs/maintenance/AI开发项目_项目说明文档.docx
@@ -10207,6 +10207,39 @@
     <w:p>
       <w:r>
         <w:t>根网页与私人 PhoneWeb.bundle 的 app.js、glass-theme.css、pet-game.js 和入口页面已按当前工作树同步。保留真实角色回复、朋友圈、后台通知、远控字幕、外置语音 Base URL／Key／模型／音色、私人云备份与真实外卖授权边界。Windows 完成语法与全量 1006/1006 自动测试；Mac 编译、签名和真实 iPhone 覆盖安装仍待执行。</w:t>
+      </w:r>
+    </w:p>
+    <w:p>
+      <w:pPr>
+        <w:pStyle w:val="Heading1"/>
+      </w:pPr>
+      <w:r>
+        <w:t>v1058／1.0.181 共同生活、存储散热、转账回复与约会输入修复（2026-08-24）</w:t>
+      </w:r>
+    </w:p>
+    <w:p>
+      <w:r>
+        <w:t>网页核心升级为 v1058，私人 iOS 升级为 1.0.181（181），原生桥继续为 25。共同生活的返回、测试状态、开关和进入按钮使用真实 button，并通过 cohabActionTap 消化同一次触摸产生的重复点击；状态立即保存，关闭再打开不会无故失效，角色处于上班状态也不应阻断页面入口。</w:t>
+      </w:r>
+    </w:p>
+    <w:p>
+      <w:r>
+        <w:t>共同生活开启后，角色不会只因模式已开启就自主拨入。只有用户当前回合明确要求角色主动打电话时，真实模型才可在该回合选择打或不打；旧消息、重绘、恢复前台与普通聊天不能补发新来电。普通回复、朋友圈回复、后台通知、远控字幕和外置语音配置保持原链路。</w:t>
+      </w:r>
+    </w:p>
+    <w:p>
+      <w:r>
+        <w:t>图片恢复将失败项改为延迟、有限次数重试，避免同一批损坏或暂不可读图片持续热循环。私人原生环境优先使用原生存储容量信息，网页配额不足不再被误报成手机总空间将满；浏览器不具备原生容量时仍按浏览器能力如实提示。</w:t>
+      </w:r>
+    </w:p>
+    <w:p>
+      <w:r>
+        <w:t>微信转账收款或退还只改变原卡片并且只结算一次。状态变化会通过既有 scheduleFeatureReply 与 featureEventNote 交给真实角色模型，使角色知道用户收下或退还了其转账；没有真实可见输出时不伪造角色台词。</w:t>
+      </w:r>
+    </w:p>
+    <w:p>
+      <w:r>
+        <w:t>线下约会输入框按内容在 42px 至 90px 内自动增高，超过上限后仅在框内滚动，按钮保持底部对齐，不再把聊天正文顶住或拉出异常长光标。根网页和私人 PhoneWeb.bundle 已同步。Windows 完成语法、专项、根／私人一致性及全量 1014/1014 自动测试；Mac 编译、签名和真实 iPhone 覆盖安装仍待执行。</w:t>
       </w:r>
     </w:p>
     <w:sectPr>

--- a/docs/maintenance/AI开发项目_项目说明文档.docx
+++ b/docs/maintenance/AI开发项目_项目说明文档.docx
@@ -10240,6 +10240,39 @@
     <w:p>
       <w:r>
         <w:t>线下约会输入框按内容在 42px 至 90px 内自动增高，超过上限后仅在框内滚动，按钮保持底部对齐，不再把聊天正文顶住或拉出异常长光标。根网页和私人 PhoneWeb.bundle 已同步。Windows 完成语法、专项、根／私人一致性及全量 1014/1014 自动测试；Mac 编译、签名和真实 iPhone 覆盖安装仍待执行。</w:t>
+      </w:r>
+    </w:p>
+    <w:p>
+      <w:pPr>
+        <w:pStyle w:val="Heading1"/>
+      </w:pPr>
+      <w:r>
+        <w:t>v1059／1.0.182 真实外卖匹配与生活功能整合修复（2026-08-25）</w:t>
+      </w:r>
+    </w:p>
+    <w:p>
+      <w:r>
+        <w:t>网页核心升级为 v1059，私人 iOS 升级为 1.0.182（182），原生桥继续为 25。普通餐食允许用户用两个连续核心字命中真实长标题中的第一份合格商品；用户明确说出套餐时，真实标题也必须包含套餐。奶茶和咖啡仍保留原有品牌、杯型、糖度、温度、加料和单杯规则。</w:t>
+      </w:r>
+    </w:p>
+    <w:p>
+      <w:r>
+        <w:t>撒汤在明确选择单人套餐时只接受标题含撒汤的一人／1人套餐，排除双人、多人和全家套餐。冰豆浆作为完整商品名处理，不再因冰字被过滤成温度规格；说明句中的添加标题等文字不会被拆成虚构商品。</w:t>
+      </w:r>
+    </w:p>
+    <w:p>
+      <w:r>
+        <w:t>外卖继续使用结构化 taskId、原始授权约束、同任务澄清续接和幂等状态；逐件完成明确商品并去重后才检查起送价和优惠券，最终只进入官方待付款页。验证码、售罄和付款仍由本人处理。</w:t>
+      </w:r>
+    </w:p>
+    <w:p>
+      <w:r>
+        <w:t>同批保留并整合共同生活按钮与来电授权、存储散热、微信转账双向状态和真实模型回复、共同生活线上微信回流、AI 群聊串行及一次真实模型重试、线下约会多行输入修复。普通角色回复、朋友圈、后台通知、远控字幕和外置语音配置不改线路。</w:t>
+      </w:r>
+    </w:p>
+    <w:p>
+      <w:r>
+        <w:t>根网页与私人 PhoneWeb.bundle 同步；电脑端外卖服务和朋友部署包使用同一份最新源码与回归测试。Windows 自动测试和 ZIP 结构检查通过；Mac 编译、签名和真实 iPhone 覆盖安装仍待执行。</w:t>
       </w:r>
     </w:p>
     <w:sectPr>

--- a/docs/maintenance/AI开发项目_项目说明文档.docx
+++ b/docs/maintenance/AI开发项目_项目说明文档.docx
@@ -10273,6 +10273,34 @@
     <w:p>
       <w:r>
         <w:t>根网页与私人 PhoneWeb.bundle 同步；电脑端外卖服务和朋友部署包使用同一份最新源码与回归测试。Windows 自动测试和 ZIP 结构检查通过；Mac 编译、签名和真实 iPhone 覆盖安装仍待执行。</w:t>
+      </w:r>
+    </w:p>
+    <w:p>
+      <w:pPr>
+        <w:pStyle w:val="Heading1"/>
+      </w:pPr>
+      <w:r>
+        <w:t>v1060／1.0.183 微信忙碌与外卖澄清续接修复（2026-08-25）</w:t>
+      </w:r>
+    </w:p>
+    <w:p>
+      <w:r>
+        <w:t>网页核心升级为 v1060，私人 iOS 升级为 1.0.183（183），原生桥继续为 25。角色微信设置新增可手动开关的忙碌状态测试；忙碌期间保持在线并积累普通用户消息，关闭后通过原真实模型与完整人设合并回应，不写入固定角色台词。</w:t>
+      </w:r>
+    </w:p>
+    <w:p>
+      <w:r>
+        <w:t>外卖起送价澄清增加受限续接：用户点名灌汤包或煎饺时只补对应候选；回答都要、两个都要或全加时，补齐角色在本轮明确列出的全部候选。续接保留原 taskId、门店、主商品和进度，并对同一消息幂等。</w:t>
+      </w:r>
+    </w:p>
+    <w:p>
+      <w:r>
+        <w:t>自然语言补偿只允许作用于已有、未结束且账号会话匹配的 minimum_order 任务；普通聊天、旧消息、含糊答案和已结束任务不能创建新外卖任务。普通角色回复、朋友圈、后台通知、远控字幕、共同生活、转账和外置语音线路保持不变。</w:t>
+      </w:r>
+    </w:p>
+    <w:p>
+      <w:r>
+        <w:t>根网页与私人 PhoneWeb.bundle 同步。Windows 完成语法、全量自动测试和 ZIP 结构检查；Mac 编译、签名和真实 iPhone 覆盖安装仍待执行。</w:t>
       </w:r>
     </w:p>
     <w:sectPr>

--- a/docs/maintenance/AI开发项目_项目说明文档.docx
+++ b/docs/maintenance/AI开发项目_项目说明文档.docx
@@ -10296,6 +10296,34 @@
     <w:p>
       <w:r>
         <w:t>自然语言补偿只允许作用于已有、未结束且账号会话匹配的 minimum_order 任务；普通聊天、旧消息、含糊答案和已结束任务不能创建新外卖任务。普通角色回复、朋友圈、后台通知、远控字幕、共同生活、转账和外置语音线路保持不变。</w:t>
+      </w:r>
+    </w:p>
+    <w:p>
+      <w:r>
+        <w:t>根网页与私人 PhoneWeb.bundle 同步。Windows 完成语法、全量自动测试和 ZIP 结构检查；Mac 编译、签名和真实 iPhone 覆盖安装仍待执行。</w:t>
+      </w:r>
+    </w:p>
+    <w:p>
+      <w:pPr>
+        <w:pStyle w:val="Heading1"/>
+      </w:pPr>
+      <w:r>
+        <w:t>v1061／1.0.184 外卖同意直传与角色自主发起修复（2026-08-25）</w:t>
+      </w:r>
+    </w:p>
+    <w:p>
+      <w:r>
+        <w:t>网页核心升级为 v1061，私人 iOS 升级为 1.0.184（184），原生桥继续为 25。用户明确提出点单后，角色当前真实模型回合若自然同意但漏掉结构化动作，系统只允许一次隐藏的真实模型动作补判；确认同意后立即把同一回合意图交给外卖自动化。</w:t>
+      </w:r>
+    </w:p>
+    <w:p>
+      <w:r>
+        <w:t>已有起送价澄清任务优先沿用原 taskId、门店、主商品和进度。角色可以基于当前人设与上下文自主发起，但必须由当前真实模型明确输出结构化动作；普通聊天关键词、旧消息、页面重绘和后台恢复不能创建任务。</w:t>
+      </w:r>
+    </w:p>
+    <w:p>
+      <w:r>
+        <w:t>普通角色回复、朋友圈回复、后台通知、远控字幕、共同生活、转账与外置语音线路保持不变。支付与平台安全验证仍由用户本人完成。</w:t>
       </w:r>
     </w:p>
     <w:p>

--- a/docs/maintenance/AI开发项目_项目说明文档.docx
+++ b/docs/maintenance/AI开发项目_项目说明文档.docx
@@ -10329,6 +10329,34 @@
     <w:p>
       <w:r>
         <w:t>根网页与私人 PhoneWeb.bundle 同步。Windows 完成语法、全量自动测试和 ZIP 结构检查；Mac 编译、签名和真实 iPhone 覆盖安装仍待执行。</w:t>
+      </w:r>
+    </w:p>
+    <w:p>
+      <w:pPr>
+        <w:pStyle w:val="Heading1"/>
+      </w:pPr>
+      <w:r>
+        <w:t>v1062／1.0.185 外卖澄清动作与同任务续接修复（2026-08-25）</w:t>
+      </w:r>
+    </w:p>
+    <w:p>
+      <w:r>
+        <w:t>网页核心升级为 v1062，私人 iOS 升级为 1.0.185（185），原生桥继续为 25。修复真实模型输出中文全角【真实外卖｜…】时，前置检测已判定存在动作、后置执行器却只接受半角格式而丢弃动作的问题。</w:t>
+      </w:r>
+    </w:p>
+    <w:p>
+      <w:r>
+        <w:t>起送价澄清由原 taskId 保存角色在当前会话列出的同店候选；用户回答“都要”或点名某一项时，只续接该任务、同一门店和原商品进度。更新前形成的旧任务仍可在同一账号和会话内受限回看最近候选。</w:t>
+      </w:r>
+    </w:p>
+    <w:p>
+      <w:r>
+        <w:t>普通角色回复、朋友圈回复、后台通知、远控字幕、共同生活和外置语音配置保持原线路。最终付款、验证码和平台安全验证仍由用户本人完成。</w:t>
+      </w:r>
+    </w:p>
+    <w:p>
+      <w:r>
+        <w:t>网页与私人 PhoneWeb.bundle 已同步。Windows 完成语法、自动测试和 ZIP 结构检查；Mac 编译、签名和真实 iPhone 覆盖安装仍待执行。</w:t>
       </w:r>
     </w:p>
     <w:sectPr>

--- a/docs/maintenance/AI开发项目_项目说明文档.docx
+++ b/docs/maintenance/AI开发项目_项目说明文档.docx
@@ -10357,6 +10357,34 @@
     <w:p>
       <w:r>
         <w:t>网页与私人 PhoneWeb.bundle 已同步。Windows 完成语法、自动测试和 ZIP 结构检查；Mac 编译、签名和真实 iPhone 覆盖安装仍待执行。</w:t>
+      </w:r>
+    </w:p>
+    <w:p>
+      <w:pPr>
+        <w:pStyle w:val="Heading1"/>
+      </w:pPr>
+      <w:r>
+        <w:t>v1063／1.0.186 外卖角色同意直传与首单恢复（2026-08-25）</w:t>
+      </w:r>
+    </w:p>
+    <w:p>
+      <w:r>
+        <w:t>网页核心升级为 v1063，私人 iOS 升级为 1.0.186（186），原生桥继续为 25。确认 v1061-v1062 的首单退化发生在前端角色到外卖自动化的交接层：当前真实模型自然同意但没有结构化动作时，系统把第二次隐藏模型补动作当作唯一入口；该请求为空、失败或过期时，外卖服务完全收不到搜索请求。</w:t>
+      </w:r>
+    </w:p>
+    <w:p>
+      <w:r>
+        <w:t>当前用户消息明确提出点吃的，且当前真实角色回复以“好、行、可以、等着、没问题、交给我”等方式明确同意时，系统会直接从同一条消息提取品牌、商品、多件清单和常见规格，创建唯一授权任务并交给自动化；隐藏模型补动作只保留为低优先级兼容，不再阻塞首单。</w:t>
+      </w:r>
+    </w:p>
+    <w:p>
+      <w:r>
+        <w:t>宽松入口仍要求当前真实模型回合、当前用户消息、账号、角色、会话、turnId 与 messageId 全部一致。普通聊天、角色拒绝、旧消息、页面重绘、后台恢复、完成／取消／过期任务不得新建任务；同一 messageId 重复处理保持幂等。</w:t>
+      </w:r>
+    </w:p>
+    <w:p>
+      <w:r>
+        <w:t>原 taskId 澄清、商品去重、起送价检查、优惠券检查及最终付款本人确认保持原线路。普通角色回复、朋友圈回复、后台通知、远控字幕、共同生活和外置语音配置未改变。Windows 已做语法、端到端模拟与全量自动测试；Mac 编译、签名和真实 iPhone 覆盖安装仍待执行。</w:t>
       </w:r>
     </w:p>
     <w:sectPr>

--- a/docs/maintenance/AI开发项目_项目说明文档.docx
+++ b/docs/maintenance/AI开发项目_项目说明文档.docx
@@ -10385,6 +10385,34 @@
     <w:p>
       <w:r>
         <w:t>原 taskId 澄清、商品去重、起送价检查、优惠券检查及最终付款本人确认保持原线路。普通角色回复、朋友圈回复、后台通知、远控字幕、共同生活和外置语音配置未改变。Windows 已做语法、端到端模拟与全量自动测试；Mac 编译、签名和真实 iPhone 覆盖安装仍待执行。</w:t>
+      </w:r>
+    </w:p>
+    <w:p>
+      <w:pPr>
+        <w:pStyle w:val="Heading1"/>
+      </w:pPr>
+      <w:r>
+        <w:t>v1064／1.0.187 外卖澄清续单与网关恢复（2026-08-25）</w:t>
+      </w:r>
+    </w:p>
+    <w:p>
+      <w:r>
+        <w:t>网页核心升级为 v1064，私人 iOS 升级为 1.0.187（187），原生桥继续为 25。真实复测确认：主商品成功加购后平台购物车底栏会短暂重绘，旧流程在重绘完成前读取到陈旧结算控件，因而提前尝试结算并跳过同 taskId 的后续商品。</w:t>
+      </w:r>
+    </w:p>
+    <w:p>
+      <w:r>
+        <w:t>修复后先被动等待并重新读取权威的起送状态，再续接原 taskId、原门店和原主商品执行 addRequestedStandaloneItems。起送短缺金额与起送门槛分开解析；在页面显示购物车 10.9 元、还差 9.1 元时，门槛计算为 20 元。</w:t>
+      </w:r>
+    </w:p>
+    <w:p>
+      <w:r>
+        <w:t>真实浏览器验证已完成但未付款：杨姥佬家de撒汤门店中，（招牌）营养鸡丝撒汤、爆款鲜肉煎饺（8个）、金陵/灌汤包（6个）各一份，总额 24.5 元，进入订单确认页。没有重复主商品，没有新建第二个任务。</w:t>
+      </w:r>
+    </w:p>
+    <w:p>
+      <w:r>
+        <w:t>Supabase phone-delivery 对无具体业务正文的中间层 HTTP 502 仅允许一次原请求重试，create_order 在允许列表中，pay_order 不允许自动重试；具体浏览器或平台错误保持原样返回。普通角色回复、朋友圈、后台通知、远控字幕及外置语音配置未改路由。Windows 自动测试已通过；Mac 编译、签名和真实 iPhone 覆盖安装仍待执行。</w:t>
       </w:r>
     </w:p>
     <w:sectPr>

--- a/docs/maintenance/AI开发项目_项目说明文档.docx
+++ b/docs/maintenance/AI开发项目_项目说明文档.docx
@@ -10413,6 +10413,34 @@
     <w:p>
       <w:r>
         <w:t>Supabase phone-delivery 对无具体业务正文的中间层 HTTP 502 仅允许一次原请求重试，create_order 在允许列表中，pay_order 不允许自动重试；具体浏览器或平台错误保持原样返回。普通角色回复、朋友圈、后台通知、远控字幕及外置语音配置未改路由。Windows 自动测试已通过；Mac 编译、签名和真实 iPhone 覆盖安装仍待执行。</w:t>
+      </w:r>
+    </w:p>
+    <w:p>
+      <w:pPr>
+        <w:pStyle w:val="Heading1"/>
+      </w:pPr>
+      <w:r>
+        <w:t>v1065／1.0.188 外卖澄清修订连续性修复（2026-08-25）</w:t>
+      </w:r>
+    </w:p>
+    <w:p>
+      <w:r>
+        <w:t>网页核心升级为 v1065，私人 iOS 升级为 1.0.188（188），原生桥继续为 25。本次修复真实聊天中的同任务续单：初始搜索使用修订 1，系统发出起送价澄清时增加到修订 2，用户回答“都要”等澄清内容后必须沿用修订 2继续，不能再次增加到 3。</w:t>
+      </w:r>
+    </w:p>
+    <w:p>
+      <w:r>
+        <w:t>此前的 502 不是平台搜索失败，也不是 Cloudflare 隧道离线，而是前端把同一个 taskId 的修订从 1 跳到 3，浏览器适配器按连续性守卫拒绝该请求；本地服务与 Edge 层又把任务状态冲突错误归类成通用上游 502。</w:t>
+      </w:r>
+    </w:p>
+    <w:p>
+      <w:r>
+        <w:t>修复后任务、修订、澄清、约束和状态冲突统一保留为 HTTP 409，只有真正的上游故障才显示 502。可执行测试直接运行真实 delivery.js，覆盖撒汤首次因起送价不足、角色给出煎饺与灌汤包、用户回答“都要”的完整聊天路径，断言修订严格为 1、2，三项商品各一份，并停在待支付。</w:t>
+      </w:r>
+    </w:p>
+    <w:p>
+      <w:r>
+        <w:t>根网页与私人 PhoneWeb.bundle 的 delivery.js 同步；普通角色回复、朋友圈回复、后台通知、远控字幕和外置语音配置不改路由。Windows 自动测试覆盖发布边界；Mac 编译、签名和真实 iPhone 安装仍需在 Mac 上完成。</w:t>
       </w:r>
     </w:p>
     <w:sectPr>

--- a/docs/maintenance/AI开发项目_项目说明文档.docx
+++ b/docs/maintenance/AI开发项目_项目说明文档.docx
@@ -10441,6 +10441,34 @@
     <w:p>
       <w:r>
         <w:t>根网页与私人 PhoneWeb.bundle 的 delivery.js 同步；普通角色回复、朋友圈回复、后台通知、远控字幕和外置语音配置不改路由。Windows 自动测试覆盖发布边界；Mac 编译、签名和真实 iPhone 安装仍需在 Mac 上完成。</w:t>
+      </w:r>
+    </w:p>
+    <w:p>
+      <w:pPr>
+        <w:pStyle w:val="Heading1"/>
+      </w:pPr>
+      <w:r>
+        <w:t>v1066／1.0.189 伴生轮询日期格式化卡顿发热修复（2026-08-25）</w:t>
+      </w:r>
+    </w:p>
+    <w:p>
+      <w:r>
+        <w:t>网页核心升级为 v1066，私人 iOS 升级为 1.0.189（189），原生桥继续为 25。本次只修复已有 Instruments 证据指向的私人 App WebContent 热点，不再通过猜测性放慢或关闭其他定时器。</w:t>
+      </w:r>
+    </w:p>
+    <w:p>
+      <w:r>
+        <w:t>用户提供的官方 Instruments XML 显示，卡顿期间 WebContent 约 96% 的 CPU 样本位于 DOM 定时器路径，约 91% 位于 JSC::constructIntlDateTimeFormat；首次异常样本约在启动后 3.184 秒。代码中的伴生快照轮询在启动后 3.2 秒运行，原日期核对会每次新建 Intl.DateTimeFormat，时间和调用路径形成直接对应。</w:t>
+      </w:r>
+    </w:p>
+    <w:p>
+      <w:r>
+        <w:t>私人 App 的屏幕时间报告与 WKWebView 处于同一 iPhone 系统时区，因此原生环境直接使用本机年月日，不再从伴生轮询定时器构造 Intl formatter；网页环境仍支持服务器报告的指定时区，但每个时区只构造一次并缓存复用。</w:t>
+      </w:r>
+    </w:p>
+    <w:p>
+      <w:r>
+        <w:t>伴生轮询频率、数据语义、普通角色回复、朋友圈回复、后台通知、远控字幕、通话、内外置语音、共同相册与外卖链路不改。Windows 自动测试通过；Mac 编译、签名和本版本真实 iPhone 长时间验证仍待完成。</w:t>
       </w:r>
     </w:p>
     <w:sectPr>

--- a/docs/maintenance/AI开发项目_项目说明文档.docx
+++ b/docs/maintenance/AI开发项目_项目说明文档.docx
@@ -10469,6 +10469,39 @@
     <w:p>
       <w:r>
         <w:t>伴生轮询频率、数据语义、普通角色回复、朋友圈回复、后台通知、远控字幕、通话、内外置语音、共同相册与外卖链路不改。Windows 自动测试通过；Mac 编译、签名和本版本真实 iPhone 长时间验证仍待完成。</w:t>
+      </w:r>
+    </w:p>
+    <w:p>
+      <w:pPr>
+        <w:pStyle w:val="Heading1"/>
+      </w:pPr>
+      <w:r>
+        <w:t>v1067／1.0.190 私人 App Intl 热点隔离与白屏恢复（2026-08-25）</w:t>
+      </w:r>
+    </w:p>
+    <w:p>
+      <w:r>
+        <w:t>网页核心升级为 v1067，私人 iOS 升级为 1.0.190（190），原生桥继续为 25。本次依据真机 Instruments 调用栈修复私人 App 的 WebContent 主线程热点；不改角色模型、消息、通知、伴生指令和语音业务逻辑。</w:t>
+      </w:r>
+    </w:p>
+    <w:p>
+      <w:r>
+        <w:t>关键证据：用户录制中约 96 秒的 WebContent 样本持续落在 JavaScriptCore 的 Intl.DateTimeFormat／ICU 构造链和 DOM 定时器路径。该连续热点可同时解释点击延迟、发热、WebContent 白屏终止，以及依赖页面 JavaScript 的消息同步暂时停止。v1066 只处理伴生日期入口，真机仍复现，不能算完成。</w:t>
+      </w:r>
+    </w:p>
+    <w:p>
+      <w:r>
+        <w:t>v1067 在私人 App 启动时由 Swift 注入本机时区及可用时区偏移；私人 App 的设备时区、角色时间、时区校验、时区列表、数字与日期显示不再进入 Intl/toLocaleString 热路径。网页版保留原 Intl 能力和既有时区语义。</w:t>
+      </w:r>
+    </w:p>
+    <w:p>
+      <w:r>
+        <w:t>新增 WKWebView WebContent 终止恢复：两分钟内最多自动重载两次，并沿用原有原生存档恢复；连续第三次停止自动重载并显示失败，防止无限热重启。自动恢复不清缓存、不伪造数据。</w:t>
+      </w:r>
+    </w:p>
+    <w:p>
+      <w:r>
+        <w:t>Windows 全量自动回归通过；Mac 编译、签名以及 v1067 真机长时间验证仍待完成。安装后须验证冷启动、持续点击、后台消息、白屏恢复和温度变化，不能把 MacReady 安装包写成已在真机修好。</w:t>
       </w:r>
     </w:p>
     <w:sectPr>

--- a/docs/maintenance/AI开发项目_项目说明文档.docx
+++ b/docs/maintenance/AI开发项目_项目说明文档.docx
@@ -10502,6 +10502,39 @@
     <w:p>
       <w:r>
         <w:t>Windows 全量自动回归通过；Mac 编译、签名以及 v1067 真机长时间验证仍待完成。安装后须验证冷启动、持续点击、后台消息、白屏恢复和温度变化，不能把 MacReady 安装包写成已在真机修好。</w:t>
+      </w:r>
+    </w:p>
+    <w:p>
+      <w:r>
+        <w:br w:type="page"/>
+      </w:r>
+    </w:p>
+    <w:p>
+      <w:r>
+        <w:rPr>
+          <w:b/>
+        </w:rPr>
+        <w:t>v1069／私人 1.0.193 App WebContent 恢复与内存边界（2026-08-25）</w:t>
+      </w:r>
+    </w:p>
+    <w:p>
+      <w:r>
+        <w:t>当前网页核心保持 v1069，私人 iOS 仅升为 1.0.193（193），原生桥保持 25。本轮只处理私人 App 的 WKWebView/WebContent 稳定性；所有新增网页逻辑均以私人原生环境为入口，公开网页继续走原路径。</w:t>
+      </w:r>
+    </w:p>
+    <w:p>
+      <w:r>
+        <w:t>私人 App 的存储占用明细不再逐项打开 IndexedDB 并读取每个大值，避免查看 1.68GB 图片与 WebKit 数据时把媒体复制进 JavaScript 内存。私人图片 JS 内存缓存增加 48M 字符软上限，只释放未显示、未被当前状态直接引用的内存副本，不删除 IndexedDB 图片或用户数据。</w:t>
+      </w:r>
+    </w:p>
+    <w:p>
+      <w:r>
+        <w:t>WebContent 终止后不再立即 reload 当前页面。第一次终止等待 5 秒后重新载入当前安装包内唯一的 PhoneWeb.bundle/index.html；两分钟内再次终止则停止自动重载并显示失败页，避免白屏、屏保和重载循环持续发热。</w:t>
+      </w:r>
+    </w:p>
+    <w:p>
+      <w:r>
+        <w:t>Windows 全量自动测试 1065／1065 通过，根 app.js 与私人 PhoneWeb.bundle/app.js 校验一致。Windows 不能证明 Mac 编译、签名或真实 iPhone 长期卡顿已修好；必须在全新 Mac 工程和原真机继续验证。</w:t>
       </w:r>
     </w:p>
     <w:sectPr>

--- a/docs/maintenance/AI开发项目_项目说明文档.docx
+++ b/docs/maintenance/AI开发项目_项目说明文档.docx
@@ -10535,6 +10535,34 @@
     <w:p>
       <w:r>
         <w:t>Windows 全量自动测试 1065／1065 通过，根 app.js 与私人 PhoneWeb.bundle/app.js 校验一致。Windows 不能证明 Mac 编译、签名或真实 iPhone 长期卡顿已修好；必须在全新 Mac 工程和原真机继续验证。</w:t>
+      </w:r>
+    </w:p>
+    <w:p>
+      <w:r>
+        <w:br w:type="page"/>
+      </w:r>
+    </w:p>
+    <w:p>
+      <w:r>
+        <w:rPr>
+          <w:b/>
+        </w:rPr>
+        <w:t>v1070／私人 1.0.194 版本纠正与稳定边界（2026-08-25）</w:t>
+      </w:r>
+    </w:p>
+    <w:p>
+      <w:r>
+        <w:t>当前网页核心为 v1070，私人 iOS 为 1.0.194（194），原生桥保持 25。本次只纠正上一候选包沿用 v1069／1.0.193 所造成的识别混淆，不增加新的功能逻辑。</w:t>
+      </w:r>
+    </w:p>
+    <w:p>
+      <w:r>
+        <w:t>私人 App 的存储明细安全汇总、图片内存软上限、WebContent 一次延迟恢复和两分钟内第二次终止停止重载均保持原实现；普通微信、朋友圈真实回复、后台通知入聊、真实设备数据、通话、外置语音、共同相册和远控保护线不得改写。</w:t>
+      </w:r>
+    </w:p>
+    <w:p>
+      <w:r>
+        <w:t>版本壳层、私人 Bundle、缓存标识和 iOS 构建号必须成套一致。Windows 自动测试、ZIP 一致性校验、Mac 编译签名和真实 iPhone 验收仍是彼此独立的结论。</w:t>
       </w:r>
     </w:p>
     <w:sectPr>

--- a/docs/maintenance/AI开发项目_项目说明文档.docx
+++ b/docs/maintenance/AI开发项目_项目说明文档.docx
@@ -10563,6 +10563,34 @@
     <w:p>
       <w:r>
         <w:t>版本壳层、私人 Bundle、缓存标识和 iOS 构建号必须成套一致。Windows 自动测试、ZIP 一致性校验、Mac 编译签名和真实 iPhone 验收仍是彼此独立的结论。</w:t>
+      </w:r>
+    </w:p>
+    <w:p>
+      <w:pPr>
+        <w:pStyle w:val="Heading1"/>
+      </w:pPr>
+      <w:r>
+        <w:t>2026-08-27 v1078 时间、约会承接、记忆与真人聊天修复</w:t>
+      </w:r>
+    </w:p>
+    <w:p>
+      <w:r>
+        <w:t>版本基线：网页 v1078；私人 iOS 1.0.203 (203)；原生桥契约继续为 25。</w:t>
+      </w:r>
+    </w:p>
+    <w:p>
+      <w:r>
+        <w:t>本版围绕六项连续性与真人聊天能力收口：角色微信和通话会获得精确到秒/分的短间隔事实；当前时刻或已过分钟允许 1–2 分钟自然表达误差，只有误差超过 2 分钟才由同一路线真实模型纠正一次，纠正后仍明显错误才保持静默；一次性线下约会结束后写入带 endedAt 的持久结束事实，并立即调度线上承接，不能把同一场已结束约会说成即将赴约；设置新增“角色主动记忆频率”，偶尔/经常/总是分别为每天最多 1/3/5 条，只接收当前真实对话中的重要喜好、爱好、重要小事、承诺、誓言、约定和关系事实，不按数量编造。</w:t>
+      </w:r>
+    </w:p>
+    <w:p>
+      <w:r>
+        <w:t>真人小手机好友私聊及群聊的撤回入口改为明确按钮；角色转账回执改为系统事实，收款与退还方向不再被序列化成新的反向转账，错误方向回复会经真实模型纠正一次，仍错误则不发送；非群主新增“退出群聊”，使用 phone_friend_group_leave RPC 校验本人密钥，保留其他成员群聊和历史，群主仍必须走解散。</w:t>
+      </w:r>
+    </w:p>
+    <w:p>
+      <w:r>
+        <w:t>网页与 Xcode 私人 PhoneWeb.bundle 的 app.js 已保持字节一致；迁移 supabase/migrations/202608270001_phone_friend_group_leave.sql 已部署到关联 Supabase。Windows 根目录自动回归 1081/1081、外卖服务 154/154 通过；未在 Mac 编译签名，也未在真实 iPhone 验收时间纠正、约会结束即时消息、撤回按钮或退群。</w:t>
       </w:r>
     </w:p>
     <w:sectPr>

--- a/docs/maintenance/AI开发项目_项目说明文档.docx
+++ b/docs/maintenance/AI开发项目_项目说明文档.docx
@@ -10591,6 +10591,44 @@
     <w:p>
       <w:r>
         <w:t>网页与 Xcode 私人 PhoneWeb.bundle 的 app.js 已保持字节一致；迁移 supabase/migrations/202608270001_phone_friend_group_leave.sql 已部署到关联 Supabase。Windows 根目录自动回归 1081/1081、外卖服务 154/154 通过；未在 Mac 编译签名，也未在真实 iPhone 验收时间纠正、约会结束即时消息、撤回按钮或退群。</w:t>
+      </w:r>
+    </w:p>
+    <w:p>
+      <w:r>
+        <w:br w:type="page"/>
+      </w:r>
+    </w:p>
+    <w:p>
+      <w:r>
+        <w:rPr>
+          <w:b/>
+        </w:rPr>
+        <w:t>v1079｜图文照片卡与吃货豆红包兑换闭环（2026-08-27）</w:t>
+      </w:r>
+    </w:p>
+    <w:p>
+      <w:r>
+        <w:t>版本：共享网页 v1079；私人 iOS 1.0.204（204）；原生桥 25。网页、私人 PhoneWeb.bundle、缓存号和 Xcode 构建号必须成套一致。</w:t>
+      </w:r>
+    </w:p>
+    <w:p>
+      <w:r>
+        <w:t>未开启或未完整配置图片生成模型时，角色输出 [图片|画面描述] 会成为白色图文照片卡；配置有效时继续走原真实生图。卡片使用 42px 浅灰标题区和浅灰正文，正文高度自动增长、无最大高度和行数截断，长描述通过聊天区正常滚动完整查看。</w:t>
+      </w:r>
+    </w:p>
+    <w:p>
+      <w:r>
+        <w:t>微信功能面板新增“图文描述”。用户填写的描述以 image/textCard 消息入库，角色把它当作图片事实理解并自然回应，只能使用描述中明确出现的视觉细节。</w:t>
+      </w:r>
+    </w:p>
+    <w:p>
+      <w:r>
+        <w:t>真实外卖吃货豆红包按平台真实顺序执行：选中红包并点底部确定，出现“是否兑换”后点“立即兑换”，必要时再次确认并回到结算页核对红包和总价。兑换失败、页面异常或结果不确定时 fail-closed，禁止按原价继续提交。</w:t>
+      </w:r>
+    </w:p>
+    <w:p>
+      <w:r>
+        <w:t>真实验收使用 200 吃货豆兑换 ¥5 红包，结算价由 ¥24.79 变为 ¥19.79，状态为 applied / coupon_selected_and_total_verified；最后仍在有“立即支付”的结算页，没有提交订单、没有付款。</w:t>
       </w:r>
     </w:p>
     <w:sectPr>

--- a/docs/maintenance/AI开发项目_项目说明文档.docx
+++ b/docs/maintenance/AI开发项目_项目说明文档.docx
@@ -10629,6 +10629,39 @@
     <w:p>
       <w:r>
         <w:t>真实验收使用 200 吃货豆兑换 ¥5 红包，结算价由 ¥24.79 变为 ¥19.79，状态为 applied / coupon_selected_and_total_verified；最后仍在有“立即支付”的结算页，没有提交订单、没有付款。</w:t>
+      </w:r>
+    </w:p>
+    <w:p>
+      <w:r>
+        <w:br w:type="page"/>
+      </w:r>
+    </w:p>
+    <w:p>
+      <w:r>
+        <w:rPr>
+          <w:b/>
+        </w:rPr>
+        <w:t>v1080｜真实外卖角色回执与付款事实边界（2026-08-27）</w:t>
+      </w:r>
+    </w:p>
+    <w:p>
+      <w:r>
+        <w:t>版本：共享网页 v1080；私人 iOS 1.0.205（205）；原生桥 25。v1079 的图文照片卡、吃货豆红包兑换和此前修复继续保留。</w:t>
+      </w:r>
+    </w:p>
+    <w:p>
+      <w:r>
+        <w:t>真实订单提交后，订单卡片只展示真实明细；订单成功事实通过可靠功能事件队列交给角色，角色必须按本人完整人设使用第一人称“我”自然说明是自己点的、已经点好或下过单，不能只发卡片后沉默。</w:t>
+      </w:r>
+    </w:p>
+    <w:p>
+      <w:r>
+        <w:t>该回执在角色忙碌、线下或通话等状态下可以延后但不能作为普通后台主动消息丢弃。第一次真实模型没有可见回复时，只沿用既有规则做一次真实模型重试，不增加固定角色兜底台词。</w:t>
+      </w:r>
+    </w:p>
+    <w:p>
+      <w:r>
+        <w:t>付款状态必须以平台真实状态为准：pending_payment 只代表订单已提交，角色只能说已经点好或下单；只有 paid 或后续配送状态才可说已经付好。角色不得催用户“快去付款”、命令付款，也不得提卡片、二维码、待付款等界面词。</w:t>
       </w:r>
     </w:p>
     <w:sectPr>

--- a/docs/maintenance/AI开发项目_项目说明文档.docx
+++ b/docs/maintenance/AI开发项目_项目说明文档.docx
@@ -10662,6 +10662,39 @@
     <w:p>
       <w:r>
         <w:t>付款状态必须以平台真实状态为准：pending_payment 只代表订单已提交，角色只能说已经点好或下单；只有 paid 或后续配送状态才可说已经付好。角色不得催用户“快去付款”、命令付款，也不得提卡片、二维码、待付款等界面词。</w:t>
+      </w:r>
+    </w:p>
+    <w:p>
+      <w:r>
+        <w:br w:type="page"/>
+      </w:r>
+    </w:p>
+    <w:p>
+      <w:r>
+        <w:rPr>
+          <w:b/>
+        </w:rPr>
+        <w:t>v1081｜自然点单解析与 KFC 首页套餐（2026-08-27）</w:t>
+      </w:r>
+    </w:p>
+    <w:p>
+      <w:r>
+        <w:t>版本：共享网页 v1081；私人 iOS 1.0.206（206）；原生桥 25。v1080 的真实外卖角色第一人称回执、付款事实边界以及此前修复继续保留。</w:t>
+      </w:r>
+    </w:p>
+    <w:p>
+      <w:r>
+        <w:t>当前角色点单回合中，通用“品牌的商品，规格”自然句可以直接形成门店、商品和规格，不再强制用户说“点”、加冒号或使用机器式字段。例如“百分茶的暴打土芭乐柠檬茶，不另加糖”会规范为门店百分茶、商品暴打土芭乐柠檬茶、规格不另外加糖；模型动作残缺时也从同一句补全。该能力不是百分茶白名单。</w:t>
+      </w:r>
+    </w:p>
+    <w:p>
+      <w:r>
+        <w:t>解析器在启动前统一拦截历史陈述、明确拒绝和评价询问。类似“我以前喝过…”“不要点…”“你觉得…怎么样”不会创建真实外卖任务，也不会进入隐藏补判。</w:t>
+      </w:r>
+    </w:p>
+    <w:p>
+      <w:r>
+        <w:t>KFC 当前首页四件套按真实名称“【夜宵专享】吃堡堡4件套”识别；首页已经存在套餐时不再店内搜索套餐名，泛化任务说明也不会被误当成独立加购。九珍果汁饮料、爆汁三柠茶的真实“选规格”步骤仍待门店营业后真人环境验证，不能记录为已完成。</w:t>
       </w:r>
     </w:p>
     <w:sectPr>

--- a/docs/maintenance/AI开发项目_项目说明文档.docx
+++ b/docs/maintenance/AI开发项目_项目说明文档.docx
@@ -10695,6 +10695,44 @@
     <w:p>
       <w:r>
         <w:t>KFC 当前首页四件套按真实名称“【夜宵专享】吃堡堡4件套”识别；首页已经存在套餐时不再店内搜索套餐名，泛化任务说明也不会被误当成独立加购。九珍果汁饮料、爆汁三柠茶的真实“选规格”步骤仍待门店营业后真人环境验证，不能记录为已完成。</w:t>
+      </w:r>
+    </w:p>
+    <w:p>
+      <w:r>
+        <w:br w:type="page"/>
+      </w:r>
+    </w:p>
+    <w:p>
+      <w:r>
+        <w:rPr>
+          <w:b/>
+        </w:rPr>
+        <w:t>v1082｜共同生活伴生畅通与真实时间复核（2026-08-27）</w:t>
+      </w:r>
+    </w:p>
+    <w:p>
+      <w:r>
+        <w:t>版本：共享网页 v1082；私人 iOS 1.0.207（207）；原生桥 25。v1081 的自然点单、KFC 首页套餐、真实外卖回执和此前功能全部保留。</w:t>
+      </w:r>
+    </w:p>
+    <w:p>
+      <w:r>
+        <w:t>共同生活开启期间，伴生后台的普通文字消息不再被服务器暂停，也不再在客户端收件箱积压。服务器已生成的消息会立即写入对应线上聊天并持久化确认；本机伴生自动消息采用同一条共同生活不阻塞的通道。关闭共同生活后不会再集中涌出旧消息。</w:t>
+      </w:r>
+    </w:p>
+    <w:p>
+      <w:r>
+        <w:t>共同生活状态仍会作为实时事实进入角色上下文：角色知道双方正在同居或面对面，不能把后台文字说成异地、久未见、等待落地或催用户回复。来电、一次性线下约会、角色忙碌和放映室等原有占用边界没有因文字畅通而放宽。</w:t>
+      </w:r>
+    </w:p>
+    <w:p>
+      <w:r>
+        <w:t>每次微信角色回复开始生成前，程序都从真实后台时钟 Date.now() 重新取得当前时刻，再按角色时区换算并作为本轮最后一条内部时间事实；不读取聊天上下文里的旧时间。生成结束、真正发送前会再次读取最新后台时间复核。明确当前时间误差超过两分钟时只允许一次真实模型重写；失败保持无伪造回复。与时间无关时不要求角色报时。</w:t>
+      </w:r>
+    </w:p>
+    <w:p>
+      <w:r>
+        <w:t>最终时间校验覆盖无前缀的当前整点说法，例如真实 03:50 时“4点了，快睡”会被拦截；03:50 说 03:52 在允许误差内；“已经约好四点见”“等到四点了再叫我”等日程表达不会被误判。</w:t>
       </w:r>
     </w:p>
     <w:sectPr>

--- a/docs/maintenance/AI开发项目_项目说明文档.docx
+++ b/docs/maintenance/AI开发项目_项目说明文档.docx
@@ -10733,6 +10733,39 @@
     <w:p>
       <w:r>
         <w:t>最终时间校验覆盖无前缀的当前整点说法，例如真实 03:50 时“4点了，快睡”会被拦截；03:50 说 03:52 在允许误差内；“已经约好四点见”“等到四点了再叫我”等日程表达不会被误判。</w:t>
+      </w:r>
+    </w:p>
+    <w:p>
+      <w:r>
+        <w:br w:type="page"/>
+      </w:r>
+    </w:p>
+    <w:p>
+      <w:r>
+        <w:rPr>
+          <w:b/>
+        </w:rPr>
+        <w:t>v1090｜自然外卖承诺必须落到可执行动作（2026-08-27）</w:t>
+      </w:r>
+    </w:p>
+    <w:p>
+      <w:r>
+        <w:t>版本：共享网页 v1090；私人 iOS 1.0.215（215）；原生桥 25。v1089 的群聊退出和关心进度，以及此前的红包兑换、订单回执、付款真值与 KFC 首页套餐规则全部保留。</w:t>
+      </w:r>
+    </w:p>
+    <w:p>
+      <w:r>
+        <w:t>用户把门店和具体商品交给角色选择，例如“给我点一杯果茶，随便点一杯，不加糖就行”时，先由角色本人按完整人设决定是否接受。若角色已经明确说“行，我给你找”等承诺，执行层必须在同一授权回合补出具体真实门店、具体商品和用户硬规格，不能只留下口头答应而让后台无反应。</w:t>
+      </w:r>
+    </w:p>
+    <w:p>
+      <w:r>
+        <w:t>第一次动作补判格式无效时只允许一次严格纠正；仍无唯一有效动作就显示明确失败，并确认没有连接后台或下单。普通聊天、历史陈述、拒绝和非食品安排仍不能触发外卖。</w:t>
+      </w:r>
+    </w:p>
+    <w:p>
+      <w:r>
+        <w:t>浏览器界面级模拟故意让第一次补判无效，第二次严格纠正成功创建并完成一个假后端任务，选择百分茶、暴打土芭乐柠檬茶和不额外加糖；模拟调用覆盖搜索、创建订单和支付，但没有连接真实外卖后台、没有真实订单或付款。Mac 编译、签名和真实 iPhone 仍须另行验收。</w:t>
       </w:r>
     </w:p>
     <w:sectPr>

--- a/docs/maintenance/AI开发项目_项目说明文档.docx
+++ b/docs/maintenance/AI开发项目_项目说明文档.docx
@@ -10766,6 +10766,44 @@
     <w:p>
       <w:r>
         <w:t>浏览器界面级模拟故意让第一次补判无效，第二次严格纠正成功创建并完成一个假后端任务，选择百分茶、暴打土芭乐柠檬茶和不额外加糖；模拟调用覆盖搜索、创建订单和支付，但没有连接真实外卖后台、没有真实订单或付款。Mac 编译、签名和真实 iPhone 仍须另行验收。</w:t>
+      </w:r>
+    </w:p>
+    <w:p>
+      <w:r>
+        <w:br w:type="page"/>
+      </w:r>
+    </w:p>
+    <w:p>
+      <w:r>
+        <w:rPr>
+          <w:b/>
+        </w:rPr>
+        <w:t>v1091｜拟人忙碌、真实时间间隔与录屏音轨（2026-08-27）</w:t>
+      </w:r>
+    </w:p>
+    <w:p>
+      <w:r>
+        <w:t>版本：共享网页 v1091；私人 iOS 1.0.216（216）；原生桥 25。v1090 自然外卖承诺执行、v1089 群聊退出与关心进度、v1088 Screen Time 控制回退及 v1087 后台解锁必达链路全部保留。</w:t>
+      </w:r>
+    </w:p>
+    <w:p>
+      <w:r>
+        <w:t>每个角色新增独立的“拟人忙碌回复”可选开关。关闭时普通聊天与后台主动消息完全沿用原链路；开启后，角色仍按完整人设、职业、作息和本轮最新真实时间自主决定是否忙碌。只有可见回复明确说出大约恢复时间才开始静默。到点前用户消息只持久化，不调用模型、不消耗额度、不显示系统提示；到点后经真实模型一次合并接住等待内容，首次没有可见回复时最多进行一次同模型重试，禁止固定角色话术。</w:t>
+      </w:r>
+    </w:p>
+    <w:p>
+      <w:r>
+        <w:t>每轮微信回复都附带最新后台真实时间和最近可见微信时间线。电话行、系统行和静默内部项不参与间隔计算；用户回归后又聊了几句再问“刚才隔了多久”，系统仍定位此前真实回归点。误差允许一到两分钟；未满一小时禁止主动抱怨久未回复，达到一小时后才允许角色按人设自然在意，直接询问则无论长短都按时间戳回答。</w:t>
+      </w:r>
+    </w:p>
+    <w:p>
+      <w:r>
+        <w:t>音乐页的视频/录屏导入改为先提取真实音轨再保存：MP4/MOV 常见 AAC 音轨重新封装为 audio/mp4，其他可解码视频转 WAV；写入 IndexedDB 后校验大小与首尾签名。旧版误存的原视频在播放时可走同一提取并自修复元数据；无声或不支持的音轨明确失败，不制造可见假成功。</w:t>
+      </w:r>
+    </w:p>
+    <w:p>
+      <w:r>
+        <w:t>发布验证要求包括忙碌完整计时状态机、时间间隔直接询问与一小时边界、音乐录屏提取、根/私人 Bundle 同步、根目录全量、外卖服务全量、版本一致性、ZIP 文件清单与逐字节 Bundle 校验。Windows 结果不能写成 Mac 编译或真机已修好。</w:t>
       </w:r>
     </w:p>
     <w:sectPr>

--- a/docs/maintenance/AI开发项目_项目说明文档.docx
+++ b/docs/maintenance/AI开发项目_项目说明文档.docx
@@ -10804,6 +10804,74 @@
     <w:p>
       <w:r>
         <w:t>发布验证要求包括忙碌完整计时状态机、时间间隔直接询问与一小时边界、音乐录屏提取、根/私人 Bundle 同步、根目录全量、外卖服务全量、版本一致性、ZIP 文件清单与逐字节 Bundle 校验。Windows 结果不能写成 Mac 编译或真机已修好。</w:t>
+      </w:r>
+    </w:p>
+    <w:p/>
+    <w:p>
+      <w:r>
+        <w:rPr>
+          <w:rFonts w:ascii="Microsoft YaHei" w:hAnsi="Microsoft YaHei" w:eastAsia="Microsoft YaHei"/>
+          <w:b/>
+          <w:sz w:val="22"/>
+        </w:rPr>
+        <w:t>v1116：视频通话角色循环画面与自动记忆证据门（2026-08-30）</w:t>
+      </w:r>
+    </w:p>
+    <w:p>
+      <w:r>
+        <w:rPr>
+          <w:rFonts w:ascii="Microsoft YaHei" w:hAnsi="Microsoft YaHei" w:eastAsia="Microsoft YaHei"/>
+        </w:rPr>
+        <w:t>角色设置新增“视频通话角色画面”：用户可为单个角色上传 MP4、MOV、M4V 或 WebM 视频。原文件以 Blob 写入当前设备 IndexedDB，角色资料只保存引用和文件元数据，不写入核心 JSON、云同步或 base64。视频通话中画面始终静音循环；应用退到后台只暂停该画面，角色语音、通话、摄像头与后台状态不随之停止。</w:t>
+      </w:r>
+    </w:p>
+    <w:p>
+      <w:r>
+        <w:rPr>
+          <w:rFonts w:ascii="Microsoft YaHei" w:hAnsi="Microsoft YaHei" w:eastAsia="Microsoft YaHei"/>
+        </w:rPr>
+        <w:t>视频通话中可点按角色画面切换为全屏，自己的摄像头或头像缩成右上角小窗；再次点按恢复。保存、替换和移除都以本机存档成功为前提，失败时回滚到原视频，旧文件只在新设置确认保存后删除。</w:t>
+      </w:r>
+    </w:p>
+    <w:p>
+      <w:r>
+        <w:rPr>
+          <w:rFonts w:ascii="Microsoft YaHei" w:hAnsi="Microsoft YaHei" w:eastAsia="Microsoft YaHei"/>
+        </w:rPr>
+        <w:t>线上微信、共同生活和通话的自动长期记忆统一经过同一证据门：只接受当前用户消息或当前可见角色回复中能够核对的完整、稳定事实；疑问句、半截句、聊天原话、粗口片段、操作过程和无证据推断不会进入长期记忆。现有历史记忆不自动删除，仍由用户手动检查和编辑，避免误删有效存档。</w:t>
+      </w:r>
+    </w:p>
+    <w:p>
+      <w:r>
+        <w:rPr>
+          <w:rFonts w:ascii="Microsoft YaHei" w:hAnsi="Microsoft YaHei" w:eastAsia="Microsoft YaHei"/>
+        </w:rPr>
+        <w:t>版本标识：网页 v1116，私人 iOS 1.0.237（237），原生桥契约 25。Windows 浏览器已检查上传入口和视频通话大小画面切换；自动化覆盖本机 Blob、后台暂停、通话音频隔离、双向画面切换及三条记忆入口。Mac 编译签名和真实 iPhone 视频编解码仍需后续真机验收。</w:t>
+      </w:r>
+    </w:p>
+    <w:p/>
+    <w:p>
+      <w:r>
+        <w:rPr>
+          <w:b/>
+        </w:rPr>
+        <w:t>朋友外卖伴生程序 0.1.3 浏览器依赖修复（2026-08-30）</w:t>
+      </w:r>
+    </w:p>
+    <w:p>
+      <w:r>
+        <w:rPr>
+          <w:rFonts w:ascii="Microsoft YaHei" w:hAnsi="Microsoft YaHei" w:eastAsia="Microsoft YaHei"/>
+        </w:rPr>
+        <w:t>朋友端安装器升级到 0.1.3：playwright 与 playwright-core 与可更新 runtime 一起解包到 app.asar.unpacked，避免运行规则从解包目录动态导入浏览器自动化时只能看到 app.asar 内依赖。运行规则 0.1.3 已用既有离线 Ed25519 密钥签名，公开目录只包含清单、签名和规则 ZIP，不包含私钥。</w:t>
+      </w:r>
+    </w:p>
+    <w:p>
+      <w:r>
+        <w:rPr>
+          <w:rFonts w:ascii="Microsoft YaHei" w:hAnsi="Microsoft YaHei" w:eastAsia="Microsoft YaHei"/>
+        </w:rPr>
+        <w:t>本机已从正式 win-unpacked/resources/app.asar.unpacked/runtime/code 实例化 TaobaoFlashBrowser 并触发 start()；Playwright 解析成功，随后因故意使用不存在的本地 CDP 端口而得到预期 ECONNREFUSED，没有 ERR_MODULE_NOT_FOUND。维护电脑没有朋友配对和平台账号，因此重新检测、本人确认地址的账号现场仍由朋友复测，不得写成已经在朋友电脑完全成功。</w:t>
       </w:r>
     </w:p>
     <w:sectPr>

--- a/docs/maintenance/AI开发项目_项目说明文档.docx
+++ b/docs/maintenance/AI开发项目_项目说明文档.docx
@@ -10872,6 +10872,40 @@
           <w:rFonts w:ascii="Microsoft YaHei" w:hAnsi="Microsoft YaHei" w:eastAsia="Microsoft YaHei"/>
         </w:rPr>
         <w:t>本机已从正式 win-unpacked/resources/app.asar.unpacked/runtime/code 实例化 TaobaoFlashBrowser 并触发 start()；Playwright 解析成功，随后因故意使用不存在的本地 CDP 端口而得到预期 ECONNREFUSED，没有 ERR_MODULE_NOT_FOUND。维护电脑没有朋友配对和平台账号，因此重新检测、本人确认地址的账号现场仍由朋友复测，不得写成已经在朋友电脑完全成功。</w:t>
+      </w:r>
+    </w:p>
+    <w:p/>
+    <w:p>
+      <w:pPr>
+        <w:pStyle w:val="Heading1"/>
+      </w:pPr>
+      <w:r>
+        <w:t>v1127｜角色形象时间段、X 网友回复与世界书分类（2026-09-01）</w:t>
+      </w:r>
+    </w:p>
+    <w:p>
+      <w:r>
+        <w:t>角色形象工作室的穿搭时间段改为紧凑的两列时间布局，并增加“单独保存这个时间段”。单独保存和整页保存都必须等待真实持久化完成；失败时恢复保存前的开始时间、结束时间和启用状态。允许跨午夜时间段，开始与结束完全相同或格式无效时拒绝保存。</w:t>
+      </w:r>
+    </w:p>
+    <w:p>
+      <w:r>
+        <w:t>X 的普通网友评论可以点按后选择“我来回复”或“让角色回复”。角色回复只调用该角色当前真实模型与已选择路线，并带入公开帖子、被回复评论、公开 X 资料和该角色独立的网友回复风格；不读取私人聊天历史、私人备注或完整隐藏人设，不用固定句冒充角色。并发、重复点按和已删除评论都有防重保护。</w:t>
+      </w:r>
+    </w:p>
+    <w:p>
+      <w:r>
+        <w:t>每个角色可在联系人设置的“朋友圈与 X”及 X 资料编辑页分别设置网友回复风格，支持预设和自定义。旧评论通过公开昵称或相同公开头像识别为本人，避免把历史本人评论误当成网友。</w:t>
+      </w:r>
+    </w:p>
+    <w:p>
+      <w:r>
+        <w:t>世界书增加“全部、未分类、自定义分类”筛选以及新建、改名、删除分类。分类只用于当前用户整理和查看，不改变条目顺序、角色作用范围、命中计算或注入模型的正文；删除分类只把条目退回未分类。建议分类为规则与禁忌、地点与环境、人物与关系、组织与阵营、时间线与事件、物品与能力。</w:t>
+      </w:r>
+    </w:p>
+    <w:p>
+      <w:r>
+        <w:t>网页仍为 v1127，但 Service Worker、web-hotfix 与入口资源使用新的 social-studio-worldbook 缓存身份，避免旧 v1127 缓存遮住新界面。根网页与私人 PhoneWeb.bundle 的本轮业务函数已同步；本次只发布网页源码，不制作私人安装包，也不声称已在私人 App 或真实模型上完成验收。</w:t>
       </w:r>
     </w:p>
     <w:sectPr>

--- a/docs/maintenance/AI开发项目_项目说明文档.docx
+++ b/docs/maintenance/AI开发项目_项目说明文档.docx
@@ -10906,6 +10906,34 @@
     <w:p>
       <w:r>
         <w:t>网页仍为 v1127，但 Service Worker、web-hotfix 与入口资源使用新的 social-studio-worldbook 缓存身份，避免旧 v1127 缓存遮住新界面。根网页与私人 PhoneWeb.bundle 的本轮业务函数已同步；本次只发布网页源码，不制作私人安装包，也不声称已在私人 App 或真实模型上完成验收。</w:t>
+      </w:r>
+    </w:p>
+    <w:p>
+      <w:pPr>
+        <w:pStyle w:val="Heading1"/>
+      </w:pPr>
+      <w:r>
+        <w:t>v1148：安卓网页启动与模型路线诊断修复（2026-09-02）</w:t>
+      </w:r>
+    </w:p>
+    <w:p>
+      <w:r>
+        <w:t>发布范围：仅公开网页版本。网页核心与缓存身份升级为 v1148 / v1148-android-startup-route-1；不改私人 PhoneWeb.bundle、不制作私人安装包。</w:t>
+      </w:r>
+    </w:p>
+    <w:p>
+      <w:r>
+        <w:t>安卓启动：公开 app.js 不再包含会让旧华为或 QQ 浏览器内核在执行前整份解析失败的可选链、空值合并和正则后向断言；flatMap、matchAll 增加兼容回退。IndexedDB 打开设置 7 秒终止并允许一次短重试。安卓孤立大存档探测期间禁止 saveNow 写入；存储暂不可读时停止空白启动并提示完全关闭浏览器后重开，不能把空白状态覆盖原存档。</w:t>
+      </w:r>
+    </w:p>
+    <w:p>
+      <w:r>
+        <w:t>模型路线：设置页切换的是全局默认路线，已有 chatRouteIndex 的角色继续使用角色独立路线。诊断页新增路线来源及角色路线选择，可切换为跟随默认或路线一至四。切换角色路线会清除旧诊断；尚未产生新请求时明确说明没有当前路线的实际结果，旧路线记录只标为切换前结果。</w:t>
+      </w:r>
+    </w:p>
+    <w:p>
+      <w:r>
+        <w:t>验证：Node 语法检查通过；安卓启动、路线诊断、存储保护等针对性 25 项通过；全仓 1337 项自动测试全部通过。Windows 自动测试不能替代受影响安卓设备的原存档恢复、真实模型请求与线上 Service Worker 更新验收。</w:t>
       </w:r>
     </w:p>
     <w:sectPr>

--- a/docs/maintenance/AI开发项目_项目说明文档.docx
+++ b/docs/maintenance/AI开发项目_项目说明文档.docx
@@ -10934,6 +10934,34 @@
     <w:p>
       <w:r>
         <w:t>验证：Node 语法检查通过；安卓启动、路线诊断、存储保护等针对性 25 项通过；全仓 1337 项自动测试全部通过。Windows 自动测试不能替代受影响安卓设备的原存档恢复、真实模型请求与线上 Service Worker 更新验收。</w:t>
+      </w:r>
+    </w:p>
+    <w:p>
+      <w:pPr>
+        <w:pStyle w:val="Heading1"/>
+      </w:pPr>
+      <w:r>
+        <w:t>v1149：顶部心情稳定显示（2026-09-02）</w:t>
+      </w:r>
+    </w:p>
+    <w:p>
+      <w:r>
+        <w:t>功能范围：顶部心情属于网页和私人版本共有功能。本轮先发布公开网页 v1149；私人候选已在本地同步同一业务修复，但按用户要求暂不推送、不打包。</w:t>
+      </w:r>
+    </w:p>
+    <w:p>
+      <w:r>
+        <w:t>显示规则：自然心声提取偶发失败或返回无效标签时，继续显示上一条已经确认的角色心声；只有取得新的有效心声后才替换。角色从未产生过有效心声时仍保持空白，不创建默认心情或固定台词。</w:t>
+      </w:r>
+    </w:p>
+    <w:p>
+      <w:r>
+        <w:t>诊断边界：innerThoughtMissingAt 继续记录本轮提取失败时间，供诊断与后续成功清理使用，但不再参与顶部栏显隐判断，因此不会因一次辅助请求失败而把已有内容突然隐藏。</w:t>
+      </w:r>
+    </w:p>
+    <w:p>
+      <w:r>
+        <w:t>验证：顶部心情、微信界面、输出安全和关键图片加载专项通过；网页全仓 1337 项自动测试全部通过。真实模型偶发失败时的连续聊天显示仍需线上移动端验收。</w:t>
       </w:r>
     </w:p>
     <w:sectPr>

--- a/docs/maintenance/AI开发项目_项目说明文档.docx
+++ b/docs/maintenance/AI开发项目_项目说明文档.docx
@@ -10962,6 +10962,34 @@
     <w:p>
       <w:r>
         <w:t>验证：顶部心情、微信界面、输出安全和关键图片加载专项通过；网页全仓 1337 项自动测试全部通过。真实模型偶发失败时的连续聊天显示仍需线上移动端验收。</w:t>
+      </w:r>
+    </w:p>
+    <w:p>
+      <w:pPr>
+        <w:pStyle w:val="Heading1"/>
+      </w:pPr>
+      <w:r>
+        <w:t>公开 North Build 8｜HealthKit 最小权限审核修复（2026-09-04）</w:t>
+      </w:r>
+    </w:p>
+    <w:p>
+      <w:r>
+        <w:t>发布范围：仅修改 native/public-north-review 公开审核工程及公开支持/隐私说明；网页小手机业务版本和 native/private-small-phone 私人版本均未修改。</w:t>
+      </w:r>
+    </w:p>
+    <w:p>
+      <w:r>
+        <w:t>Apple 在 1.0 (7) 审核中依据 Guideline 2.5.1 指出：应用可以使用步数，但同时申请了其他健康数据。源码核验确认公开版原先还申请活动能量、心率、HRV、睡眠分析和心境，并把这些字段写入健康快照。</w:t>
+      </w:r>
+    </w:p>
+    <w:p>
+      <w:r>
+        <w:t>修复后 HealthKit requestAuthorization 的 read 集合只包含 HKQuantityTypeIdentifier.stepCount；健康查询和上传快照也只保留今日步数。界面、NSHealthShareUsageDescription、公开支持页、隐私页和 Review Notes 模板均改为只说明步数；由于应用不写入健康数据，删除 NSHealthUpdateUsageDescription，不再声明或读取其他健康数据。</w:t>
+      </w:r>
+    </w:p>
+    <w:p>
+      <w:r>
+        <w:t>公开工程所有 Target 的 CURRENT_PROJECT_VERSION 统一提升为 8，MARKETING_VERSION 保持 1.0。Windows 只能完成静态与 Node 回归；Mac 上仍须重新 Archive、签名、上传 Build 8，并在真机授权页确认 North 只请求步数后方可重新提交审核。</w:t>
       </w:r>
     </w:p>
     <w:sectPr>

--- a/docs/maintenance/AI开发项目_项目说明文档.docx
+++ b/docs/maintenance/AI开发项目_项目说明文档.docx
@@ -10990,6 +10990,77 @@
     <w:p>
       <w:r>
         <w:t>公开工程所有 Target 的 CURRENT_PROJECT_VERSION 统一提升为 8，MARKETING_VERSION 保持 1.0。Windows 只能完成静态与 Node 回归；Mac 上仍须重新 Archive、签名、上传 Build 8，并在真机授权页确认 North 只请求步数后方可重新提交审核。</w:t>
+      </w:r>
+    </w:p>
+    <w:p>
+      <w:r>
+        <w:br w:type="page"/>
+      </w:r>
+    </w:p>
+    <w:p>
+      <w:pPr>
+        <w:pStyle w:val="Heading1"/>
+      </w:pPr>
+      <w:r>
+        <w:rPr>
+          <w:rFonts w:ascii="Microsoft YaHei" w:hAnsi="Microsoft YaHei"/>
+          <w:sz w:val="32"/>
+        </w:rPr>
+        <w:t>2026-09-04｜v1171 共同生活多人剧场（私人包先交付）</w:t>
+      </w:r>
+    </w:p>
+    <w:p>
+      <w:r>
+        <w:rPr>
+          <w:rFonts w:ascii="Microsoft YaHei" w:hAnsi="Microsoft YaHei"/>
+          <w:sz w:val="21"/>
+        </w:rPr>
+        <w:t>范围：本能力属于网页与私人版本共有功能；网页候选源码与私人 PhoneWeb.bundle 均为 v1171，但本轮只制作私人 iOS 1.0.298 (298) Mac 待编译源码包，不上传网页；原生桥保持 35。</w:t>
+      </w:r>
+    </w:p>
+    <w:p>
+      <w:r>
+        <w:rPr>
+          <w:rFonts w:ascii="Microsoft YaHei" w:hAnsi="Microsoft YaHei"/>
+          <w:sz w:val="21"/>
+        </w:rPr>
+        <w:t>共同生活新增独立开关。关闭且没有多人历史时复用原两人界面和发送逻辑；开启时固定一名主角，最多一名现有微信角色来客和一名临时路人。关闭时预选的人物仅在待演名单，不能读取关闭期间的两人对话。</w:t>
+      </w:r>
+    </w:p>
+    <w:p>
+      <w:r>
+        <w:rPr>
+          <w:rFonts w:ascii="Microsoft YaHei" w:hAnsi="Microsoft YaHei"/>
+          <w:sz w:val="21"/>
+        </w:rPr>
+        <w:t>每条多人现场记录保存 actorType、说话人名称快照、颜色快照和来客 episodeId。界面显示用户、主角、微信来客、临时路人的独立署名和可调气泡颜色，并保存用户与主角、来客与用户、来客与主角、路人与用户、路人与主角的关系。</w:t>
+      </w:r>
+    </w:p>
+    <w:p>
+      <w:r>
+        <w:rPr>
+          <w:rFonts w:ascii="Microsoft YaHei" w:hAnsi="Microsoft YaHei"/>
+          <w:sz w:val="21"/>
+        </w:rPr>
+        <w:t>生成顺序为主角先真实回应，再由执行层最多选择一名配角。配角台词字符数被硬限制为不超过本轮主角真实台词总字符数；不能仅依赖提示词控制。</w:t>
+      </w:r>
+    </w:p>
+    <w:p>
+      <w:r>
+        <w:rPr>
+          <w:rFonts w:ascii="Microsoft YaHei" w:hAnsi="Microsoft YaHei"/>
+          <w:sz w:val="21"/>
+        </w:rPr>
+        <w:t>微信来客退场时只截取 joinedSeq 至 leftSeq 的带署名现场，由来客自己的模型生成第一人称长期总结并写入该来客 summaryList。cohabGuestEpisodeId 用于幂等；失败五分钟后重试，不写固定后备角色文本。临时路人不写入任何微信角色长期记忆。</w:t>
+      </w:r>
+    </w:p>
+    <w:p>
+      <w:r>
+        <w:rPr>
+          <w:rFonts w:ascii="Microsoft YaHei" w:hAnsi="Microsoft YaHei"/>
+          <w:sz w:val="21"/>
+        </w:rPr>
+        <w:t>兼容边界：共同生活修复、总结、跨渠道时间线、后台主动消息上下文和日记事实均识别 guest／extra 为独立 event，禁止把配角台词算成主角回答；同时完整保留 v1170 私人真人好友入口解耦修复。</w:t>
       </w:r>
     </w:p>
     <w:sectPr>

--- a/docs/maintenance/AI开发项目_项目说明文档.docx
+++ b/docs/maintenance/AI开发项目_项目说明文档.docx
@@ -11061,6 +11061,99 @@
           <w:sz w:val="21"/>
         </w:rPr>
         <w:t>兼容边界：共同生活修复、总结、跨渠道时间线、后台主动消息上下文和日记事实均识别 guest／extra 为独立 event，禁止把配角台词算成主角回答；同时完整保留 v1170 私人真人好友入口解耦修复。</w:t>
+      </w:r>
+    </w:p>
+    <w:p>
+      <w:r>
+        <w:br w:type="page"/>
+      </w:r>
+    </w:p>
+    <w:p>
+      <w:r>
+        <w:rPr>
+          <w:rFonts w:ascii="等线" w:hAnsi="等线" w:eastAsia="等线"/>
+          <w:b/>
+          <w:sz w:val="28"/>
+        </w:rPr>
+        <w:t>2026-09-04：v1172 共同生活多人剧场交互修正候选</w:t>
+      </w:r>
+    </w:p>
+    <w:p>
+      <w:r>
+        <w:rPr>
+          <w:rFonts w:ascii="等线" w:hAnsi="等线" w:eastAsia="等线"/>
+          <w:sz w:val="21"/>
+        </w:rPr>
+        <w:t>范围：网页候选源码与私人 PhoneWeb.bundle 同步为 v1172；私人 iOS 仍为 1.0.298 (298)，原生桥 35。本轮不上传网页，也尚未制作新的私人安装包。</w:t>
+      </w:r>
+    </w:p>
+    <w:p>
+      <w:r>
+        <w:rPr>
+          <w:rFonts w:ascii="等线" w:hAnsi="等线" w:eastAsia="等线"/>
+          <w:sz w:val="21"/>
+        </w:rPr>
+        <w:t>本次在 v1171 多人剧场基础上收紧界面、顺序、关系视角和诊断一致性；不改共同生活原有双人存档结构，不伪造角色回复。</w:t>
+      </w:r>
+    </w:p>
+    <w:p>
+      <w:pPr>
+        <w:pStyle w:val="ListBullet"/>
+      </w:pPr>
+      <w:r>
+        <w:rPr>
+          <w:rFonts w:ascii="等线" w:hAnsi="等线" w:eastAsia="等线"/>
+          <w:sz w:val="21"/>
+        </w:rPr>
+        <w:t>完整多人剧场管理入口位于可收起的“共同生活设置”；开启时当前对象选择气泡位于“让TA回”右侧，且只显示“对某人说”而不显示“对谁说”前缀，关闭时两者中的目标入口及所有说话人署名立即消失。</w:t>
+      </w:r>
+    </w:p>
+    <w:p>
+      <w:pPr>
+        <w:pStyle w:val="ListBullet"/>
+      </w:pPr>
+      <w:r>
+        <w:rPr>
+          <w:rFonts w:ascii="等线" w:hAnsi="等线" w:eastAsia="等线"/>
+          <w:sz w:val="21"/>
+        </w:rPr>
+        <w:t>对主角或所有人说：主角先答；对来客或路人说：被点名者先答、主角随后回答。每轮最多一名配角，配角台词不得超过主角实际台词字符数，二者都走原共同生活逐字显示队列。</w:t>
+      </w:r>
+    </w:p>
+    <w:p>
+      <w:pPr>
+        <w:pStyle w:val="ListBullet"/>
+      </w:pPr>
+      <w:r>
+        <w:rPr>
+          <w:rFonts w:ascii="等线" w:hAnsi="等线" w:eastAsia="等线"/>
+          <w:sz w:val="21"/>
+        </w:rPr>
+        <w:t>关系提示按来客自身身份推导称呼，例如来客是主角的丈母娘时，来客视角把主角称为女婿；界面昵称只用于识别人。来客退场总结仍只写入该来客自己的微信长期记忆。</w:t>
+      </w:r>
+    </w:p>
+    <w:p>
+      <w:pPr>
+        <w:pStyle w:val="ListBullet"/>
+      </w:pPr>
+      <w:r>
+        <w:rPr>
+          <w:rFonts w:ascii="等线" w:hAnsi="等线" w:eastAsia="等线"/>
+          <w:sz w:val="21"/>
+        </w:rPr>
+        <w:t>取消所有多人剧场气泡颜色设置和内联覆盖；你、主角、来客、路人统一沿用共同生活原有气泡模板。</w:t>
+      </w:r>
+    </w:p>
+    <w:p>
+      <w:pPr>
+        <w:pStyle w:val="ListBullet"/>
+      </w:pPr>
+      <w:r>
+        <w:rPr>
+          <w:rFonts w:ascii="等线" w:hAnsi="等线" w:eastAsia="等线"/>
+          <w:sz w:val="21"/>
+        </w:rPr>
+        <w:t>私人内置页补齐线上微信、单次线下约会和共同生活的“查看上一轮拦截内容”；粤语通话逐句校验普通话翻译，纠正仍失败时明确终止，不制造固定角色台词。</w:t>
       </w:r>
     </w:p>
     <w:sectPr>

--- a/docs/maintenance/AI开发项目_项目说明文档.docx
+++ b/docs/maintenance/AI开发项目_项目说明文档.docx
@@ -11154,6 +11154,39 @@
           <w:sz w:val="21"/>
         </w:rPr>
         <w:t>私人内置页补齐线上微信、单次线下约会和共同生活的“查看上一轮拦截内容”；粤语通话逐句校验普通话翻译，纠正仍失败时明确终止，不制造固定角色台词。</w:t>
+      </w:r>
+    </w:p>
+    <w:p>
+      <w:pPr>
+        <w:pStyle w:val="Heading1"/>
+      </w:pPr>
+      <w:r>
+        <w:t>2026-09-05：v1177 主动消息、共同生活对象与外卖单品修复</w:t>
+      </w:r>
+    </w:p>
+    <w:p>
+      <w:r>
+        <w:t>发布身份：网页 v1177，私人内置页面 v1177，私人 iOS 1.0.303（303），原生桥 35。本次属于网页与私人版共有能力；私人包必须包含网页可见的全部改动。</w:t>
+      </w:r>
+    </w:p>
+    <w:p>
+      <w:r>
+        <w:t>普通主动消息：前端同步结构化近期角色消息和已完成轮次边界；服务端兼容 YYYY年M月D日 HH:mm 格式，并优先采用更新的文字记录。普通 scheduled 任务如果仍只生成已经完成用户轮次的重复补答，最多真实纠正一次后静默，不伪造角色台词。reply_handoff 继续处理真实未完成回复，不套用普通主动静默规则。</w:t>
+      </w:r>
+    </w:p>
+    <w:p>
+      <w:r>
+        <w:t>共同生活：每条用户消息保存发送时的 addressTo 与名称快照；本轮提示词、首答角色和后续顺序只读取该快照，不读取后来变化的下拉框。目标离场时明确失败，不允许静默回落到主角。原有顺序保持：配角目标为配角先、主角后；主角或所有人为主角先、配角后。</w:t>
+      </w:r>
+    </w:p>
+    <w:p>
+      <w:r>
+        <w:t>真实外卖：明确列出的肯德基汉堡、薯条、蛋挞、鸡翅等按清单逐项搜索和加入；禁止自动改成四件套、多人套餐或重复同类。单点蛋挞在有价格证据时选择合格单品最低价；没有精确单品证据时停止并说明，不模糊代选。</w:t>
+      </w:r>
+    </w:p>
+    <w:p>
+      <w:r>
+        <w:t>验收边界：Windows 自动测试、静态语法和 ZIP 清单只能证明源码及包结构；Mac 编译、签名、覆盖安装、真实 iPhone、真实模型主动消息及真实外卖下单仍需分别验收。</w:t>
       </w:r>
     </w:p>
     <w:sectPr>

--- a/docs/maintenance/AI开发项目_项目说明文档.docx
+++ b/docs/maintenance/AI开发项目_项目说明文档.docx
@@ -11187,6 +11187,240 @@
     <w:p>
       <w:r>
         <w:t>验收边界：Windows 自动测试、静态语法和 ZIP 清单只能证明源码及包结构；Mac 编译、签名、覆盖安装、真实 iPhone、真实模型主动消息及真实外卖下单仍需分别验收。</w:t>
+      </w:r>
+    </w:p>
+    <w:p>
+      <w:pPr>
+        <w:pStyle w:val="Heading2"/>
+      </w:pPr>
+      <w:r>
+        <w:t>2026-09-05 拼豆工坊本地可玩框架</w:t>
+      </w:r>
+    </w:p>
+    <w:p>
+      <w:r>
+        <w:t>当前状态为本地预览框架，属于网页版本与私人版本共有功能。本轮没有更新正式网页版本号，没有制作私人安装包，也没有提交或推送；需由用户实际试玩并确认交互后，才能进入正式发布流程。</w:t>
+      </w:r>
+    </w:p>
+    <w:p>
+      <w:pPr>
+        <w:pStyle w:val="ListBullet"/>
+      </w:pPr>
+      <w:r>
+        <w:t>游戏大厅新增独立拼豆工坊卡片，并为微信游戏邀请增加独立邀请卡。角色同意后才能进入，沿用现有游戏邀请边界。</w:t>
+      </w:r>
+    </w:p>
+    <w:p>
+      <w:pPr>
+        <w:pStyle w:val="ListBullet"/>
+      </w:pPr>
+      <w:r>
+        <w:t>图纸支持 8 至 32 格的独立横竖尺寸、14 至 30 像素的显示大小、十二色颜色盘、擦除、拖动连续上色，以及爱心、花朵、橘猫三个试用模板。</w:t>
+      </w:r>
+    </w:p>
+    <w:p>
+      <w:pPr>
+        <w:pStyle w:val="ListBullet"/>
+      </w:pPr>
+      <w:r>
+        <w:t>锁定图纸后，用户与角色轮流各放十颗；不足十颗时以剩余目标为准。用户错色不落子，角色只能从尚未完成的目标格中选择，落子颜色直接复制锁定图纸，模型不能提供坐标绕过校验。</w:t>
+      </w:r>
+    </w:p>
+    <w:p>
+      <w:pPr>
+        <w:pStyle w:val="ListBullet"/>
+      </w:pPr>
+      <w:r>
+        <w:t>角色模型只决定优先颜色、区域和本人真实台词。兼容模型只需返回很短的 JSON，宽松解析失败时仍可由正确落子保护完成回合，但不伪造角色台词，并在回合记录中明确说明。</w:t>
+      </w:r>
+    </w:p>
+    <w:p>
+      <w:pPr>
+        <w:pStyle w:val="ListBullet"/>
+      </w:pPr>
+      <w:r>
+        <w:t>进度、当前回合、图纸、双方落子归属和最近回合记录随核心状态保存，可从游戏大厅继续；完成后可保存成品 PNG，并建立短期微信游戏承接记录。</w:t>
+      </w:r>
+    </w:p>
+    <w:p>
+      <w:pPr>
+        <w:pStyle w:val="ListBullet"/>
+      </w:pPr>
+      <w:r>
+        <w:t>本地预览已人工走通锁定图纸、用户十颗、角色十颗、第二轮接续和错色拦截。Windows 自动测试不代表真实模型、Mac 编译、签名、私人真机或线上缓存验收。</w:t>
+      </w:r>
+    </w:p>
+    <w:p>
+      <w:pPr>
+        <w:pStyle w:val="Heading2"/>
+      </w:pPr>
+      <w:r>
+        <w:t>2026-09-05 拼豆工坊框架方向修正</w:t>
+      </w:r>
+    </w:p>
+    <w:p>
+      <w:r>
+        <w:t>范围：网页与私人版本共有的本地试玩框架；仍未提升正式版本号、打包、提交或推送。</w:t>
+      </w:r>
+    </w:p>
+    <w:p>
+      <w:pPr>
+        <w:pStyle w:val="ListBullet"/>
+      </w:pPr>
+      <w:r>
+        <w:t>布局改为固定全屏工作台：顶部仅保留尺寸/进度，中间画布占满剩余高度，色板与主要操作固定在底部，不再依赖纵向滚动。</w:t>
+      </w:r>
+    </w:p>
+    <w:p>
+      <w:pPr>
+        <w:pStyle w:val="ListBullet"/>
+      </w:pPr>
+      <w:r>
+        <w:t>图纸采用高密度正方形色块，不再绘制圆豆；每五格显示强调线和坐标，放大到可读尺寸后在格内显示 A1、F14、G17 等色号。</w:t>
+      </w:r>
+    </w:p>
+    <w:p>
+      <w:pPr>
+        <w:pStyle w:val="ListBullet"/>
+      </w:pPr>
+      <w:r>
+        <w:t>新增本机图片导入：保持图片宽高比，根据 32、48、64、80、104 或 128 格精细度缩放取样，并量化到内置 30 色拼豆色板；透明像素保留为空格。</w:t>
+      </w:r>
+    </w:p>
+    <w:p>
+      <w:pPr>
+        <w:pStyle w:val="ListBullet"/>
+      </w:pPr>
+      <w:r>
+        <w:t>画布初始自动适屏；支持双指以触点中心缩放、单指拖动画布、鼠标滚轮缩放，以及加、减、适屏按钮。</w:t>
+      </w:r>
+    </w:p>
+    <w:p>
+      <w:pPr>
+        <w:pStyle w:val="ListBullet"/>
+      </w:pPr>
+      <w:r>
+        <w:t>继续保留双方每轮十格、错色不落子、角色只能复制锁定图纸正确颜色、模型失败不伪造台词和中断恢复。</w:t>
+      </w:r>
+    </w:p>
+    <w:p>
+      <w:pPr>
+        <w:pStyle w:val="ListBullet"/>
+      </w:pPr>
+      <w:r>
+        <w:t>本轮已在独立内置浏览器检查 32×32 适屏和放大色号状态；104×104 像素量化由自动测试覆盖。图片文件选择需由用户在试玩窗口实际选择后再验收。</w:t>
+      </w:r>
+    </w:p>
+    <w:p>
+      <w:pPr>
+        <w:pStyle w:val="Heading2"/>
+      </w:pPr>
+      <w:r>
+        <w:t>2026-09-05 像素拼拼乐试玩规则补充</w:t>
+      </w:r>
+    </w:p>
+    <w:p>
+      <w:pPr>
+        <w:pStyle w:val="ListBullet"/>
+      </w:pPr>
+      <w:r>
+        <w:rPr>
+          <w:rFonts w:ascii="Microsoft YaHei" w:hAnsi="Microsoft YaHei"/>
+          <w:sz w:val="21"/>
+        </w:rPr>
+        <w:t>游戏名称统一为“像素拼拼乐”，标题固定在游戏画面顶部正中间。</w:t>
+      </w:r>
+    </w:p>
+    <w:p>
+      <w:pPr>
+        <w:pStyle w:val="ListBullet"/>
+      </w:pPr>
+      <w:r>
+        <w:rPr>
+          <w:rFonts w:ascii="Microsoft YaHei" w:hAnsi="Microsoft YaHei"/>
+          <w:sz w:val="21"/>
+        </w:rPr>
+        <w:t>每轮双方默认各填 10 格；每幅作品可自由设为 1–100 格，双方使用同一个当前轮流格数。</w:t>
+      </w:r>
+    </w:p>
+    <w:p>
+      <w:pPr>
+        <w:pStyle w:val="ListBullet"/>
+      </w:pPr>
+      <w:r>
+        <w:rPr>
+          <w:rFonts w:ascii="Microsoft YaHei" w:hAnsi="Microsoft YaHei"/>
+          <w:sz w:val="21"/>
+        </w:rPr>
+        <w:t>导入图片后保留原图比例并量化为高密度方格；未填区域浅显、已填区域加深，只显示该图实际用到的横向滑动色板。</w:t>
+      </w:r>
+    </w:p>
+    <w:p>
+      <w:pPr>
+        <w:pStyle w:val="ListBullet"/>
+      </w:pPr>
+      <w:r>
+        <w:rPr>
+          <w:rFonts w:ascii="Microsoft YaHei" w:hAnsi="Microsoft YaHei"/>
+          <w:sz w:val="21"/>
+        </w:rPr>
+        <w:t>画布支持局部缩放与单指平移，并限制边界，避免整个画布被移出可视框。</w:t>
+      </w:r>
+    </w:p>
+    <w:p>
+      <w:pPr>
+        <w:pStyle w:val="ListBullet"/>
+      </w:pPr>
+      <w:r>
+        <w:rPr>
+          <w:rFonts w:ascii="Microsoft YaHei" w:hAnsi="Microsoft YaHei"/>
+          <w:sz w:val="21"/>
+        </w:rPr>
+        <w:t>未完成作品可保存退出并从大厅续拼；全部填满后由用户命名归档，再通过现有模型回复链路触发角色微信消息，不伪造失败回复。</w:t>
+      </w:r>
+    </w:p>
+    <w:p>
+      <w:pPr>
+        <w:pStyle w:val="ListBullet"/>
+      </w:pPr>
+      <w:r>
+        <w:rPr>
+          <w:rFonts w:ascii="Microsoft YaHei" w:hAnsi="Microsoft YaHei"/>
+          <w:sz w:val="21"/>
+        </w:rPr>
+        <w:t>本阶段仅为本地试玩框架，不提升正式版本号，不打包、不提交、不推送。</w:t>
+      </w:r>
+    </w:p>
+    <w:p>
+      <w:pPr>
+        <w:pStyle w:val="ListBullet"/>
+      </w:pPr>
+      <w:r>
+        <w:t>上传图识别范围：默认“仅主体”，排除与画布边缘连通的背景；空白格可在锁定前自由补色。用户切换“主体＋背景”时，才恢复整张矩形画布的量化色号并纳入完成度。</w:t>
+      </w:r>
+    </w:p>
+    <w:p>
+      <w:pPr>
+        <w:pStyle w:val="ListBullet"/>
+      </w:pPr>
+      <w:r>
+        <w:t>角色安全落格：模型不接触坐标和序号；程序只从锁定图纸的正确未填格中选择并复制目标色。即使启用“主体＋背景”，也会先完成主体，主体结束后才进入背景区域。</w:t>
+      </w:r>
+    </w:p>
+    <w:p>
+      <w:pPr>
+        <w:pStyle w:val="ListBullet"/>
+      </w:pPr>
+      <w:r>
+        <w:t>本地机器人回合：普通轮流填格完全由本地确定性算法执行，不调用模型，也不让模型选择坐标或色号；仅在作品完成并命名后，按既定需求通过现有回复链路生成一条角色微信消息。</w:t>
+      </w:r>
+    </w:p>
+    <w:p>
+      <w:pPr>
+        <w:pStyle w:val="ListBullet"/>
+      </w:pPr>
+      <w:r>
+        <w:t>本地预览支持模拟玩家与自动机器人连续轮流补位，并提供暂停／继续按钮，用于观察回合顺序、所有权描边与完成进度。</w:t>
       </w:r>
     </w:p>
     <w:sectPr>

--- a/docs/maintenance/AI开发项目_项目说明文档.docx
+++ b/docs/maintenance/AI开发项目_项目说明文档.docx
@@ -11421,6 +11421,34 @@
       </w:pPr>
       <w:r>
         <w:t>本地预览支持模拟玩家与自动机器人连续轮流补位，并提供暂停／继续按钮，用于观察回合顺序、所有权描边与完成进度。</w:t>
+      </w:r>
+    </w:p>
+    <w:p>
+      <w:pPr>
+        <w:pStyle w:val="Heading1"/>
+      </w:pPr>
+      <w:r>
+        <w:t>2026-09-06 私人共同生活键盘作用域修复候选</w:t>
+      </w:r>
+    </w:p>
+    <w:p>
+      <w:r>
+        <w:t>发布范围：仅私人 iOS 壳层，候选版本 v1186／1.0.312 (312)。公开网页源码、网页发布和私人 PhoneWeb.bundle 的 v1184 业务功能不变；只更新私人运行时诊断版本标识。</w:t>
+      </w:r>
+    </w:p>
+    <w:p>
+      <w:r>
+        <w:t>问题复核：v1185 把所有页面共用的 WKWebView 放进 UIKeyboardLayoutGuide 容器，作用域从共同生活扩大到微信，真机出现输入栏滞留、底部黑区、页面弹跳和微信回归。因此 v1185 方案撤回，不再继续调节该全局约束。</w:t>
+      </w:r>
+    </w:p>
+    <w:p>
+      <w:r>
+        <w:t>候选修复：恢复直接 WKWebView 和 SwiftUI 系统键盘安全区路径。只在共同生活输入框 #off_in 聚焦期间暂停 WKWebView 外层滚动，避免 WebKit 自动聚焦滚动与系统整页上推叠加；键盘隐藏、切换其他编辑框或页面销毁时恢复。禁止 KVO 监听 contentOffset、禁止 setContentOffset、禁止全局 viewport 或键盘容器改写。</w:t>
+      </w:r>
+    </w:p>
+    <w:p>
+      <w:r>
+        <w:t>验证边界：Windows 运行作用域与全量回归测试并核对公开网页零改动；真实动画仍必须在 Mac/Xcode 编译签名后，于同一台 iPhone 分别重复验证共同生活首次打开、收起、旁白切换和微信打开／输入／收起。通过真机前只能标记为候选。</w:t>
       </w:r>
     </w:p>
     <w:sectPr>

--- a/docs/maintenance/AI开发项目_项目说明文档.docx
+++ b/docs/maintenance/AI开发项目_项目说明文档.docx
@@ -11449,6 +11449,34 @@
     <w:p>
       <w:r>
         <w:t>验证边界：Windows 运行作用域与全量回归测试并核对公开网页零改动；真实动画仍必须在 Mac/Xcode 编译签名后，于同一台 iPhone 分别重复验证共同生活首次打开、收起、旁白切换和微信打开／输入／收起。通过真机前只能标记为候选。</w:t>
+      </w:r>
+    </w:p>
+    <w:p>
+      <w:pPr>
+        <w:pStyle w:val="Heading1"/>
+      </w:pPr>
+      <w:r>
+        <w:t>2026 09 06 私人键盘基线恢复候选</w:t>
+      </w:r>
+    </w:p>
+    <w:p>
+      <w:r>
+        <w:t>发布范围：仅私人 iOS 壳层及其内置 PhoneWeb.bundle，候选版本 v1187／1.0.313 (313)，内置网页业务基线仍为 v1184。公开网页源码、网页发布文件、微信业务逻辑和共同生活业务逻辑均不改动。</w:t>
+      </w:r>
+    </w:p>
+    <w:p>
+      <w:r>
+        <w:t>版本复核结论：v1179 使用稳定的全高 WKWebView、SwiftUI 忽略键盘底部安全区、私人 viewport 不声明 interactive-widget，并且只有微信聊天页退出 fixed 坐标系。v1181 将线下输入栏并入同一定位规则；v1182 与 v1184 改由 viewport 和 SwiftUI 调整高度；v1185 增加 UIKeyboardLayoutGuide；v1186 又在聚焦期间开关外层滚动。后四种布局干预相互叠加，和真机上的微信回归、首次弹跳、收起分段及旧消息停留相符。</w:t>
+      </w:r>
+    </w:p>
+    <w:p>
+      <w:r>
+        <w:t>候选修复：恢复 v1179 的单一键盘布局权威，但不整版回退。保留后来有效的 16 像素输入字体、触摸去重和旁白切换不重复 focus；删除线下输入栏的 absolute 祖先规则、私人 interactive-widget、原生键盘导轨、键盘通知和滚动开关。用户点线下输入框时，在键盘出现前先把页面内部的消息区锚定到最后一条，避免从旧消息位置开始上推。</w:t>
+      </w:r>
+    </w:p>
+    <w:p>
+      <w:r>
+        <w:t>验证边界：Windows 可验证源码作用域、版本矩阵、公开网页零改动、测试和安装包内容；真实动画必须在 Mac/Xcode 编译签名后于实际 iPhone 验证。验收必须同时观察微信与共同生活，且确认聚焦时最后一条消息仍在输入栏上方，不能只检查黑条是否消失。</w:t>
       </w:r>
     </w:p>
     <w:sectPr>

--- a/docs/maintenance/AI开发项目_项目说明文档.docx
+++ b/docs/maintenance/AI开发项目_项目说明文档.docx
@@ -11477,6 +11477,34 @@
     <w:p>
       <w:r>
         <w:t>验证边界：Windows 可验证源码作用域、版本矩阵、公开网页零改动、测试和安装包内容；真实动画必须在 Mac/Xcode 编译签名后于实际 iPhone 验证。验收必须同时观察微信与共同生活，且确认聚焦时最后一条消息仍在输入栏上方，不能只检查黑条是否消失。</w:t>
+      </w:r>
+    </w:p>
+    <w:p>
+      <w:pPr>
+        <w:pStyle w:val="Heading1"/>
+      </w:pPr>
+      <w:r>
+        <w:t>2026 09 06 私人线下原生聚焦修复候选</w:t>
+      </w:r>
+    </w:p>
+    <w:p>
+      <w:r>
+        <w:t>发布范围：私人内置网页 v1188／私人 iOS 1.0.314 (314)，原生桥 35；公开网页仍为 v1184，公开网页源码和微信输入框不改动。</w:t>
+      </w:r>
+    </w:p>
+    <w:p>
+      <w:r>
+        <w:t>真机复核结论：v1187 新增的 offComposerPinLatest 在 off_in 的 touchstart 和 pointerdown 阶段重复写入 offbg.scrollTop。该时机与 WebKit 的点击命中、光标定位和键盘动画重叠，能够同时解释光标坐标再次错误、首次打开弹跳及收起时输入栏二段回落。</w:t>
+      </w:r>
+    </w:p>
+    <w:p>
+      <w:r>
+        <w:t>候选修复：删除线下输入框触摸聚焦阶段的滚动改写，恢复 v1180 的原生聚焦路径；保留 16 像素输入字体、自动增高、触摸去重和旁白切换不重复 focus。没有照搬微信整页布局，没有修改全局 WKWebView、SwiftUI 键盘安全区或微信的 chat-inputbar 规则。</w:t>
+      </w:r>
+    </w:p>
+    <w:p>
+      <w:r>
+        <w:t>验证边界：Windows 只能验证源码作用域、公开网页零改动、静态约束、测试和安装包内容。真实光标与动画必须在 Mac/Xcode 编译签名后由实际 iPhone 验证，未通过前仅为候选。</w:t>
       </w:r>
     </w:p>
     <w:sectPr>

--- a/docs/maintenance/AI开发项目_项目说明文档.docx
+++ b/docs/maintenance/AI开发项目_项目说明文档.docx
@@ -11505,6 +11505,39 @@
     <w:p>
       <w:r>
         <w:t>验证边界：Windows 只能验证源码作用域、公开网页零改动、静态约束、测试和安装包内容。真实光标与动画必须在 Mac/Xcode 编译签名后由实际 iPhone 验证，未通过前仅为候选。</w:t>
+      </w:r>
+    </w:p>
+    <w:p>
+      <w:pPr>
+        <w:pStyle w:val="Heading1"/>
+      </w:pPr>
+      <w:r>
+        <w:t>2026 09 06 私人共同生活键盘坐标修复候选</w:t>
+      </w:r>
+    </w:p>
+    <w:p>
+      <w:r>
+        <w:t>发布范围：私人内置网页 v1189／私人 iOS 1.0.315 (315)，原生桥 35；公开网页仍为 v1184，公开网页源码和微信输入区不改动。</w:t>
+      </w:r>
+    </w:p>
+    <w:p>
+      <w:r>
+        <w:t>真机纠错：v1188 删除触摸开始阶段的强制滚动后，实际 iPhone 的共同生活光标仍偏，首次打开仍跳，收起仍由键盘和输入栏分两拍完成，因此 v1188 不能继续记为有效修复。</w:t>
+      </w:r>
+    </w:p>
+    <w:p>
+      <w:r>
+        <w:t>重新对照：当前正常的微信输入区和网页版共同生活都让包含输入区的 phone 外壳从 fixed 切到同尺寸 absolute；私人 Bundle 从 v1187 起只把 offinput 从该规则删除。fixed 祖先正是代码注释中记录的 iOS WebKit 光标坐标脱节条件。</w:t>
+      </w:r>
+    </w:p>
+    <w:p>
+      <w:r>
+        <w:t>v1189 候选修复：只在私人 Bundle 恢复 offinput 与 chat-inputbar 共用的 absolute 坐标基准；保留单一 WKWebView 键盘宿主，不增加键盘通知、visualViewport 监听、强制滚动或重复 focus。旁白触摸另加延迟合成点击拦截，避免误开后方消息编辑删除。</w:t>
+      </w:r>
+    </w:p>
+    <w:p>
+      <w:r>
+        <w:t>验证边界：Windows 自动测试只验证代码路径、版本、公开网页零改动和安装包内容。真实光标及动画仍须 Mac/Xcode 编译签名后在实际 iPhone 连续验收。</w:t>
       </w:r>
     </w:p>
     <w:sectPr>

--- a/docs/maintenance/AI开发项目_项目说明文档.docx
+++ b/docs/maintenance/AI开发项目_项目说明文档.docx
@@ -11538,6 +11538,44 @@
     <w:p>
       <w:r>
         <w:t>验证边界：Windows 自动测试只验证代码路径、版本、公开网页零改动和安装包内容。真实光标及动画仍须 Mac/Xcode 编译签名后在实际 iPhone 连续验收。</w:t>
+      </w:r>
+    </w:p>
+    <w:p>
+      <w:r>
+        <w:br w:type="page"/>
+      </w:r>
+    </w:p>
+    <w:p>
+      <w:pPr>
+        <w:pStyle w:val="Heading1"/>
+      </w:pPr>
+      <w:r>
+        <w:t>2026 09 06 v1190 情侣空间聊天与软件监管</w:t>
+      </w:r>
+    </w:p>
+    <w:p>
+      <w:r>
+        <w:t>范围：两边共有。网页源码和私人内置页 v1190，私人 iOS 1.0.316 (316)，原生桥 35。网页不推送；私人包仅为 Mac 待编译源码候选。</w:t>
+      </w:r>
+    </w:p>
+    <w:p>
+      <w:r>
+        <w:t>情侣空间权限页新增默认关闭的聊天监管与软件监管。软件名单默认空，由用户选择。聊天连续前台停留随机 30–60 秒，软件随机 20–60 秒；每次进入最多一轮，退出重进独立计时。短暂进入只计本日次数，不通知角色。设备当地午夜清零，后台挂起时恢复后清理。</w:t>
+      </w:r>
+    </w:p>
+    <w:p>
+      <w:r>
+        <w:t>只观察小手机内部页面与真实参与者身份，不读取被观察角色的聊天内容、草稿或游戏正文。伴侣自己的聊天和正在与伴侣共同参与的活动不触发。角色使用自己的模型路线、基础人设及双方已有上下文自然发微信；不把通知文本伪装为角色回复。</w:t>
+      </w:r>
+    </w:p>
+    <w:p>
+      <w:r>
+        <w:t>角色忙于正常回复时等待空闲，页面/账号/权限变化则取消。模型生成结束后再次检查授权、页面、参与者和双方消息，避免关闭后仍发送。模型失败或非法输出保持静默，不新增系统提示，不自动重试。</w:t>
+      </w:r>
+    </w:p>
+    <w:p>
+      <w:r>
+        <w:t>入口与脚本：公共小手机.html及私人两个HTML入口加载 couple-watch.js、couple-watch-runtime.js；Service Worker缓存两个新脚本；原生资源清单同步包含。保留v1189私人键盘布局与旁白拦截，不修改微信输入或原生键盘行为。</w:t>
       </w:r>
     </w:p>
     <w:sectPr>

--- a/docs/maintenance/AI开发项目_项目说明文档.docx
+++ b/docs/maintenance/AI开发项目_项目说明文档.docx
@@ -11576,6 +11576,24 @@
     <w:p>
       <w:r>
         <w:t>入口与脚本：公共小手机.html及私人两个HTML入口加载 couple-watch.js、couple-watch-runtime.js；Service Worker缓存两个新脚本；原生资源清单同步包含。保留v1189私人键盘布局与旁白拦截，不修改微信输入或原生键盘行为。</w:t>
+      </w:r>
+    </w:p>
+    <w:p>
+      <w:pPr>
+        <w:pStyle w:val="Heading2"/>
+      </w:pPr>
+      <w:r>
+        <w:t>2026-09-06 · v1191 网页监管触发修复</w:t>
+      </w:r>
+    </w:p>
+    <w:p>
+      <w:r>
+        <w:t>本轮范围仅网页 v1191。用户明确暂不提交私人版本，保持私人 v1190 / iOS316 / 桥35；未修改私人资源、工程和旧包。监管按已观察事实独立触发，达到阈值后允许切页，按刚才事实说话；未达阈值退出仍取消。关闭权限、换绑定、共同活动与新消息等边界保留。不新增可见系统提示，不读取被观察角色正文。</w:t>
+      </w:r>
+    </w:p>
+    <w:p>
+      <w:r>
+        <w:t>详见 v1191_监管触发修复验收.md。维护记录仅追加；本机缺少 LibreOffice，DOCX 页面渲染尚未验证。推送及部署状态以实际 Git/线上检查为准。</w:t>
       </w:r>
     </w:p>
     <w:sectPr>

--- a/docs/maintenance/AI开发项目_项目说明文档.docx
+++ b/docs/maintenance/AI开发项目_项目说明文档.docx
@@ -11594,6 +11594,29 @@
     <w:p>
       <w:r>
         <w:t>详见 v1191_监管触发修复验收.md。维护记录仅追加；本机缺少 LibreOffice，DOCX 页面渲染尚未验证。推送及部署状态以实际 Git/线上检查为准。</w:t>
+      </w:r>
+    </w:p>
+    <w:p>
+      <w:pPr>
+        <w:pStyle w:val="Heading2"/>
+      </w:pPr>
+      <w:r>
+        <w:t>2026-09-06 · v1192 聊天监管 10–60 秒</w:t>
+      </w:r>
+    </w:p>
+    <w:p>
+      <w:r>
+        <w:t>2026-09-06，网页 v1192：按用户最后指令，聊天监管改为随机 10–60 秒；软件监管保持 20–60 秒。未到阈值离开重计、每日清零、关闭权限撤销、伴侣自身及共同活动排除均保留。本次只提交网页，私人仍为 v1190 / iOS316 / 桥35，不修改、不打包。</w:t>
+      </w:r>
+    </w:p>
+    <w:p>
+      <w:r>
+        <w:t>用户确认 v1191 普通微信另一角色聊天停留一分钟仍无消息，但软件已能触发。补测 v1191 真实浏览器保持另一角色聊天页，约58.2秒发起一次请求，四条模型正文保存、顶部横幅可见。模型 HTTP 为模拟服务，尚未复现用户真实模型/设备的聊天失败，不能把调整阈值当作剩余故障已修复。v1192 全仓 Windows 1500/1500 通过；新脚本 scripts/check_v1192_chat_watch.cjs 验证九秒离开不触发、重入重新计时及一直留在另一聊天页的通知。最终浏览器与推送结果以实际执行记录为准。</w:t>
+      </w:r>
+    </w:p>
+    <w:p>
+      <w:r>
+        <w:t>工程规则：未复现的用户反馈必须明确保留为待验收，不用模拟模型成功推断用户环境已修复。用户最终要求10秒，撤销临时3秒方案。维护记录仅追加；本机缺少LibreOffice，未完成页面渲染。</w:t>
       </w:r>
     </w:p>
     <w:sectPr>

--- a/docs/maintenance/AI开发项目_项目说明文档.docx
+++ b/docs/maintenance/AI开发项目_项目说明文档.docx
@@ -11617,6 +11617,34 @@
     <w:p>
       <w:r>
         <w:t>工程规则：未复现的用户反馈必须明确保留为待验收，不用模拟模型成功推断用户环境已修复。用户最终要求10秒，撤销临时3秒方案。维护记录仅追加；本机缺少LibreOffice，未完成页面渲染。</w:t>
+      </w:r>
+    </w:p>
+    <w:p>
+      <w:pPr>
+        <w:pStyle w:val="Heading2"/>
+      </w:pPr>
+      <w:r>
+        <w:t>2026-09-06 · v1193 监管内心标签解析</w:t>
+      </w:r>
+    </w:p>
+    <w:p>
+      <w:r>
+        <w:t>2026-09-06 网页 v1193：修复监管已调用模型却丢弃正常回复的解析错误。buildSystem 明确要求 [内心|…]，旧监管解析器只移除心情等标签，漏掉标准内心标签，随后方括号过滤整轮拒收。新增回归在旧代码失败；现复用普通聊天 stripHiddenThoughtTags 和 wechatInnerThoughtValue，合法正文送达，确认授权及消息新鲜度后才更新角色心情。未解除操作标签/出戏拦截，未增加模型请求或伪造回复。</w:t>
+      </w:r>
+    </w:p>
+    <w:p>
+      <w:r>
+        <w:t>聊天保持10–60秒、软件20–60秒。用户明确只发布网页，私人仍v1190/iOS316/桥35，不修改、不打包。专项45/45，全仓Windows1502/1502通过。新浏览器脚本 scripts/check_v1193_watch_thought.cjs 使用真实时钟与真实提示词构造，仅模拟HTTP模型，返回标准内心标签，检查聊天和抖音的消息、通知、心情更新及重进页面。测试不等于用户真实模型和真机已验收。</w:t>
+      </w:r>
+    </w:p>
+    <w:p>
+      <w:r>
+        <w:t>顶部心情消失反馈仍待定位：扫描显示开关和内心写入路径，当前普通提取失败已保留旧值，未发现再次清空已确认内心的路径。不把监管内心解析修复宣称为所有心情消失已解决；还需确认用户是整栏消失还是内容空白，以及顶部心情开关状态。此前模拟响应只用心情标签，与真实提示词强制内心标签不一致，导致假阴性。测试数据必须覆盖真实协议格式，不能仅证明自选返回可用。</w:t>
+      </w:r>
+    </w:p>
+    <w:p>
+      <w:r>
+        <w:t>维护记录仅追加；本机缺少LibreOffice，页面渲染未验证。发布与线上版本以实际Git及部署检查为准。</w:t>
       </w:r>
     </w:p>
     <w:sectPr>

--- a/docs/maintenance/AI开发项目_项目说明文档.docx
+++ b/docs/maintenance/AI开发项目_项目说明文档.docx
@@ -11645,6 +11645,34 @@
     <w:p>
       <w:r>
         <w:t>维护记录仅追加；本机缺少LibreOffice，页面渲染未验证。发布与线上版本以实际Git及部署检查为准。</w:t>
+      </w:r>
+    </w:p>
+    <w:p>
+      <w:pPr>
+        <w:pStyle w:val="Heading2"/>
+      </w:pPr>
+      <w:r>
+        <w:t>2026-09-06 · v1194 顶部心情有效内容保留</w:t>
+      </w:r>
+    </w:p>
+    <w:p>
+      <w:r>
+        <w:t>2026-09-06 网页 v1194：用户确认顶部心情整栏消失，重开显示开关无效，要求错误格式保留上一条有效内心。旧逻辑仅在提取失败时不清空当前字段，但没有独立有效副本，显示还依赖当前字段非空；测试注入字段变空即可复现整栏隐藏。实际用户存档的清空来源未确定，不夸大为已取得设备现场。</w:t>
+      </w:r>
+    </w:p>
+    <w:p>
+      <w:r>
+        <w:t>新增内心格式校验与角色内独立 innerThoughtLastValid / innerThoughtLastValidAt。空值、非字符串、标签碎片、推理标记、仅不可见字符和无效占位词不覆盖有效内心。已有有效显示自动建立可持久化副本，顶部及详情统一读取当前有效值或最后有效值。显示开关开启时不再因缺内容隐藏整栏；完全没有可恢复历史时只显示省略号，不编造心情、不伪造更新时间。下一条有效生成更新副本；关闭开关仍完全隐藏。</w:t>
+      </w:r>
+    </w:p>
+    <w:p>
+      <w:r>
+        <w:t>范围仅网页v1194；私人保持v1190/iOS316/桥35，未修改未打包。聊天监管10–60秒、软件20–60秒及v1193标准内心解析均保留。新增6项运行时回归；全仓Windows1508/1508通过。scripts/check_v1194_mood.cjs通过：实际解析器遇到嵌套错误标签保留旧内容；空字段保持栏框；通过真实saveNowAsync写存档后退出预览、正常启动重载仍恢复；详情、开关及新有效内容一致；无历史只显示省略号。零页面错误。此为浏览器故障注入验证，不等于用户真机原始故障已复现。</w:t>
+      </w:r>
+    </w:p>
+    <w:p>
+      <w:r>
+        <w:t>规则：无效候选、最新字段和最后有效显示分开处理；开关显隐不得被生成失败隐式关闭。保留真实历史时间；不能通过固定情绪文本掩盖存档缺失。文档仅追加，旧段落已核对；本机缺少LibreOffice，页面渲染仍未验证。Git推送和线上版本以实际检查为准。</w:t>
       </w:r>
     </w:p>
     <w:sectPr>

--- a/docs/maintenance/AI开发项目_项目说明文档.docx
+++ b/docs/maintenance/AI开发项目_项目说明文档.docx
@@ -11673,6 +11673,39 @@
     <w:p>
       <w:r>
         <w:t>规则：无效候选、最新字段和最后有效显示分开处理；开关显隐不得被生成失败隐式关闭。保留真实历史时间；不能通过固定情绪文本掩盖存档缺失。文档仅追加，旧段落已核对；本机缺少LibreOffice，页面渲染仍未验证。Git推送和线上版本以实际检查为准。</w:t>
+      </w:r>
+    </w:p>
+    <w:p>
+      <w:pPr>
+        <w:pStyle w:val="Heading2"/>
+      </w:pPr>
+      <w:r>
+        <w:t>2026-09-06 · v1195 触发计数与共同生活恢复</w:t>
+      </w:r>
+    </w:p>
+    <w:p>
+      <w:r>
+        <w:t>2026-09-06 两边共有 v1195 / 私人 iOS1.0.317 (317) / 桥35。按用户新要求，聊天和软件从进入计数改为触发计数：达到阈值、必要互斥放行及授权有效时只加一次；短暂进入、重绘、恢复本身不计数。旧watchDaily没有triggers模式标记则一次性重置，不能把历史打开次数冒充触发次数；每天当地午夜重置。角色提示明确为第几次发现，不是第几次实际打开。已触发但模型失败仍属于一次触发，不自动重发。聊天10–60秒、软件20–60秒保持。</w:t>
+      </w:r>
+    </w:p>
+    <w:p>
+      <w:r>
+        <w:t>用户补充共同生活后台回来让TA回失效、强退恢复。复核发现网络超时只覆盖取得响应头，正文等待可以无限悬挂；多人剧场配角先答的异常路径仅清理目标，没有完整释放busy。新增整次模型调用的有界等待及后台恢复取消，取消错误不能被网络重试、副模型回退或保留旧候选吞掉。沿原finally释放忙碌，迟到结果不进入对话，用户重新点击后发新请求；不手工清空真实聊天，不强制刷新。支持方先失败也清理busy与activeActor。真实手机挂起尚待验收。</w:t>
+      </w:r>
+    </w:p>
+    <w:p>
+      <w:r>
+        <w:t>本次同步私人包v1191–v1194的监管标准内心解析与有效心情保留，清除私人仍存在的innerThoughtMissingAt隐藏判断；保留私人键盘坐标、旁白点击保护、原生能力与旧包。只做明确共享功能的定点同步，未用网页app.js整份覆盖私人适配。网页推送与源码包制作按用户授权进行；新包从干净提交归档，不覆盖旧包。包内双入口、共享监管/剧场脚本、心情及请求生命周期函数均须核对。Mac/Xcode编译、签名、真实iPhone安装仍未进行，此包仅Mac待编译源码候选，不是IPA。</w:t>
+      </w:r>
+    </w:p>
+    <w:p>
+      <w:r>
+        <w:t>新增触发计数及迁移回归、后台请求取消/迟到/墙钟超时测试、配角先答取消释放测试。Windows全仓最终目标1516项，实际通过结果以本轮执行为准。浏览器故障注入已证明网页及私人内置页后台恢复释放按钮、忽略旧结果、下一次点击送达；真实模型HTTP仅由测试替身控制，不等于真实网络或iPhone已通过。真实计时脚本 check_v1195_watch.cjs 同时检查两边聊天/抖音短停留不计数、第一次触发为1与标准内心送达。</w:t>
+      </w:r>
+    </w:p>
+    <w:p>
+      <w:r>
+        <w:t>工程规则：计数语义改变要迁移旧账本；请求生命周期必须覆盖正文读取并在恢复前台处理悬挂任务；取消不能进入自动重试，busy必须由任务最终清理。维护文档仅追加旧记录，段落已校验；本机缺少LibreOffice，未完成页面渲染。</w:t>
       </w:r>
     </w:p>
     <w:sectPr>

--- a/docs/maintenance/AI开发项目_项目说明文档.docx
+++ b/docs/maintenance/AI开发项目_项目说明文档.docx
@@ -11706,6 +11706,29 @@
     <w:p>
       <w:r>
         <w:t>工程规则：计数语义改变要迁移旧账本；请求生命周期必须覆盖正文读取并在恢复前台处理悬挂任务；取消不能进入自动重试，busy必须由任务最终清理。维护文档仅追加旧记录，段落已校验；本机缺少LibreOffice，未完成页面渲染。</w:t>
+      </w:r>
+    </w:p>
+    <w:p>
+      <w:pPr>
+        <w:pStyle w:val="Heading2"/>
+      </w:pPr>
+      <w:r>
+        <w:t>2026-09-06 v1196：内心缺失不再追加模型调用（两边共有）</w:t>
+      </w:r>
+    </w:p>
+    <w:p>
+      <w:r>
+        <w:t>网页与私人内置网页统一 v1196，私人 iOS 1.0.318 (318)，原生桥 35。用户明确允许偶尔一轮没有内心，核心要求是不为补内心重复调用模型。保留既有内心输出约定；常见分隔符、空格、括号和换行变体在本地规范化。缺失或无效时正常发送正文并保留上一条有效内心，不追加提取请求、不伪造内心。</w:t>
+      </w:r>
+    </w:p>
+    <w:p>
+      <w:r>
+        <w:t>影响范围：微信 aiReply 缺内心分支，normalizeHiddenThoughtFormats 与 wechatInnerThoughtValue；共享解析消费者包括微信正文、旁白判断、通话控制标签清理和情侣监管回复。已有语音、动作、事实核验与模型故障处理未修改。私人同步采用相同局部改动，保留既有原生与键盘差异。</w:t>
+      </w:r>
+    </w:p>
+    <w:p>
+      <w:r>
+        <w:t>验证：Windows 全仓 1519/1519、0 失败；Edge 加载网页和私人入口，对缺失、全角分隔符、无效 null 内心分别运行完整手动回复，共六例，每轮仅一次模拟模型调用，正文正常且心情保留/更新正确，页面无异常。未使用真实付费模型验证格式出错频率；未完成 Mac 编译、签名或真实 iPhone 验收。源码候选包与 Git 推送结果单独核验。</w:t>
       </w:r>
     </w:p>
     <w:sectPr>

--- a/docs/maintenance/AI开发项目_项目说明文档.docx
+++ b/docs/maintenance/AI开发项目_项目说明文档.docx
@@ -11729,6 +11729,34 @@
     <w:p>
       <w:r>
         <w:t>验证：Windows 全仓 1519/1519、0 失败；Edge 加载网页和私人入口，对缺失、全角分隔符、无效 null 内心分别运行完整手动回复，共六例，每轮仅一次模拟模型调用，正文正常且心情保留/更新正确，页面无异常。未使用真实付费模型验证格式出错频率；未完成 Mac 编译、签名或真实 iPhone 验收。源码候选包与 Git 推送结果单独核验。</w:t>
+      </w:r>
+    </w:p>
+    <w:p>
+      <w:pPr>
+        <w:pStyle w:val="Heading2"/>
+      </w:pPr>
+      <w:r>
+        <w:t>2026-09-06 · v1197 共同生活设置内模型与路线诊断</w:t>
+      </w:r>
+    </w:p>
+    <w:p>
+      <w:r>
+        <w:t>两边共有：网页与私人内置页 v1197，私人 iOS 1.0.319 (319)，原生桥 35。用户确认调大模型回复长度后恢复，并要求在共同生活设置内部增加诊断入口。本轮只加入诊断，不修改长度限制、配角解析、重试或模型选择规则。</w:t>
+      </w:r>
+    </w:p>
+    <w:p>
+      <w:r>
+        <w:t>新增共享 cohab-model-diagnostics.js，网页与私人双入口加载同一文件，Service Worker 将其纳入必需缓存及校验。入口仅在共同生活设置 details 内，折叠时隐藏；保留微信诊断与原生、键盘布局。主角当前配置使用共同生活设置，微信来客使用来客角色线路，临时路人使用主角微信线路。最近记录分别显示人物、请求阶段、当时配置、max_tokens、上游结束原因与返回模型/用量；未提供的字段不猜测。当前配置和历史请求分开显示，不拿微信记录充当共同生活记录。</w:t>
+      </w:r>
+    </w:p>
+    <w:p>
+      <w:r>
+        <w:t>诊断只观察原有请求，打开零模型调用。记录按账户及共同生活场景隔离，内存最多40个场景、每场12条记录；重新载入页面后清空，不保存正文、Key或地址，失败只显示类别与HTTP状态。已有续写归入同一条记录并分别显示首次/续写上限和结束原因。</w:t>
+      </w:r>
+    </w:p>
+    <w:p>
+      <w:r>
+        <w:t>验证：1525/1525 Windows 自动测试通过；Edge 使用真实网页和私人入口、模拟模型HTTP，实际配角先答再主角，共两次既有请求，记录240和600 tokens、不同路线与stop。按钮折叠隐藏、展开可点击，无页面错误，无诊断额外调用。Mac编译与真实iPhone验收未进行。</w:t>
       </w:r>
     </w:p>
     <w:sectPr>

--- a/docs/maintenance/AI开发项目_项目说明文档.docx
+++ b/docs/maintenance/AI开发项目_项目说明文档.docx
@@ -11757,6 +11757,34 @@
     <w:p>
       <w:r>
         <w:t>验证：1525/1525 Windows 自动测试通过；Edge 使用真实网页和私人入口、模拟模型HTTP，实际配角先答再主角，共两次既有请求，记录240和600 tokens、不同路线与stop。按钮折叠隐藏、展开可点击，无页面错误，无诊断额外调用。Mac编译与真实iPhone验收未进行。</w:t>
+      </w:r>
+    </w:p>
+    <w:p>
+      <w:pPr>
+        <w:pStyle w:val="Heading2"/>
+      </w:pPr>
+      <w:r>
+        <w:t>2026-09-06 · v1198 线上与共同生活请求规模详情</w:t>
+      </w:r>
+    </w:p>
+    <w:p>
+      <w:r>
+        <w:t>两边共有：网页与私人内置页 v1198，私人 iOS 1.0.320 (320)，原生桥 35。用户要求在线上、线下模型路线诊断的请求规模下增加查看详情，显示各项占用，并打包私人版和推送网页。新增 request-size-details.js，复用原 wechatRequestStats 返回总数，附加纯数值分项；不改变请求内容、模型路线、历史范围、长度或重试。</w:t>
+      </w:r>
+    </w:p>
+    <w:p>
+      <w:r>
+        <w:t>线上角色模型与路线诊断、共同生活设置内部的模型与路线诊断，在请求规模下增加默认折叠的“查看详情”。展示系统章节、人设身份关系、世界书、记忆摘要、历史消息、末条用户/事件输入、其他消息、格式与转义的字符数和比例；嵌套逐条消息正文占用。分类依据实际请求的消息角色及章节标题，只保存固定分类与数字，不保存正文或原始标题。系统开头/其他章节不强行猜测归属；章节分类不等于精确的人设字段追踪。</w:t>
+      </w:r>
+    </w:p>
+    <w:p>
+      <w:r>
+        <w:t>总数沿用 JSON.stringify(messages).length，即JavaScript现有字符口径，不是tokens或字节。字符串正文按原长度拆分，结构化content按序列化长度计入，余数单列消息格式、字段及转义；所有分项合计严格等于上方请求总数。该记录不是整轮所有重试的账单。旧诊断没有分项则提示等待更新后的下一次请求，不用当前设置反推旧记录。</w:t>
+      </w:r>
+    </w:p>
+    <w:p>
+      <w:r>
+        <w:t>验证：Windows1531/1531自动测试通过。网页/私人真实入口+模拟HTTP流程同时验证共同生活主配角记录与线上普通回复；展开详情/逐条列表零额外请求。网页样例总数10933、分项10933，私人样例10927、分项10927；样例为隔离测试数据，不是用户截图记录。双入口及共享模块、Service Worker缓存纳入打包核验。Mac编译与真实iPhone未验证。</w:t>
       </w:r>
     </w:p>
     <w:sectPr>

--- a/docs/maintenance/AI开发项目_项目说明文档.docx
+++ b/docs/maintenance/AI开发项目_项目说明文档.docx
@@ -11785,6 +11785,34 @@
     <w:p>
       <w:r>
         <w:t>验证：Windows1531/1531自动测试通过。网页/私人真实入口+模拟HTTP流程同时验证共同生活主配角记录与线上普通回复；展开详情/逐条列表零额外请求。网页样例总数10933、分项10933，私人样例10927、分项10927；样例为隔离测试数据，不是用户截图记录。双入口及共享模块、Service Worker缓存纳入打包核验。Mac编译与真实iPhone未验证。</w:t>
+      </w:r>
+    </w:p>
+    <w:p>
+      <w:pPr>
+        <w:pStyle w:val="Heading2"/>
+      </w:pPr>
+      <w:r>
+        <w:t>2026-09-06 v1199 外卖补判误触发及私人诊断归因</w:t>
+      </w:r>
+    </w:p>
+    <w:p>
+      <w:r>
+        <w:t>两边共有：网页与私人内置网页 v1199，私人 iOS 1.0.321 (321)，原生桥 35。用户确认本轮原话是“忘了咬你”，上一句牛肉面有香菜。原代码用用户原话加角色前200字匹配外卖关键词，截图中的“下次点面”可触发隐藏动作补判；隐藏内心及记住标签里的点餐字样也能触发。旧函数已用截图原文复现，不把标准标签当格式错误。私人旧拦截覆盖层还会无条件收录所有非最后候选，即使原聊天正文已完整送达；截图“被本机处理替代”与该覆盖层一致。</w:t>
+      </w:r>
+    </w:p>
+    <w:p>
+      <w:r>
+        <w:t>修改仅限缺动作补判入口：普通关键词只扫描本轮用户话语；角色自主承诺的补判先排除内心/心情/记住/外卖记忆标签及未来、历史、假设语句，需当前可见点餐承诺或现有明确点餐、委托选择、订单澄清条件。实际订单执行、授权、金额及付款结果校验均保持。两边外卖辅助请求带用途元数据；私人诊断按完整可见正文判断，不因后续辅助调用就把已送达正文判为拦截。辅助响应仍可查看，但标为外卖动作补判，不称为聊天格式错误。真正截断或替换的候选继续保留。没有关闭整体校验，没有编造角色台词，也没有改动自动修复总上限。</w:t>
+      </w:r>
+    </w:p>
+    <w:p>
+      <w:r>
+        <w:t>Windows全仓1544/1544通过。浏览器实际网页及私人内置入口六组模拟HTTP流程：用户原话加截图回复各一次模型调用、四条正文送达；标准内心/记忆各一次调用；当前真实点餐承诺仍可进行第二次补判，私人只记录辅助结果且明确用途。打开诊断没有追加模型调用。保留有效内心及顶部栏框，未改共同生活、监管、请求规模详情及私人键盘。首次完整测试1543通过、1失败为安装指南路径期待旧名称，更新指南引用后通过；一次短记忆测试出现本地记忆不采纳记录，仍仅一次模型调用，不当作额外请求或改坏事实校验。</w:t>
+      </w:r>
+    </w:p>
+    <w:p>
+      <w:r>
+        <w:t>此为本地代码复现与模拟HTTP验证，未取得用户上游调用日志，不保证所有其他校验场景都只有一次请求。私人包是Mac待编译源码候选，未Mac编译、签名或真实iPhone验证。新版本只从干净提交归档，不覆盖旧包；网页按授权推送一次，线上生效另行核实。维护资料仅追加，历史保留。Windows没有LibreOffice，DOCX段落及历史保留已复查，视觉渲染未完成。</w:t>
       </w:r>
     </w:p>
     <w:sectPr>

--- a/docs/maintenance/AI开发项目_项目说明文档.docx
+++ b/docs/maintenance/AI开发项目_项目说明文档.docx
@@ -11813,6 +11813,39 @@
     <w:p>
       <w:r>
         <w:t>此为本地代码复现与模拟HTTP验证，未取得用户上游调用日志，不保证所有其他校验场景都只有一次请求。私人包是Mac待编译源码候选，未Mac编译、签名或真实iPhone验证。新版本只从干净提交归档，不覆盖旧包；网页按授权推送一次，线上生效另行核实。维护资料仅追加，历史保留。Windows没有LibreOffice，DOCX段落及历史保留已复查，视觉渲染未完成。</w:t>
+      </w:r>
+    </w:p>
+    <w:p>
+      <w:pPr>
+        <w:pStyle w:val="Heading2"/>
+      </w:pPr>
+      <w:r>
+        <w:t>2026-09-06 v1200 前后台回复接力互斥</w:t>
+      </w:r>
+    </w:p>
+    <w:p>
+      <w:r>
+        <w:t>两边共有：网页与私人内置网页 v1200，私人 iOS 1.0.322 (322)，原生桥 35。用户报告退后台约一两分钟后先收到标为后台的回复，数秒后同一用户消息又被近似回答。用实际网页与私人内置入口、模拟模型 HTTP 和后台回包复现：后台先入聊，本地旧请求继续发送。此为代码路径复现，用户现场具体 triggerKind 尚未取得，不把泛称后台主动消息等同 scheduled。</w:t>
+      </w:r>
+    </w:p>
+    <w:p>
+      <w:r>
+        <w:t>修复仅关联普通微信 reply_handoff 与原用户消息 ID。本地模型等待不占用结果锁；真正开始处理候选或后台结果时取得同轮归属，完成标记存于原用户消息。后台先完成阻止本地旧结果，本地先完成阻止后台改写结果；不按文字相似度删除。正常正文入聊标注回复源。失败或空输出释放归属，保留接力；保存失败不确认收件、不发布完成活动和不取消后台，已暂存后台结果可再次保存。排队旧轮次在开始前核对完成标记，手动继续聊仍可用；不同消息、账号、角色互不取消。</w:t>
+      </w:r>
+    </w:p>
+    <w:p>
+      <w:r>
+        <w:t>新增 phone_role_push_pull 只读返回 replyToMessageId/replyToAccountId，按已有 task:&lt;id&gt; 关联同 target、role 的 reply_handoff 任务；不改数据表与模型策略。新增 phone_role_background_complete_turn 在原所有者鉴权下仅取消对应消息 ID 的主账号接力，保留新消息与设备任务。202609060001_reply_handoff_source_identity 已独立事务部署并登记，未重放旧迁移、未重新部署其他云函数；正式接口再做事务回滚数据验证，来源关联、取消范围、拒绝错误鉴权通过，测试记录残留0。</w:t>
+      </w:r>
+    </w:p>
+    <w:p>
+      <w:r>
+        <w:t>Windows全仓1562/1562通过。实际双入口十组浏览器模拟HTTP验证覆盖后台先回、本地先回、保存失败再收件、独立scheduled不被接管、旧后台到达时新的用户回复继续；另外覆盖空结果回退、账号隔离、相同文字不同消息、持久化后重新建运行时、队列旧轮与继续聊。首次扩大回归出现的失败来自隔离测试未加载新依赖或期待旧的直接push/finally文本，已更新实际辅助函数与断言并通过；不以修改预期掩盖行为失败。保留外卖降耗、请求规模明细、心情、监管、共同生活与私人键盘适配。</w:t>
+      </w:r>
+    </w:p>
+    <w:p>
+      <w:r>
+        <w:t>已发往上游的旧模型请求可能继续计费，不能宣称消除全部双请求费用；已送达的系统通知也不能保证撤回。身份不明的历史回包和scheduled/device等独立事件沿用原流程，未用模糊去重扩大拦截。私人包只为干净提交的Mac待编译源码候选，未Mac编译、签名和真实iPhone验证。维护文档仅追加并核对历史保留；本机无LibreOffice，DOCX视觉渲染尚未完成。</w:t>
       </w:r>
     </w:p>
     <w:sectPr>

--- a/docs/maintenance/AI开发项目_项目说明文档.docx
+++ b/docs/maintenance/AI开发项目_项目说明文档.docx
@@ -11846,6 +11846,98 @@
     <w:p>
       <w:r>
         <w:t>已发往上游的旧模型请求可能继续计费，不能宣称消除全部双请求费用；已送达的系统通知也不能保证撤回。身份不明的历史回包和scheduled/device等独立事件沿用原流程，未用模糊去重扩大拦截。私人包只为干净提交的Mac待编译源码候选，未Mac编译、签名和真实iPhone验证。维护文档仅追加并核对历史保留；本机无LibreOffice，DOCX视觉渲染尚未完成。</w:t>
+      </w:r>
+    </w:p>
+    <w:p>
+      <w:pPr>
+        <w:pageBreakBefore/>
+        <w:keepNext/>
+      </w:pPr>
+      <w:r>
+        <w:t xml:space="preserve">2026年9月6日 像素少女 P06 本地核心试玩</w:t>
+      </w:r>
+    </w:p>
+    <w:p>
+      <w:r>
+        <w:t xml:space="preserve">用户决定暂停服装扩展，先稳定真实可玩性。本轮仅修改 preview/rose-doll-p01 独立预览，保留此前不提交、不推送的限制；正式网页、私人包、原生桥与模型链路没有改动。后续功能目标两边共有，本轮尚未接入任何正式入口。</w:t>
+      </w:r>
+    </w:p>
+    <w:p>
+      <w:r>
+        <w:t xml:space="preserve">固定一套完整原有人物帧，停止头身和脸部拼接，衣柜/梳妆台暂停更换而保留原存档字段。打通点脸、摸头、喂食、洗澡、梳头、接球、睡眠、灯光、补给、相册和只读音乐歌单。照顾按钮仍为本地演示，未连接情侣空间角色，不产生模型调用。</w:t>
+      </w:r>
+    </w:p>
+    <w:p>
+      <w:r>
+        <w:t xml:space="preserve">新增独立时钟结算、低健康床边用药、免费基础餐防止资源耗尽后卡死、底部操作反馈及存储失败重试。下一阶段先用户试玩核心循环，再接入绑定角色真实照顾；十四套服装与每日换装惊喜尚未完成。</w:t>
+      </w:r>
+    </w:p>
+    <w:p>
+      <w:r>
+        <w:t xml:space="preserve">验证为 Windows Edge 隔离存档：时钟 7 项、玩法 18 项、UI/音乐 12 项，共 37 项通过；实际打开 P06 预览并保留原用户存档。没有真实 iPhone 验收。</w:t>
+      </w:r>
+    </w:p>
+    <w:p>
+      <w:pPr>
+        <w:pageBreakBefore/>
+        <w:keepNext/>
+      </w:pPr>
+      <w:r>
+        <w:t xml:space="preserve">2026年9月6日 像素少女 P07 互动洗漱与用户音频</w:t>
+      </w:r>
+    </w:p>
+    <w:p>
+      <w:r>
+        <w:t xml:space="preserve">用户在核心试玩后追加可见鼠标照顾、浴室镜子放大脸部、牙刷洗面奶毛巾洗漱、小熊互动。保持本地原型、不提交、不推送，真实情侣角色接入仍未完成。</w:t>
+      </w:r>
+    </w:p>
+    <w:p>
+      <w:r>
+        <w:t xml:space="preserve">新增道具为内置 image_gen 生成的透明 PNG；镜中脸直接放大原完整人物，未新生成脸部或拼接头身。手动刷牙/洁面与演示使用相同动作函数，鼠标可见移动、拿道具、擦洗和点击按钮；取消或后台事件结束演示，避免迟到执行。</w:t>
+      </w:r>
+    </w:p>
+    <w:p>
+      <w:r>
+        <w:t xml:space="preserve">点击上床只切换睡眠，保留当前灯光。用户手动点击台灯关灯；演示在疲倦时分别执行上床与关灯。低健康自动保护沿用原核心规则。</w:t>
+      </w:r>
+    </w:p>
+    <w:p>
+      <w:r>
+        <w:t xml:space="preserve">用户两段 MP3 原样复制到本地素材：第一段点击人物音效约 1.008 秒，第二段默认音乐约 60.652 秒循环。首次交互解锁播放，四路点击声池有界复用；背景音乐与原歌单互斥，支持暂停、点击声关闭、页面离开暂停。没有上传音频或模型调用。</w:t>
+      </w:r>
+    </w:p>
+    <w:p>
+      <w:pPr>
+        <w:pageBreakBefore/>
+        <w:keepNext/>
+      </w:pPr>
+      <w:r>
+        <w:t xml:space="preserve">2026年9月7日 像素少女 P08 与 v1201 本地候选（暂停发布）</w:t>
+      </w:r>
+    </w:p>
+    <w:p>
+      <w:r>
+        <w:t xml:space="preserve">用户最后明确私人版本和网页版暂不上传，本轮不提交、不推送、不打包。P08 独立试玩仍不调用模型；正式本地小手机游戏大厅新增像素少女入口，仅情侣空间绑定角色可照顾。新增网页可见功能完整同步私人 PhoneWeb.bundle 源文件，保留私人原生差异；iOS 322 与桥35未发布新包。</w:t>
+      </w:r>
+    </w:p>
+    <w:p>
+      <w:r>
+        <w:t xml:space="preserve">照顾按钮改为“让他照顾”，加入随机库存食物、皮球、戳脸摸头，随机照顾顺序和鼠标节奏；饥饿优先、饱腹不强喂、疲倦少玩、睡眠终止活动，洗澡和洗脸的依赖顺序固定。收藏移到原灯按钮位置，删除手动灯按钮，上床自动关灯、起床自动开灯。</w:t>
+      </w:r>
+    </w:p>
+    <w:p>
+      <w:r>
+        <w:t xml:space="preserve">正式入口一次请求绑定角色安排照顾与未来七天完整穿搭；每天当地08:00后应用当天预选造型，前台最多30秒检查，关闭页后再次打开补当日。不能宣称关闭网页也实时运行模型。只采用当前已有两套完整造型；十四套服装未完成。</w:t>
+      </w:r>
+    </w:p>
+    <w:p>
+      <w:r>
+        <w:t xml:space="preserve">Windows全仓1569/1569通过。独立P08场景9项、音频6项、时钟7项通过。正式网页和私人内置页以隔离浏览器和模拟HTTP模型验证；真实模型、Mac/Xcode和iPhone仍未验收。详见 games/pixel-home/README.md。</w:t>
+      </w:r>
+    </w:p>
+    <w:p>
+      <w:r>
+        <w:t xml:space="preserve">2026年9月7日 v1202 私人打包授权：用户允许打包私人版本，网页暂不上传。新私人 iOS 1.0.323 (323)、内置网页v1202、桥35；本地网页候选同步v1202但不推送、不部署。按只从干净提交归档的流程做本地提交，包含像素少女正式入口、真实角色照顾接口、随机动作、两套完整造型、8点预选换装、自动灯光和收藏位置。当前完整服装为两套，不宣称十四套完成。</w:t>
       </w:r>
     </w:p>
     <w:sectPr>

--- a/docs/maintenance/AI开发项目_项目说明文档.docx
+++ b/docs/maintenance/AI开发项目_项目说明文档.docx
@@ -11938,6 +11938,11 @@
     <w:p>
       <w:r>
         <w:t xml:space="preserve">2026年9月7日 v1202 私人打包授权：用户允许打包私人版本，网页暂不上传。新私人 iOS 1.0.323 (323)、内置网页v1202、桥35；本地网页候选同步v1202但不推送、不部署。按只从干净提交归档的流程做本地提交，包含像素少女正式入口、真实角色照顾接口、随机动作、两套完整造型、8点预选换装、自动灯光和收藏位置。当前完整服装为两套，不宣称十四套完成。</w:t>
+      </w:r>
+    </w:p>
+    <w:p>
+      <w:r>
+        <w:t xml:space="preserve">2026-09-07 v1203 / iOS 1.0.324 (324)，桥35。像素少女交互修复，两边共有，只制作私人Mac待编译源码候选，网页不推送。用户撤回蓝色复制框修改，拖动行为保持。相机拍后显示收藏；全屏改为唯一玩法图标；左右箭头去底板保留44px透明点击区域；睡姿按338:512原比例显示，保留自动关灯。照顾继续由绑定角色模型安排，保留所有随机玩法和早8点穿搭。Windows全仓1576/1576；网页及私人两入口各20项浏览器检查，file页面14项检查。尚未Mac编译或真机验证。</w:t>
       </w:r>
     </w:p>
     <w:sectPr>

--- a/docs/maintenance/AI开发项目_项目说明文档.docx
+++ b/docs/maintenance/AI开发项目_项目说明文档.docx
@@ -11943,6 +11943,26 @@
     <w:p>
       <w:r>
         <w:t xml:space="preserve">2026-09-07 v1203 / iOS 1.0.324 (324)，桥35。像素少女交互修复，两边共有，只制作私人Mac待编译源码候选，网页不推送。用户撤回蓝色复制框修改，拖动行为保持。相机拍后显示收藏；全屏改为唯一玩法图标；左右箭头去底板保留44px透明点击区域；睡姿按338:512原比例显示，保留自动关灯。照顾继续由绑定角色模型安排，保留所有随机玩法和早8点穿搭。Windows全仓1576/1576；网页及私人两入口各20项浏览器检查，file页面14项检查。尚未Mac编译或真机验证。</w:t>
+      </w:r>
+    </w:p>
+    <w:p>
+      <w:r>
+        <w:t xml:space="preserve">2026年9月7日 v1204 私人衣柜整体试玩</w:t>
+      </w:r>
+    </w:p>
+    <w:p>
+      <w:r>
+        <w:t xml:space="preserve">两边共有的本地源码候选 v1204，私人 iOS1.0.325 (325)，原生桥35。按既有授权制作私人 Mac 待编译工程包；本地归档提交，不推送网页。11套衣服及鞋袜、8款棕发、5套五官、10组发饰从P82接入正式小游戏。用户通过页面导出参数：人物118%、腿长94%、腿宽100%，小白裙、双麻花辫、下垂温柔眼；闭眼双眼y5、宽93%、旋转-1.5、间距-3.5。全部沿用。</w:t>
+      </w:r>
+    </w:p>
+    <w:p>
+      <w:r>
+        <w:t xml:space="preserve">正式角色照顾/绑定校验/存档/护理/拍照函数保留，只接入人物渲染和衣柜。衣柜在当前小屋内打开，按账号与绑定角色隔离参数，保存后回写正式手机存档。file模式采用原PNG的data URI及普通脚本，避免module/fetch与画布污染。保留呼吸、独立腿宽腿长、睡觉散发与被子、玩法按钮、无气泡箭头。原晨间角色计划继续映射草莓和校园两套，其余新服装支持手动搭配。</w:t>
+      </w:r>
+    </w:p>
+    <w:p>
+      <w:r>
+        <w:t xml:space="preserve">Windows全仓1580/1580通过；网页与私人正式入口各20项本地替身模型检查通过；两份file页面衣柜保存返回、重进、拍照、睡醒及320px通过。没有真实模型/Mac编译/签名/iPhone运行证据，不称IPA或真机交付完成。</w:t>
       </w:r>
     </w:p>
     <w:sectPr>

--- a/docs/maintenance/AI开发项目_项目说明文档.docx
+++ b/docs/maintenance/AI开发项目_项目说明文档.docx
@@ -11963,6 +11963,51 @@
     <w:p>
       <w:r>
         <w:t xml:space="preserve">Windows全仓1580/1580通过；网页与私人正式入口各20项本地替身模型检查通过；两份file页面衣柜保存返回、重进、拍照、睡醒及320px通过。没有真实模型/Mac编译/签名/iPhone运行证据，不称IPA或真机交付完成。</w:t>
+      </w:r>
+    </w:p>
+    <w:p>
+      <w:r>
+        <w:t xml:space="preserve">2026年9月7日 v1205 自定义套装和发型白边修复</w:t>
+      </w:r>
+    </w:p>
+    <w:p>
+      <w:r>
+        <w:t xml:space="preserve">两边共有的本地候选v1205，私人iOS1.0.326 (326)，原生桥35。未推送网页，未重新制作ZIP；已有v1204/iOS325包不变。用户要求本地截图验收。尚未Mac编译签名、真实iPhone验收，不称真机已修复。</w:t>
+      </w:r>
+    </w:p>
+    <w:p>
+      <w:r>
+        <w:t xml:space="preserve">自定义套装支持名称（1至30字）、最多30套、保存当前全部装扮与选中素材微调、身体比例、动态开关；支持一键穿上、改名、更新、删除确认及配置导入导出。保存结构通过正式手机snapshot验证，按账号与情侣角色隔离，不把套装列表递归复制进每套。保留旧P82导出文件的完整素材清单兼容，修边不使已保存配置失效。</w:t>
+      </w:r>
+    </w:p>
+    <w:p>
+      <w:r>
+        <w:t xml:space="preserve">每日8点自动随机换装优先从自定义套装选择，没有自定义时从现有11套选择；有多个候选时避免与上一天重复。一次只应用当前日，不回放离线多日。App关闭不能后台准点执行，在下一次前台运行补当天。编辑衣柜期间延后到返回小屋，防止覆盖正在调整的搭配。实际日期、套装ID、名字和发生时间保存，并作为当前绑定角色的buildSystem及照顾模型上下文；区分晨间记录与后来手动穿搭，不制造固定角色回复。</w:t>
+      </w:r>
+    </w:p>
+    <w:p>
+      <w:r>
+        <w:t xml:space="preserve">返回游戏大厅缩为返回，比例移动到金币左侧，金币和星星缩小；左右四排图标统一高宽和间距。返回浴室与返回分行，移除遮挡保存搭配的衣柜外层叉号。手机调整参数使用正常文档流，避免面板遮住动态和相机按钮。衣柜预览为身体放大后的头顶留足空间，不改变用户比例参数。</w:t>
+      </w:r>
+    </w:p>
+    <w:p>
+      <w:r>
+        <w:t xml:space="preserve">2026年9月7日 v1205 晚间睡衣补充：用户新增每天19点换睡衣。实现19点至次日8点为夜间时段，使用已确认粉格兔兔睡衣、兔兔拖鞋和配套发饰，保留当前头发、五官及身体比例。早晚分别保存day与period标记；夜间首次打开只补夜间，不先换日装。凌晨算上一晚，直到8点再选日装。衣柜编辑期间推迟到退出，后续手动换装不被同一时段重复覆盖。角色上下文区分morning、evening与current，记录真实发生时间；未后台运行不称准点执行。新增19:00边界、凌晨跨日及实际父子桥应用睡衣检查，两边通过。</w:t>
+      </w:r>
+    </w:p>
+    <w:p>
+      <w:r>
+        <w:t xml:space="preserve">2026-09-07 v1205 最终补充：角色按人设挑选早晚穿搭</w:t>
+      </w:r>
+    </w:p>
+    <w:p>
+      <w:r>
+        <w:t xml:space="preserve">用户明确早晨从整个衣柜随心挑选，不再优先自定义套装或用Math.random代替角色；发型早晚都由角色选。08:00调用当前绑定角色的既有模型线路和persona，可选11套所有衣服、鞋袜、发饰、8款发型及命名套装。19:00固定粉格兔兔睡衣鞋袜发饰，发型独立挑选。保留五官、身体比例和资产微调。</w:t>
+      </w:r>
+    </w:p>
+    <w:p>
+      <w:r>
+        <w:t xml:space="preserve">请求不阻塞小屋加载；同账号角色同一时段只有一个在途请求和一次成功换装。失败保留当前搭配，显示系统错误，重新进入小屋可重试，不伪造角色已选或后台准点执行。成功记录实际单品ID、名称、发型、理由、时间、source，供绑定角色聊天和照顾上下文读取。App关闭只能下次前台补当前时段。每个成功时段需要一次角色模型调用，使用用户原有模型配置。</w:t>
       </w:r>
     </w:p>
     <w:sectPr>

--- a/docs/maintenance/AI开发项目_项目说明文档.docx
+++ b/docs/maintenance/AI开发项目_项目说明文档.docx
@@ -12008,6 +12008,11 @@
     <w:p>
       <w:r>
         <w:t xml:space="preserve">请求不阻塞小屋加载；同账号角色同一时段只有一个在途请求和一次成功换装。失败保留当前搭配，显示系统错误，重新进入小屋可重试，不伪造角色已选或后台准点执行。成功记录实际单品ID、名称、发型、理由、时间、source，供绑定角色聊天和照顾上下文读取。App关闭只能下次前台补当前时段。每个成功时段需要一次角色模型调用，使用用户原有模型配置。</w:t>
+      </w:r>
+    </w:p>
+    <w:p>
+      <w:r>
+        <w:t xml:space="preserve">2026年9月7日 v1205发布：用户授权私人源码打包并推送线上。两边共有，沿用5ff8e486已验收运行内容，v1205/iOS326/桥35，不创建分支。发型修边、命名套装、08点按人设全衣柜选衣及发型、19点睡衣及独立选发型、角色实际穿搭记录与按钮调整全部纳入；已有参数保留。源包和线上均需核对实际文件，Mac编译签名和真实iPhone未验收，不称可运行IPA。</w:t>
       </w:r>
     </w:p>
     <w:sectPr>

--- a/docs/maintenance/AI开发项目_项目说明文档.docx
+++ b/docs/maintenance/AI开发项目_项目说明文档.docx
@@ -12013,6 +12013,11 @@
     <w:p>
       <w:r>
         <w:t xml:space="preserve">2026年9月7日 v1205发布：用户授权私人源码打包并推送线上。两边共有，沿用5ff8e486已验收运行内容，v1205/iOS326/桥35，不创建分支。发型修边、命名套装、08点按人设全衣柜选衣及发型、19点睡衣及独立选发型、角色实际穿搭记录与按钮调整全部纳入；已有参数保留。源包和线上均需核对实际文件，Mac编译签名和真实iPhone未验收，不称可运行IPA。</w:t>
+      </w:r>
+    </w:p>
+    <w:p>
+      <w:r>
+        <w:t xml:space="preserve">2026年9月7日 v1206/iOS327 昵称等待提示与双端打包：两边共有；仅小游戏care初始等待和逐秒进度文字改为等待绑定角色的昵称安排，例如先生、北北。复用已认证hello的name（备注优先、角色名回退），trim后空值显示伴侣，以textContent写入，不能解析昵称中的HTML。用户随后明确网页ZIP及私人源码ZIP都要生成；不重试此前失败的线上推送。</w:t>
       </w:r>
     </w:p>
     <w:sectPr>

--- a/docs/maintenance/AI开发项目_项目说明文档.docx
+++ b/docs/maintenance/AI开发项目_项目说明文档.docx
@@ -12018,6 +12018,75 @@
     <w:p>
       <w:r>
         <w:t xml:space="preserve">2026年9月7日 v1206/iOS327 昵称等待提示与双端打包：两边共有；仅小游戏care初始等待和逐秒进度文字改为等待绑定角色的昵称安排，例如先生、北北。复用已认证hello的name（备注优先、角色名回退），trim后空值显示伴侣，以textContent写入，不能解析昵称中的HTML。用户随后明确网页ZIP及私人源码ZIP都要生成；不重试此前失败的线上推送。</w:t>
+      </w:r>
+    </w:p>
+    <w:p>
+      <w:r>
+        <w:br w:type="page"/>
+      </w:r>
+    </w:p>
+    <w:p>
+      <w:pPr>
+        <w:pStyle w:val="Heading1"/>
+      </w:pPr>
+      <w:r>
+        <w:rPr>
+          <w:sz w:val="30"/>
+        </w:rPr>
+        <w:t>2026年9月8日 消息与小事簿修复 本地未发布</w:t>
+      </w:r>
+    </w:p>
+    <w:p>
+      <w:r>
+        <w:t>状态与范围：两边共有，网页 app.js、cohab-theater.js 与私人 PhoneWeb.bundle 对应逻辑分别修改，保留私人原有性能与恢复实现；后台 phone-role-push 仅改本地源码。用户要求先完成修改，等待明确授权再打包。本次没有提交、推送、部署服务器或生成安装包，不提升或复用发布版本号；正式发布必须重新分配唯一网页版本并核对私人资源包含关系。</w:t>
+      </w:r>
+    </w:p>
+    <w:p>
+      <w:r>
+        <w:t>新增设置入口为设置中的“角色、时间与消息”及偏好页“模型原文输出（实验）”，默认关闭。开启只绕过角色正文的格式、重复、旁白和措辞后处理；合法功能标签照常执行，未知正文不因格式被抛弃。关闭恢复原处理，不覆盖用户模型路线、密钥、语音配置或历史消息。接口没有返回正文仍不能制造回复。</w:t>
+      </w:r>
+    </w:p>
+    <w:p>
+      <w:r>
+        <w:t>小事簿只记录值得记住的情绪变化、已明确情绪原因及已经答应的约定。停止用户发一句就按关键词搬运截断的旧自动记录，改为同次角色回复附带证据与角色视角总结。情绪证据来自用户；角色承诺必须在本轮实际进入对话记录后才可记入。愿望、反问、普通健康睡眠工作流水账不单独记录。新记录标明角色和账号归属；旧记录保留，不宣称历史自动文本为用户日记。</w:t>
+      </w:r>
+    </w:p>
+    <w:p>
+      <w:r>
+        <w:t>主动消息补入最近用户消息之后角色已经说过的话，提示电量未变或经过时长本身不是新进展，不推断用户没回复就是躲避；不新增全局语义硬拦截。X 自动生成明确采用发布角色的独立模型路线，发布前再次核对角色对象、角色 ID 和账号归属，失效则不发布，不回落成另一角色。</w:t>
+      </w:r>
+    </w:p>
+    <w:p>
+      <w:r>
+        <w:t>已验证与限制：完全隔离外网的浏览器夹具覆盖网页和私人网页入口的开关关闭、开启、再次关闭，微信、电话字幕、单次约会、共同生活、多人配角、合法内心/发推/来电标签及设置持久化。新增 Node 运行时测试覆盖 X 异步角色和账号归属、小事簿证据与落地时序、后台原文及待回复/锁定边界、查手机后回复。没有调用真实模型、真实 Supabase、真实支付或真实设备，不称 iPhone 音频播放及后台定时行为已验收。全量测试最终结果见同目录消息与小事簿现场记录的收尾章节。</w:t>
+      </w:r>
+    </w:p>
+    <w:p>
+      <w:r>
+        <w:br w:type="page"/>
+      </w:r>
+    </w:p>
+    <w:p>
+      <w:pPr>
+        <w:pStyle w:val="Heading1"/>
+      </w:pPr>
+      <w:r>
+        <w:t>2026年9月8日 v1209 分离网页与私人功能的汇总发布</w:t>
+      </w:r>
+    </w:p>
+    <w:p>
+      <w:r>
+        <w:t>用户已授权将消息修复、智能家居与卡顿任务的当前成果一起打包推送，取代上一阶段等待打包授权的状态。网页 v1209；私人网页 v1209；私人 iOS 1.0.333（333）；原生桥36。两个旧 v1128 私人工作树保留为历史现场，不做旧整树合并或清理。</w:t>
+      </w:r>
+    </w:p>
+    <w:p>
+      <w:r>
+        <w:t>消息续聊、X 角色归属、小事簿情绪和约定、原文输出实验属于两边共有。智能家居新门锁、独立设备选择页、私人后台任务单通道与任务耗时诊断只进入私人源码及私人网页资源。网页版不包含新门锁脚本和调度器，原网页 smart-home.js 不变。</w:t>
+      </w:r>
+    </w:p>
+    <w:p>
+      <w:r>
+        <w:t>私人包保留原小灯入口，门锁独立页面可自定义显示名称。关锁和解锁均须已知锁态与执行后回读；每次解锁必须 Face ID。强退恢复只取得观察时间时，不编造事件时间。卡顿修复只串行化自动任务，手动聊天、电话和闹钟入口不经过自动队列。</w:t>
       </w:r>
     </w:p>
     <w:sectPr>

--- a/docs/maintenance/AI开发项目_项目说明文档.docx
+++ b/docs/maintenance/AI开发项目_项目说明文档.docx
@@ -12087,6 +12087,29 @@
     <w:p>
       <w:r>
         <w:t>私人包保留原小灯入口，门锁独立页面可自定义显示名称。关锁和解锁均须已知锁态与执行后回读；每次解锁必须 Face ID。强退恢复只取得观察时间时，不编造事件时间。卡顿修复只串行化自动任务，手动聊天、电话和闹钟入口不经过自动队列。</w:t>
+      </w:r>
+    </w:p>
+    <w:p>
+      <w:r>
+        <w:br w:type="page"/>
+      </w:r>
+    </w:p>
+    <w:p>
+      <w:pPr>
+        <w:pStyle w:val="Heading1"/>
+      </w:pPr>
+      <w:r>
+        <w:t>2026年9月8日 v1210 核心聊天中断热修复</w:t>
+      </w:r>
+    </w:p>
+    <w:p>
+      <w:r>
+        <w:t>用户要求立即修复网页和私人版的 v1209 聊天中断。两边共有：myActivity 将错误的未定义 c 改为已有角色变量 self。新网页与私人内置网页 v1210，私人 iOS 1.0.334（334），原生桥36不变；保留私人智能家居和后台卡顿修复，不进入网页运行资源。</w:t>
+      </w:r>
+    </w:p>
+    <w:p>
+      <w:r>
+        <w:t>不清理聊天、小事簿、用户模型或语音配置，不撤销查手机授权，不改变过滤、去重、持久化或原生流程。私人产物仍为 Mac 待编译源码候选，不等于真机已安装；线上与包状态以本轮实际收尾核验为准。</w:t>
       </w:r>
     </w:p>
     <w:sectPr>

--- a/docs/maintenance/AI开发项目_项目说明文档.docx
+++ b/docs/maintenance/AI开发项目_项目说明文档.docx
@@ -12110,6 +12110,62 @@
     <w:p>
       <w:r>
         <w:t>不清理聊天、小事簿、用户模型或语音配置，不撤销查手机授权，不改变过滤、去重、持久化或原生流程。私人产物仍为 Mac 待编译源码候选，不等于真机已安装；线上与包状态以本轮实际收尾核验为准。</w:t>
+      </w:r>
+    </w:p>
+    <w:p>
+      <w:r>
+        <w:br w:type="page"/>
+      </w:r>
+    </w:p>
+    <w:p>
+      <w:pPr>
+        <w:pStyle w:val="Heading1"/>
+      </w:pPr>
+      <w:r>
+        <w:t>2026年9月8日 私人版后台模型拒绝说明隔离</w:t>
+      </w:r>
+    </w:p>
+    <w:p>
+      <w:r>
+        <w:t>用户明确仅私人版：后台明确自称 AI 并解释安全政策的拒绝说明不作为角色对白，即使开启原样输出也不例外。北京时间气泡与快捷指令仍两边共有，未因此改变归属。</w:t>
+      </w:r>
+    </w:p>
+    <w:p>
+      <w:r>
+        <w:t>私人客户端同步 privateBackgroundModelErrorGuard=true；共享后台只对严格启用标记的 profile 增加拒绝错误分支。私人收件增加旧队列防护和角色级错误记录。正常角色表达不同意、不愿意、换话题不受该规则影响，网页、前台聊天、电话和智能家居路径保持原规则。</w:t>
+      </w:r>
+    </w:p>
+    <w:p>
+      <w:r>
+        <w:t>代码仅本地修改与隔离测试，未打包、推送、部署或真机验证。后台锁屏通知需部署函数并同步私人 profile，不能仅凭私人源码已改就宣称已生效。快捷指令后台是尚未完成的独立开发工作。</w:t>
+      </w:r>
+    </w:p>
+    <w:p>
+      <w:r>
+        <w:br w:type="page"/>
+      </w:r>
+    </w:p>
+    <w:p>
+      <w:pPr>
+        <w:pStyle w:val="Heading1"/>
+      </w:pPr>
+      <w:r>
+        <w:t>2026年9月8日 v1211 北京时间与私人更新发布</w:t>
+      </w:r>
+    </w:p>
+    <w:p>
+      <w:r>
+        <w:t>用户确认本次仅智能家居新改动不进入网页；两边共有已完成功能照常推送网页并进入私人包。私人后台AI拒绝说明隔离按此前授权仍仅私人。网页/内置页v1211，私人iOS1.0.336（336），桥36。未完成快捷指令后台草稿排除在提交、包和部署之外。</w:t>
+      </w:r>
+    </w:p>
+    <w:p>
+      <w:r>
+        <w:t>北京时间气泡默认关闭，开启后以实际保存时间换算UTC+8，不使用模型编造时间，缺失旧时间显示未知，关闭恢复旧显示。私人新增门锁SVG对齐和只交付解锁事件给角色；保留Face ID及真实回读。私人既有性能和原生恢复差异保留，不进入网页。</w:t>
+      </w:r>
+    </w:p>
+    <w:p>
+      <w:r>
+        <w:t>私人仍为Mac待编译源码候选，未签名、未真机安装；角色发起解锁问题未取得本轮真机解决证据。线上部署与文件哈希结果见父目录发布结果_v1211_2026-09-08.md，不能用提交或包生成代替上线完成。</w:t>
       </w:r>
     </w:p>
     <w:sectPr>

--- a/docs/maintenance/AI开发项目_项目说明文档.docx
+++ b/docs/maintenance/AI开发项目_项目说明文档.docx
@@ -12166,6 +12166,52 @@
     <w:p>
       <w:r>
         <w:t>私人仍为Mac待编译源码候选，未签名、未真机安装；角色发起解锁问题未取得本轮真机解决证据。线上部署与文件哈希结果见父目录发布结果_v1211_2026-09-08.md，不能用提交或包生成代替上线完成。</w:t>
+      </w:r>
+    </w:p>
+    <w:p>
+      <w:r>
+        <w:br w:type="page"/>
+      </w:r>
+    </w:p>
+    <w:p>
+      <w:pPr>
+        <w:pStyle w:val="Heading1"/>
+      </w:pPr>
+      <w:r>
+        <w:t>2026年9月8日 纯英文拦截与心情格式 未发布</w:t>
+      </w:r>
+    </w:p>
+    <w:p>
+      <w:r>
+        <w:t>用户最终确认：纯英文无中文翻译拦截与心情标签格式要求在原文开关开启、关闭时都生效。网页和私人版的线上、约会、共同生活及配角、电话、后台生成和收件均覆盖。除此之外关闭恢复旧处理，开启保留原有原文行为。心情标签仅加强提示词，不更改解析器和诊断判断。空回复暂不修复。</w:t>
+      </w:r>
+    </w:p>
+    <w:p>
+      <w:r>
+        <w:t>新后台源码尚未部署；本轮不提交、推送、打包或更改版本号。私人智能家居与快捷指令草稿不动。没有真实模型、APNs 或 iPhone 验收。完整范围及验证见 2026-09-08_纯英文拦截与心情格式_未发布.md。</w:t>
+      </w:r>
+    </w:p>
+    <w:p>
+      <w:r>
+        <w:br w:type="page"/>
+      </w:r>
+    </w:p>
+    <w:p>
+      <w:pPr>
+        <w:pStyle w:val="Heading1"/>
+      </w:pPr>
+      <w:r>
+        <w:t>2026年9月8日 v1212 请求故障诊断与简洁时间</w:t>
+      </w:r>
+    </w:p>
+    <w:p>
+      <w:r>
+        <w:t>两边共有：本机请求故障诊断，角色设置的模型与路线诊断内可查看和复制。开始即记记录，区分空 HTTP 正文、非 JSON、流式数据、缺少字段、空正文字段和请求错误，并将取得正文与聊天实际处理结果分开。记录本地限80行，响应片段仅页面内存，不进入复制报告，已配置密钥脱敏。诊断不额外调用模型、不改变原重试和原输出策略。</w:t>
+      </w:r>
+    </w:p>
+    <w:p>
+      <w:r>
+        <w:t>北京时间仅显示时分秒，不显示年月日或北京时间文字，不撑宽气泡；消息原始时间与关闭回退不变。此前纯英文无译文拦截、心情格式提示两态覆盖一起发布。私人包另含9defbd8b门锁内部标签隐藏修复，Face ID和真实回读保留，网页不包含。v1212、私人iOS1.0.338（338）、桥36。未完成快捷指令草稿不提交、不入包、不部署。</w:t>
       </w:r>
     </w:p>
     <w:sectPr>

--- a/docs/maintenance/AI开发项目_项目说明文档.docx
+++ b/docs/maintenance/AI开发项目_项目说明文档.docx
@@ -12212,6 +12212,34 @@
     <w:p>
       <w:r>
         <w:t>北京时间仅显示时分秒，不显示年月日或北京时间文字，不撑宽气泡；消息原始时间与关闭回退不变。此前纯英文无译文拦截、心情格式提示两态覆盖一起发布。私人包另含9defbd8b门锁内部标签隐藏修复，Face ID和真实回读保留，网页不包含。v1212、私人iOS1.0.338（338）、桥36。未完成快捷指令草稿不提交、不入包、不部署。</w:t>
+      </w:r>
+    </w:p>
+    <w:p>
+      <w:r>
+        <w:br w:type="page"/>
+      </w:r>
+    </w:p>
+    <w:p>
+      <w:pPr>
+        <w:pStyle w:val="Heading1"/>
+      </w:pPr>
+      <w:r>
+        <w:t>2026年9月8日 v1213 公开North迁移、云端快捷指令与素材恢复</w:t>
+      </w:r>
+    </w:p>
+    <w:p>
+      <w:r>
+        <w:t>公开 North 仅迁移商店 1.0（8）已支持能力：步数、电量、屏幕使用、稳定ID应用控制、统一限额及授权位置/足迹。公开适配的连接凭据和状态独立存储，不读取私人伴生缓存。页面、正常聊天、共同生活和主动消息提示词均接入公开能力说明。公开原生没有手动解锁事件，不声称可迁移。私人原有手表健康、智能家居和原生适配保留。</w:t>
+      </w:r>
+    </w:p>
+    <w:p>
+      <w:r>
+        <w:t>两边共有新增后台通知历史和设置内快捷指令入口，支持代发用户消息／报告事件。独立云端队列及既有服务器心跳执行，不依赖页面常开；使用已配对North连接鉴权。模型资料创建时经明确授权同步，以AES-GCM加密存储；触发Token只存哈希，可撤销，重复eventId不重复生成。默认5分钟冷却、北京日24次上限，失败不自动重试模型，回页面后按原时间持久化及确认收件。更换模型或清除记忆需撤销旧规则重新创建。</w:t>
+      </w:r>
+    </w:p>
+    <w:p>
+      <w:r>
+        <w:t>像素少女两边共有：缓存写入失败不阻断网络响应、衣柜素材90秒超时及重试、图片3并发加载、缺少decode与OffscreenCanvas时回退。重试须通过父页面新会话标识与保存序号，保留衣柜参数、套装与照片。网页/私人内置v1213，私人iOS1.0.339（339），桥36。</w:t>
       </w:r>
     </w:p>
     <w:sectPr>

--- a/docs/maintenance/AI开发项目_项目说明文档.docx
+++ b/docs/maintenance/AI开发项目_项目说明文档.docx
@@ -12240,6 +12240,29 @@
     <w:p>
       <w:r>
         <w:t>像素少女两边共有：缓存写入失败不阻断网络响应、衣柜素材90秒超时及重试、图片3并发加载、缺少decode与OffscreenCanvas时回退。重试须通过父页面新会话标识与保存序号，保留衣柜参数、套装与照片。网页/私人内置v1213，私人iOS1.0.339（339），桥36。</w:t>
+      </w:r>
+    </w:p>
+    <w:p>
+      <w:r>
+        <w:br w:type="page"/>
+      </w:r>
+    </w:p>
+    <w:p>
+      <w:pPr>
+        <w:pStyle w:val="Heading1"/>
+      </w:pPr>
+      <w:r>
+        <w:t>2026年9月9日 后台通知隐藏心情标签</w:t>
+      </w:r>
+    </w:p>
+    <w:p>
+      <w:r>
+        <w:t>公开与私人两套后台共用的 phone-role-push 在 APNs 通知拆句之前移除完整的内心、心情和心情值标签。只处理通知展示副本，原始 outbox 正文不变，供原有前台解析器同步心情。原文输出开关开启与关闭均适用。网页 v1213、私人 iOS339 和桥36 的文件没有改变，不需要重新安装或重打包。</w:t>
+      </w:r>
+    </w:p>
+    <w:p>
+      <w:r>
+        <w:t>只有标签没有正文时不发送空通知、声音、角标或固定角色台词，记录 suppressed-metadata，重复投递按已完成处理，不触发额外模型生成。来电邀请和其他通知预览沿用旧逻辑。既有通知中心条目不会自动撤回。部署与复核见 2026-09-09_后台通知心情标签修复.md。</w:t>
       </w:r>
     </w:p>
     <w:sectPr>

--- a/docs/maintenance/AI开发项目_项目说明文档.docx
+++ b/docs/maintenance/AI开发项目_项目说明文档.docx
@@ -12263,6 +12263,29 @@
     <w:p>
       <w:r>
         <w:t>只有标签没有正文时不发送空通知、声音、角标或固定角色台词，记录 suppressed-metadata，重复投递按已完成处理，不触发额外模型生成。来电邀请和其他通知预览沿用旧逻辑。既有通知中心条目不会自动撤回。部署与复核见 2026-09-09_后台通知心情标签修复.md。</w:t>
+      </w:r>
+    </w:p>
+    <w:p>
+      <w:r>
+        <w:br w:type="page"/>
+      </w:r>
+    </w:p>
+    <w:p>
+      <w:pPr>
+        <w:pStyle w:val="Heading1"/>
+      </w:pPr>
+      <w:r>
+        <w:t>2026年9月9日 私人电量与睡眠刷新 v1214</w:t>
+      </w:r>
+    </w:p>
+    <w:p>
+      <w:r>
+        <w:t>私人内置v1214，iOS1.0.340（340），桥36；公开网页和公开North不变。电量在deviceSnapshot内先读取UIDevice再生成采集时间，保留原取整、低电量与充电通知。进入伴生页提交一次独立的被动健康刷新；仅健康同步已开启时读取，沿用60秒节流和12秒超时，不弹新增权限，不读取屏幕使用或定位。普通状态轮询仍只走轻量缓存。手动读取全部沿用主动读取与授权流程。</w:t>
+      </w:r>
+    </w:p>
+    <w:p>
+      <w:r>
+        <w:t>睡眠合计算法不变，不人为加减分钟。本次处理已确认的缓存刷新缺口；用户手表9小时54分、小手机9小时51分的当次原始HealthKit区间尚未取得，不宣称精确差值已经解决。用户随后授权打包私人版并推送代码；安装与发布结果见v1214_私人电量睡眠刷新.md及父目录发布结果。</w:t>
       </w:r>
     </w:p>
     <w:sectPr>

--- a/docs/maintenance/AI开发项目_项目说明文档.docx
+++ b/docs/maintenance/AI开发项目_项目说明文档.docx
@@ -12286,6 +12286,105 @@
     <w:p>
       <w:r>
         <w:t>睡眠合计算法不变，不人为加减分钟。本次处理已确认的缓存刷新缺口；用户手表9小时54分、小手机9小时51分的当次原始HealthKit区间尚未取得，不宣称精确差值已经解决。用户随后授权打包私人版并推送代码；安装与发布结果见v1214_私人电量睡眠刷新.md及父目录发布结果。</w:t>
+      </w:r>
+    </w:p>
+    <w:p>
+      <w:pPr>
+        <w:pStyle w:val="Heading2"/>
+      </w:pPr>
+      <w:r>
+        <w:t>2026-09-09 公开版 North Build 11：屏幕时长与远程限额同步修复</w:t>
+      </w:r>
+    </w:p>
+    <w:p>
+      <w:pPr>
+        <w:spacing w:after="120"/>
+      </w:pPr>
+      <w:r>
+        <w:t>范围：仅修改 native/public-north-review，不修改私人版目录。</w:t>
+      </w:r>
+    </w:p>
+    <w:p>
+      <w:pPr>
+        <w:spacing w:after="120"/>
+      </w:pPr>
+      <w:r>
+        <w:t>公开版在普通 App Store 授权（approved）下改为通过 DeviceActivityReport 扩展读取当日总时长和逐 App 时长；主 App 只接受与当次 requestID 一致且生成时间不早于请求的报告。</w:t>
+      </w:r>
+    </w:p>
+    <w:p>
+      <w:pPr>
+        <w:spacing w:after="120"/>
+      </w:pPr>
+      <w:r>
+        <w:t>上传快照增加 usageDay、timeZone、usageRevision，使情侣空间可判定为当日新数据；后台唤醒可上传本机已生成的当日报告快照。</w:t>
+      </w:r>
+    </w:p>
+    <w:p>
+      <w:pPr>
+        <w:spacing w:after="120"/>
+      </w:pPr>
+      <w:r>
+        <w:t>命令 RPC 增加一次可控的瞬时网络错误重试，单次超时改为 10 秒，以适配 25 秒 APNs 后台窗口。远程限额执行前验证屏幕时间授权，并启用 includesPastActivity，使当日已用时长参与新限额。</w:t>
+      </w:r>
+    </w:p>
+    <w:p>
+      <w:pPr>
+        <w:spacing w:after="120"/>
+      </w:pPr>
+      <w:r>
+        <w:t>发布标识：Marketing Version 1.0.1，所有公开版 target 的 Build 统一升为 11。</w:t>
+      </w:r>
+    </w:p>
+    <w:p>
+      <w:pPr>
+        <w:pStyle w:val="Heading2"/>
+      </w:pPr>
+      <w:r>
+        <w:t>2026年9月9日 私人锁定角色名字与批量解锁修复</w:t>
+      </w:r>
+    </w:p>
+    <w:p>
+      <w:r>
+        <w:t>范围仅私人版。用户要求先修复并继续暂停打包推送。普通角色锁定补齐角色来源传递与共享显示；原生批量解锁改为一次事件，角色以一句自然短句回应整体，不逐个报名。单项提醒、权限、每日限额与公开版本不改变。</w:t>
+      </w:r>
+    </w:p>
+    <w:p>
+      <w:r>
+        <w:t>本地及私人后台均携带批量语义，原文开关两态覆盖。批量生成失败不使用固定单项台词冒充角色。未修改历史事件或旧安装包，未部署，未 Mac 编译或真机验收。详见 2026-09-09_私人锁定名字与批量解锁_未发布.md。</w:t>
+      </w:r>
+    </w:p>
+    <w:p>
+      <w:pPr>
+        <w:pStyle w:val="Heading2"/>
+      </w:pPr>
+      <w:r>
+        <w:t>2026年9月9日 v1216 网页与私人汇总发布</w:t>
+      </w:r>
+    </w:p>
+    <w:p>
+      <w:r>
+        <w:t>用户授权将未打包修复及外卖新改动一起打包推送网页和私人，公开 North App 不打包。网页及私人内置 v1216，私人 iOS1.0.341（341），桥36。公开原生两文件及三个专属测试保留现场，不混入本次发布提交或包。</w:t>
+      </w:r>
+    </w:p>
+    <w:p>
+      <w:r>
+        <w:t>外卖店内搜索和连续对话为两边共有；私人保留电量健康刷新、角色锁定名字、批量解锁一次事件及自然回应，以及智能家居、门锁和手表健康。私人 phone-role-push 已部署 ACTIVE34，下载源码与本地一致，verify_jwt仍为false。公开通知后台不动。</w:t>
+      </w:r>
+    </w:p>
+    <w:p>
+      <w:r>
+        <w:t>完整1709项及外卖服务160项通过；双入口既有授权和笔记的正常聊天门禁通过，页面错误0。线上外卖指向本机8788，经确认无进行中连接后仅重启该服务加载当前代码；本机和公网health均返回ok。没有真实下单、支付或调用真实模型。</w:t>
+      </w:r>
+    </w:p>
+    <w:p>
+      <w:r>
+        <w:t>版本机械更新曾误碰非版本340数值，已按差异还原婚书宽度与测试数据；打包检查捕获旧入口版本断言和Mac说明未对齐，现已逐一核对修正。源码ZIP必须从选定干净提交生成并逐文件反向核验；不覆盖旧包。实际提交、Pages和包哈希见发布结果。</w:t>
+      </w:r>
+    </w:p>
+    <w:p>
+      <w:r>
+        <w:t>本次私人仍为Mac待编译源码，不是IPA，尚未Mac编译签名或真实iPhone验收。Word仅追加并保留历史，环境无soffice，视觉渲染未完成。</w:t>
       </w:r>
     </w:p>
     <w:sectPr>

--- a/docs/maintenance/AI开发项目_项目说明文档.docx
+++ b/docs/maintenance/AI开发项目_项目说明文档.docx
@@ -12385,6 +12385,34 @@
     <w:p>
       <w:r>
         <w:t>本次私人仍为Mac待编译源码，不是IPA，尚未Mac编译签名或真实iPhone验收。Word仅追加并保留历史，环境无soffice，视觉渲染未完成。</w:t>
+      </w:r>
+    </w:p>
+    <w:p>
+      <w:pPr>
+        <w:pStyle w:val="Heading2"/>
+      </w:pPr>
+      <w:r>
+        <w:t>2026年9月9日 私人版独立空调与角色自主关怀控制</w:t>
+      </w:r>
+    </w:p>
+    <w:p>
+      <w:r>
+        <w:t>范围：仅私人版新增第三个独立智能家居页面“空调”；卧室小灯、智能门锁和公开网页保持原样。设备依据用户在 Apple 家庭中已成功添加并可控制的配件接入，页面名称可由用户单独修改。</w:t>
+      </w:r>
+    </w:p>
+    <w:p>
+      <w:r>
+        <w:t>原生 HomeKit 桥接同时识别 Heater/Cooler 与 Thermostat 服务，读取并控制电源、模式和目标温度。风速不是根据商品宣传预设：只有真实配件暴露可写且可回读的 Rotation Speed 特征时才显示并允许操作。每次写入都必须通过新鲜状态回读验证，未匹配时不得向用户声称成功。</w:t>
+      </w:r>
+    </w:p>
+    <w:p>
+      <w:r>
+        <w:t>角色既可执行用户明确提出的开关、温度、模式和风速指令，也可结合“好热”“好冷”、睡眠和舒适需求，按人设自主判断是否关心并调节。普通冷热文字本身不会绕过角色判断直接触发设备；内部动作标签不进入可见聊天，操作完成后的话由角色按人设生成，失败不使用固定成功话冒充角色。</w:t>
+      </w:r>
+    </w:p>
+    <w:p>
+      <w:r>
+        <w:t>版本：私人内置页 v1217，私人 iOS 1.0.342 (342)，原生桥37。Windows 全量1718项及网页/私人双入口核心聊天检查通过。页面截图来自真实组件和模拟状态，不是 iPhone 实机回读；Mac/Xcode 编译、签名、覆盖安装和真实空调功能仍待真机验收。</w:t>
       </w:r>
     </w:p>
     <w:sectPr>

--- a/docs/maintenance/AI开发项目_项目说明文档.docx
+++ b/docs/maintenance/AI开发项目_项目说明文档.docx
@@ -12413,6 +12413,24 @@
     <w:p>
       <w:r>
         <w:t>版本：私人内置页 v1217，私人 iOS 1.0.342 (342)，原生桥37。Windows 全量1718项及网页/私人双入口核心聊天检查通过。页面截图来自真实组件和模拟状态，不是 iPhone 实机回读；Mac/Xcode 编译、签名、覆盖安装和真实空调功能仍待真机验收。</w:t>
+      </w:r>
+    </w:p>
+    <w:p>
+      <w:pPr>
+        <w:pStyle w:val="Heading2"/>
+      </w:pPr>
+      <w:r>
+        <w:t>2026年9月9日 v1223 共享聊天与私人家居汇总发布</w:t>
+      </w:r>
+    </w:p>
+    <w:p>
+      <w:r>
+        <w:t>用户授权先发布此前未打包内容。共享重新生成与旧故障聊天恢复进入网页及私人；最新空调真实能力、角色状态提示、灯与门锁、头像保护和存档卡顿修复仅保留在私人。公开North原生不打包，五项未完成现场保护。网页和私人内置v1223，私人iOS346，桥37。实际三个家电入口及网页隔离已验证。</w:t>
+      </w:r>
+    </w:p>
+    <w:p>
+      <w:r>
+        <w:t>下一项日常事件簿另行开发，不进入本包。设计默认每角色100条，可调50至300条，区分记录与发生时间、计划与已完成、未确认与明确陈述；同事更新、已解决事项和近期日常状态检索，避免全量注入。用户授权方向但功能尚未实现，不能写成已可用。</w:t>
       </w:r>
     </w:p>
     <w:sectPr>

--- a/docs/maintenance/AI开发项目_项目说明文档.docx
+++ b/docs/maintenance/AI开发项目_项目说明文档.docx
@@ -12431,6 +12431,29 @@
     <w:p>
       <w:r>
         <w:t>下一项日常事件簿另行开发，不进入本包。设计默认每角色100条，可调50至300条，区分记录与发生时间、计划与已完成、未确认与明确陈述；同事更新、已解决事项和近期日常状态检索，避免全量注入。用户授权方向但功能尚未实现，不能写成已可用。</w:t>
+      </w:r>
+    </w:p>
+    <w:p>
+      <w:pPr>
+        <w:pStyle w:val="Heading2"/>
+      </w:pPr>
+      <w:r>
+        <w:t>2026年9月9日 v1224 日常事件簿本地候选</w:t>
+      </w:r>
+    </w:p>
+    <w:p>
+      <w:r>
+        <w:t>两边共有，未提交、未打包、未推送。查ta手机新增日常事件簿，角色与账号独立、默认关闭，默认100条，可调50至300条。随既有回复记录本轮用户有证据的事情，不额外调用模型。区分待确认、计划中、已发生、已解决，已有事件可更新；最多引用10条、2600字符有效JSON。关闭停止记录与引用，旧记录可查看、改总结、删除。</w:t>
+      </w:r>
+    </w:p>
+    <w:p>
+      <w:r>
+        <w:t>发生日期、告知时间、记录时间分开。相对日期按原用户消息北京时间计算，不猜未说明的日期或钟点。否定、疑问、计划不能仅凭子串认成完成。成功显示回复才记账，切号/清记忆/关闭后的迟到结果不回写；清角色记忆和删除小号联动清理。后台使用已有资料同步的有限快照，并非实时后台记账。效果仍受模型理解与上下文检索限制，不承诺绝不遗忘。</w:t>
+      </w:r>
+    </w:p>
+    <w:p>
+      <w:r>
+        <w:t>网页与私人内置候选v1224，原生仍iOS346桥37。空调由其他任务负责，本任务没有修改其实现。公开North现场保留。详细范围和证据见v1224_日常事件与控制修复_未发布.md。</w:t>
       </w:r>
     </w:p>
     <w:sectPr>

--- a/docs/maintenance/AI开发项目_项目说明文档.docx
+++ b/docs/maintenance/AI开发项目_项目说明文档.docx
@@ -12454,6 +12454,57 @@
     <w:p>
       <w:r>
         <w:t>网页与私人内置候选v1224，原生仍iOS346桥37。空调由其他任务负责，本任务没有修改其实现。公开North现场保留。详细范围和证据见v1224_日常事件与控制修复_未发布.md。</w:t>
+      </w:r>
+    </w:p>
+    <w:p>
+      <w:r>
+        <w:br w:type="page"/>
+      </w:r>
+    </w:p>
+    <w:p>
+      <w:pPr>
+        <w:pStyle w:val="Heading1"/>
+      </w:pPr>
+      <w:r>
+        <w:t>v1228 语音格式回归核验 2026年9月9日</w:t>
+      </w:r>
+    </w:p>
+    <w:p>
+      <w:r>
+        <w:t>网页及私人内置页共同候选v1228。明确请求和角色自主语音统一格式处理，原样输出开关两态均适用。合规回复不额外调用模型；缺语音格式或外语译文时最多纠正一次，可能产生一次模型调用费用。自动语音频率0仍不主动发语音，明确要求语音可以覆盖该频率。</w:t>
+      </w:r>
+    </w:p>
+    <w:p>
+      <w:r>
+        <w:t>保持9月5日的语音接口、音色、语言和服务配置；不修改公开North、空调或智能家居。私人原生仍iOS350桥37，打包前另行更新包版本与说明。</w:t>
+      </w:r>
+    </w:p>
+    <w:p>
+      <w:r>
+        <w:t>详见 docs/maintenance/v1228_语音格式回归核验_未发布.md。本轮仅本地候选，未提交、打包或推送；真实模型与语音服务、Mac编译签名及真实iPhone播放尚未验证。</w:t>
+      </w:r>
+    </w:p>
+    <w:p>
+      <w:r>
+        <w:br w:type="page"/>
+      </w:r>
+    </w:p>
+    <w:p>
+      <w:pPr>
+        <w:pStyle w:val="Heading1"/>
+      </w:pPr>
+      <w:r>
+        <w:t>v1229 语音与日常事件簿汇总 2026年9月9日</w:t>
+      </w:r>
+    </w:p>
+    <w:p>
+      <w:r>
+        <w:t>网页与私人内置v1229、私人iOS351、桥37，汇总v1228未发布语音修复。日常事件簿入口在查他手机，使用记仇本相同线条图标；默认关闭，100条可调50至300条。私人包保留全部共享功能、智能灯门锁空调及卡顿修复，公开North现场不打包，私人智能家居不进入网页。</w:t>
+      </w:r>
+    </w:p>
+    <w:p>
+      <w:r>
+        <w:t>详见v1229_语音与事件簿发布核验.md。实际打包推送结果另记，未完成前不能称已上线。模型、音频及原生传输为隔离测试，Mac签名编译、真实iPhone和真实声音未验证；维护文档已保留历史正文，缺少捆绑LibreOffice，版式渲染未验收。</w:t>
       </w:r>
     </w:p>
     <w:sectPr>

--- a/docs/maintenance/AI开发项目_项目说明文档.docx
+++ b/docs/maintenance/AI开发项目_项目说明文档.docx
@@ -12505,6 +12505,29 @@
     <w:p>
       <w:r>
         <w:t>详见v1229_语音与事件簿发布核验.md。实际打包推送结果另记，未完成前不能称已上线。模型、音频及原生传输为隔离测试，Mac签名编译、真实iPhone和真实声音未验证；维护文档已保留历史正文，缺少捆绑LibreOffice，版式渲染未验收。</w:t>
+      </w:r>
+    </w:p>
+    <w:p>
+      <w:r>
+        <w:br w:type="page"/>
+      </w:r>
+    </w:p>
+    <w:p>
+      <w:pPr>
+        <w:pStyle w:val="Heading1"/>
+      </w:pPr>
+      <w:r>
+        <w:t>私人 iOS352 屏幕同步修复候选 2026年9月10日</w:t>
+      </w:r>
+    </w:p>
+    <w:p>
+      <w:r>
+        <w:t>仅私人原生升级至1.0.352（352），内置网页及公开网页保持v1229、桥37。先保存本轮报告请求再刷新真实同步页的可见报告；角色本地检查与上传共用一轮8秒有界读取，避免请求编号互相覆盖。增加复制屏幕同步诊断，不改授权、已选App、共享组、锁定、健康与智能家居。日常事件簿、语音及此前私人功能完整保留。</w:t>
+      </w:r>
+    </w:p>
+    <w:p>
+      <w:r>
+        <w:t>完整证据见私人_iOS352_屏幕同步修复核验.md。Apple DTS：https://developer.apple.com/forums/thread/817516 。打包与推送状态以实际发布结果为准；源码包不是可直接安装IPA。维护历史正文逐节点保留，捆绑LibreOffice缺失，文档版式未完成渲染验收。</w:t>
       </w:r>
     </w:p>
     <w:sectPr>

--- a/docs/maintenance/AI开发项目_项目说明文档.docx
+++ b/docs/maintenance/AI开发项目_项目说明文档.docx
@@ -12528,6 +12528,38 @@
     <w:p>
       <w:r>
         <w:t>完整证据见私人_iOS352_屏幕同步修复核验.md。Apple DTS：https://developer.apple.com/forums/thread/817516 。打包与推送状态以实际发布结果为准；源码包不是可直接安装IPA。维护历史正文逐节点保留，捆绑LibreOffice缺失，文档版式未完成渲染验收。</w:t>
+      </w:r>
+    </w:p>
+    <w:p>
+      <w:pPr>
+        <w:spacing w:after="120"/>
+      </w:pPr>
+      <w:r>
+        <w:t xml:space="preserve">2026年9月11日 v1232 共同生活回复等待修复 私人 iOS355 原生桥37</w:t>
+      </w:r>
+    </w:p>
+    <w:p>
+      <w:pPr>
+        <w:spacing w:after="120"/>
+      </w:pPr>
+      <w:r>
+        <w:t xml:space="preserve">共同生活回复生命周期：每次模型调用的传输与响应读取独立有界；遇前台超时按当前角色/共同生活路线已有配置尝试一次副模型。后台恢复取消仍丢弃迟到结果；原对话与角色账号隔离规则保留。诊断面板新增单次超时、用时和上限。</w:t>
+      </w:r>
+    </w:p>
+    <w:p>
+      <w:pPr>
+        <w:spacing w:after="120"/>
+      </w:pPr>
+      <w:r>
+        <w:t xml:space="preserve">本地候选网页及私人内置页v1232，私人原生版本1.0.355（355），桥37。保留v1231/iOS354轻量状态快照、原生耗时诊断、v1230整度空调与iOS352屏幕同步改动。旧v1231打包脚本作为旧版本资料保留，不能用于打包v1232。</w:t>
+      </w:r>
+    </w:p>
+    <w:p>
+      <w:pPr>
+        <w:spacing w:after="120"/>
+      </w:pPr>
+      <w:r>
+        <w:t xml:space="preserve">本轮已实现并通过隔离运行与页面验证，尚未Mac/iPhone验收，未提交或推送。模型本身慢、上游负载及故障手机实际安装build仍需要真实环境证据，不保证每次调用都会成功。</w:t>
       </w:r>
     </w:p>
     <w:sectPr>

--- a/docs/maintenance/AI开发项目_项目说明文档.docx
+++ b/docs/maintenance/AI开发项目_项目说明文档.docx
@@ -12560,6 +12560,21 @@
       </w:pPr>
       <w:r>
         <w:t xml:space="preserve">本轮已实现并通过隔离运行与页面验证，尚未Mac/iPhone验收，未提交或推送。模型本身慢、上游负载及故障手机实际安装build仍需要真实环境证据，不保证每次调用都会成功。</w:t>
+      </w:r>
+    </w:p>
+    <w:p>
+      <w:r>
+        <w:t>2026-09-11 v1233 完整备份保存与导入优化</w:t>
+      </w:r>
+    </w:p>
+    <w:p>
+      <w:r>
+        <w:t>发布范围：网页v1233；私人内置网页同步共享功能源码，原生仍1.0.355（355）及桥37，本次不生成私人包，旧v1232压缩包不变。设置的导出先生成文件，再由用户明确点击下载或系统分享。导入保留完整数据格式、模型配置和聊天，按批次写入图片并及时释放新增内存缓存。</w:t>
+      </w:r>
+    </w:p>
+    <w:p>
+      <w:r>
+        <w:t>真实华为手机Edge的下载管理器与导入后长期性能未验证。详细自动化证据与发布状态见v1233发布核验；不能把Windows浏览器验收当作真实手机验收。</w:t>
       </w:r>
     </w:p>
     <w:sectPr>

--- a/docs/maintenance/AI开发项目_项目说明文档.docx
+++ b/docs/maintenance/AI开发项目_项目说明文档.docx
@@ -12575,6 +12575,21 @@
     <w:p>
       <w:r>
         <w:t>真实华为手机Edge的下载管理器与导入后长期性能未验证。详细自动化证据与发布状态见v1233发布核验；不能把Windows浏览器验收当作真实手机验收。</w:t>
+      </w:r>
+    </w:p>
+    <w:p>
+      <w:r>
+        <w:t xml:space="preserve">2026-09-11 v1234 华为 Edge 备份下载修复</w:t>
+      </w:r>
+    </w:p>
+    <w:p>
+      <w:r>
+        <w:t xml:space="preserve">网页和私人内置源码同步到 v1234。设置里的完整备份点击后立即显示生成进度；完成后华为和 Edge 用户优先使用系统保存或 TXT 下载。TXT 文件保持完整 JSON 内容，可直接从导入入口选择。JSON 普通下载仍保留。私人原生保持 iOS 1.0.355（355）和桥 37，本次不打包私人版本。</w:t>
+      </w:r>
+    </w:p>
+    <w:p>
+      <w:r>
+        <w:t xml:space="preserve">Windows Edge 验证覆盖受 Service Worker 控制的网页入口、约 16 MB 分享文件正文、导入与重载。操作系统分享面板和真实华为手机没有自动化访问条件，发布结论不得写成华为真机通过。</w:t>
       </w:r>
     </w:p>
     <w:sectPr>

--- a/docs/maintenance/AI开发项目_项目说明文档.docx
+++ b/docs/maintenance/AI开发项目_项目说明文档.docx
@@ -12590,6 +12590,34 @@
     <w:p>
       <w:r>
         <w:t xml:space="preserve">Windows Edge 验证覆盖受 Service Worker 控制的网页入口、约 16 MB 分享文件正文、导入与重载。操作系统分享面板和真实华为手机没有自动化访问条件，发布结论不得写成华为真机通过。</w:t>
+      </w:r>
+    </w:p>
+    <w:p>
+      <w:pPr>
+        <w:pStyle w:val="Heading1"/>
+      </w:pPr>
+      <w:r>
+        <w:t xml:space="preserve">2026-09-11 v1236 华为 Edge 完整备份导出回归</w:t>
+      </w:r>
+    </w:p>
+    <w:p>
+      <w:r>
+        <w:t xml:space="preserve">网页版本升级为 v1236，完整备份导出恢复为一次点击自动下载 JSON。该路径与当天上午 11 点目标华为 Edge 成功时的 v1232 行为一致。</w:t>
+      </w:r>
+    </w:p>
+    <w:p>
+      <w:r>
+        <w:t xml:space="preserve">导入侧继续分批把图片写入持久存储并释放临时缓存，以降低大备份导入后的内存占用；同时保留对 v1234 TXT 备份的导入兼容。</w:t>
+      </w:r>
+    </w:p>
+    <w:p>
+      <w:r>
+        <w:t xml:space="preserve">私人内置网页源码同步 v1236；私人原生仍为 iOS 1.0.355（355）、桥 37。本次不打包私人版本。真实华为 Edge 是否在文件管理器生成 JSON 文件，需用户在上线后复验。</w:t>
+      </w:r>
+    </w:p>
+    <w:p>
+      <w:r>
+        <w:t xml:space="preserve">v1236 发布前验证：全量 Node 测试 1811/1811 通过；网页与私人入口的授权聊天闸门通过；两个入口的一次点击 JSON 下载、导入和重载回归通过。目标华为安卓 Edge 的真实文件落盘仍待用户复验。</w:t>
       </w:r>
     </w:p>
     <w:sectPr>

--- a/docs/maintenance/AI开发项目_项目说明文档.docx
+++ b/docs/maintenance/AI开发项目_项目说明文档.docx
@@ -12618,6 +12618,21 @@
     <w:p>
       <w:r>
         <w:t xml:space="preserve">v1236 发布前验证：全量 Node 测试 1811/1811 通过；网页与私人入口的授权聊天闸门通过；两个入口的一次点击 JSON 下载、导入和重载回归通过。目标华为安卓 Edge 的真实文件落盘仍待用户复验。</w:t>
+      </w:r>
+    </w:p>
+    <w:p>
+      <w:r>
+        <w:t>2026-09-12 v1237 完整备份分段导出与导入</w:t>
+      </w:r>
+    </w:p>
+    <w:p>
+      <w:r>
+        <w:t>截图 Invalid string length 发生在备份序列化阶段。完整备份文件导出改为分块 JSON Blob，逐个还原持久化图片及主聊天、真人好友私聊和群聊归档；保留标准 JSON 文件与一次点击下载。导入通过 256 KiB 文件窗口解析，图片确认写入后以短引用进入状态树，相同图片按 SHA-256 复用；保留旧 JSON/TXT 与美化包导入兼容。</w:t>
+      </w:r>
+    </w:p>
+    <w:p>
+      <w:r>
+        <w:t>本轮网页及私人内置源码 v1237，私人原生 iOS355、桥37不变，不制作私人包。真实华为手机未实测，私人源码入口桌面测试不等于 Mac 编译、签名或真机验收。</w:t>
       </w:r>
     </w:p>
     <w:sectPr>

--- a/docs/maintenance/AI开发项目_项目说明文档.docx
+++ b/docs/maintenance/AI开发项目_项目说明文档.docx
@@ -12633,6 +12633,16 @@
     <w:p>
       <w:r>
         <w:t>本轮网页及私人内置源码 v1237，私人原生 iOS355、桥37不变，不制作私人包。真实华为手机未实测，私人源码入口桌面测试不等于 Mac 编译、签名或真机验收。</w:t>
+      </w:r>
+    </w:p>
+    <w:p>
+      <w:r>
+        <w:t>2026-09-12 v1238 备份等待与导入时序修复</w:t>
+      </w:r>
+    </w:p>
+    <w:p>
+      <w:r>
+        <w:t>用户确认v1237在iPhone网页与安卓网页仍失败。修正分段导出按字段数量频繁等待定时器的性能退化，按累计执行时间让出主线程；保留分块Blob和旧JSON兼容。导出提示区分等待原存档、整理结构、读取图片、生成文件；文件导入待旧归档回填完成后再应用。网页及私人内置源码v1238，原生iOS355、桥37不变，不制作私人包。</w:t>
       </w:r>
     </w:p>
     <w:sectPr>

--- a/docs/maintenance/AI开发项目_项目说明文档.docx
+++ b/docs/maintenance/AI开发项目_项目说明文档.docx
@@ -12643,6 +12643,41 @@
     <w:p>
       <w:r>
         <w:t>用户确认v1237在iPhone网页与安卓网页仍失败。修正分段导出按字段数量频繁等待定时器的性能退化，按累计执行时间让出主线程；保留分块Blob和旧JSON兼容。导出提示区分等待原存档、整理结构、读取图片、生成文件；文件导入待旧归档回填完成后再应用。网页及私人内置源码v1238，原生iOS355、桥37不变，不制作私人包。</w:t>
+      </w:r>
+    </w:p>
+    <w:p>
+      <w:r>
+        <w:t>2026-09-12 v1239 浏览器运行诊断 仅诊断</w:t>
+      </w:r>
+    </w:p>
+    <w:p>
+      <w:r>
+        <w:t>用户反馈多人网页卡顿、桌面图标显示异常，以及共同生活入口提示 Maximum call stack size exceeded。该提示证明入口调用栈溢出，但截图不能给出具体递归函数；不能将所有卡顿、图片缺失或页面消失归结为同一个错误，也不能把用户自己的v1238成功推广为其他存档成功。</w:t>
+      </w:r>
+    </w:p>
+    <w:p>
+      <w:r>
+        <w:t>本次采用先取证的不同方案，未改变共同生活业务、桌面布局、模型请求或存档格式。新增设置→授权与数据→浏览器运行诊断，可复制本机错误分类和经过白名单提取的脚本行号与调用帧、版本、图片状态、桌面几何、前台定时器延迟与备份阶段。入口捕获的异常需显式记录，不能仅依赖全局error。</w:t>
+      </w:r>
+    </w:p>
+    <w:p>
+      <w:r>
+        <w:t>记录最多64项，持久文本上限48000字符；不读取聊天正文、角色名字、密钥、完整网址或图片内容，不全量扫描S。大量图片阶段切换仅在内存更新，最多安排一次延迟写入；诊断存储失败不影响业务。重开读取上次记录，但多标签页可能覆盖，系统直接关闭和内存回收不一定留下证据，缺少正常结束记录不能当作已证实崩溃。</w:t>
+      </w:r>
+    </w:p>
+    <w:p>
+      <w:r>
+        <w:t>验证：v1238实际页面缺少诊断入口，新浏览器回归在旧版失败。Edge和桌面WebKit的网页及私人内置入口通过：实际共同生活入口注入递归异常后留下分类、重载保留记录、剪贴板拒绝时可长按复制、敏感错误文本不进入报告。另测64项与48000字符上限、前后台延迟区分和高频图片阶段零同步写入。</w:t>
+      </w:r>
+    </w:p>
+    <w:p>
+      <w:r>
+        <w:t>回归：网页和私人内置授权聊天闸门通过。1万条聊天48张不同图片，Edge导出684ms、导入并重载1349ms，WebKit导出2646ms、导入并重载7182ms，10000条与48张完整保留；启用Service Worker的文件备份检查也通过。目标手机具体根因尚未取得诊断，真实iPhone、安卓、模型及Mac编译未验证。</w:t>
+      </w:r>
+    </w:p>
+    <w:p>
+      <w:r>
+        <w:t>发布身份：网页及私人内置源码v1239，原生iOS1.0.355（355）、桥37不变，不制作私人包。全量测试与实际Pages发布结果见v1239_浏览器运行诊断核验.md。DOCX仅追加并验证历史正文与其余ZIP成员保留；缺少LibreOffice，未完成页面渲染验收。</w:t>
       </w:r>
     </w:p>
     <w:sectPr>
